--- a/docs/Apple-Health-快捷指令-MCP-从零搭建教程.docx
+++ b/docs/Apple-Health-快捷指令-MCP-从零搭建教程.docx
@@ -30,7 +30,7 @@
         <w:pStyle w:val="Subtitle"/>
       </w:pPr>
       <w:r>
-        <w:t>完全免费方案：iPhone 快捷指令 + Cloudflare + HTTP MCP</w:t>
+        <w:t>中国时区默认版：只用手机 + Cloudflare 一键部署 + HTTP MCP</w:t>
       </w:r>
     </w:p>
     <w:p>
@@ -52,7 +52,7 @@
           <w:color w:val="172033"/>
           <w:sz w:val="30"/>
         </w:rPr>
-        <w:t>手表把数据交给 iPhone，快捷指令每天抄一份，Cloudflare 替你保管，AI 需要时再来读。</w:t>
+        <w:t>不用电脑，不改代码，不填数据库编号。手机一键部署后，网页自动生成钥匙。</w:t>
       </w:r>
     </w:p>
     <w:tbl>
@@ -90,7 +90,7 @@
                 <w:b/>
                 <w:color w:val="2563EB"/>
               </w:rPr>
-              <w:t>云端费用</w:t>
+              <w:t>默认时区</w:t>
             </w:r>
           </w:p>
         </w:tc>
@@ -113,7 +113,7 @@
               <w:spacing w:after="0"/>
             </w:pPr>
             <w:r>
-              <w:t>个人轻量使用通常可在免费额度内</w:t>
+              <w:t>中国 Asia/Shanghai</w:t>
             </w:r>
           </w:p>
         </w:tc>
@@ -142,7 +142,7 @@
                 <w:b/>
                 <w:color w:val="2563EB"/>
               </w:rPr>
-              <w:t>电脑</w:t>
+              <w:t>所需设备</w:t>
             </w:r>
           </w:p>
         </w:tc>
@@ -165,7 +165,7 @@
               <w:spacing w:after="0"/>
             </w:pPr>
             <w:r>
-              <w:t>只在部署时使用，之后可以关机</w:t>
+              <w:t>一台 iPhone；Apple Watch 可选</w:t>
             </w:r>
           </w:p>
         </w:tc>
@@ -233,7 +233,7 @@
           <w:color w:val="526174"/>
           <w:sz w:val="18"/>
         </w:rPr>
-        <w:t>分享版教程 · 1.0 · 2026 年 7 月</w:t>
+        <w:t>手机分享版教程 · 2.0 · 2026 年 7 月</w:t>
       </w:r>
     </w:p>
     <w:p>
@@ -264,7 +264,7 @@
         <w:rPr>
           <w:color w:val="172033"/>
         </w:rPr>
-        <w:t>第一次部署只需完成 1～6；iPhone 设置在 7～10；AI 连接在 11。</w:t>
+        <w:t>先在手机一键部署并领取钥匙，再安装快捷指令，最后把 MCP 交给 AI。</w:t>
       </w:r>
     </w:p>
     <w:p>
@@ -276,7 +276,7 @@
         <w:rPr>
           <w:color w:val="172033"/>
         </w:rPr>
-        <w:t>1～2　下载代码，安装电脑小助手</w:t>
+        <w:t>第一～二部分　手机一键部署，打开设置页领取钥匙</w:t>
       </w:r>
     </w:p>
     <w:p>
@@ -288,7 +288,7 @@
         <w:rPr>
           <w:color w:val="172033"/>
         </w:rPr>
-        <w:t>3～6　Cloudflare 登录、建数据库、放钥匙、部署</w:t>
+        <w:t>第三～五部分　安装或制作健康、睡眠快捷指令</w:t>
       </w:r>
     </w:p>
     <w:p>
@@ -300,7 +300,7 @@
         <w:rPr>
           <w:color w:val="172033"/>
         </w:rPr>
-        <w:t>7～9　心率、其他指标、睡眠快捷指令</w:t>
+        <w:t>第六～七部分　自动运行并把 3 个工具交给 AI</w:t>
       </w:r>
     </w:p>
     <w:p>
@@ -312,7 +312,7 @@
         <w:rPr>
           <w:color w:val="172033"/>
         </w:rPr>
-        <w:t>10　让 iPhone 每天自己运行</w:t>
+        <w:t>第八部分　群主制作 iCloud 链接，让群友点链接安装</w:t>
       </w:r>
     </w:p>
     <w:p>
@@ -324,19 +324,7 @@
         <w:rPr>
           <w:color w:val="172033"/>
         </w:rPr>
-        <w:t>11　把 3 个只读 MCP 工具交给 AI</w:t>
-      </w:r>
-    </w:p>
-    <w:p>
-      <w:pPr>
-        <w:pStyle w:val="ListBullet"/>
-        <w:spacing w:after="60"/>
-      </w:pPr>
-      <w:r>
-        <w:rPr>
-          <w:color w:val="172033"/>
-        </w:rPr>
-        <w:t>12～16　优缺点、排错、隐私和最终检查</w:t>
+        <w:t>最后　优缺点与完成检查</w:t>
       </w:r>
     </w:p>
     <w:p>
@@ -348,7 +336,15 @@
         <w:rPr>
           <w:color w:val="0F766E"/>
         </w:rPr>
-        <w:t>重要：公开分享代码和教程没有问题，但任何人的 Worker 地址、数据库编号和两把钥匙都不能跟着公开。</w:t>
+        <w:t>重要：公开分享代码和教程没有问题，但任何人的 Worker 地址、部署密码和两把钥匙都不能跟着公开。</w:t>
+      </w:r>
+    </w:p>
+    <w:p>
+      <w:pPr>
+        <w:pStyle w:val="Heading1"/>
+      </w:pPr>
+      <w:r>
+        <w:t xml:space="preserve"> 中国时区默认版｜不装软件｜不碰代码</w:t>
       </w:r>
     </w:p>
     <w:p>
@@ -356,7 +352,7 @@
         <w:rPr>
           <w:color w:val="172033"/>
         </w:rPr>
-        <w:t>版本：1.0（2026 年 7 月）</w:t>
+        <w:t>版本：2.0（2026 年 7 月）</w:t>
       </w:r>
     </w:p>
     <w:p>
@@ -368,7 +364,71 @@
         <w:rPr>
           <w:color w:val="0F766E"/>
         </w:rPr>
-        <w:t>先说人话：手表把数据交给 iPhone；iPhone 的“快捷指令”每天抄一份；Cloudflare 替你保管；AI 需要时再来读。</w:t>
+        <w:t>这版不需要电脑。Cloudflare 会自动创建数据库，手机设置页会自动生成钥匙。你只需要点网页、填一个部署密码，再在 iPhone 安装或制作两个快捷指令。</w:t>
+      </w:r>
+    </w:p>
+    <w:p>
+      <w:pPr>
+        <w:spacing w:after="40"/>
+      </w:pPr>
+    </w:p>
+    <w:p>
+      <w:pPr>
+        <w:pStyle w:val="Heading1"/>
+      </w:pPr>
+      <w:r>
+        <w:t xml:space="preserve"> 先看懂这条路</w:t>
+      </w:r>
+    </w:p>
+    <w:p>
+      <w:pPr>
+        <w:pStyle w:val="CodeBlock"/>
+        <w:shd w:fill="101827"/>
+      </w:pPr>
+      <w:r>
+        <w:rPr>
+          <w:rFonts w:ascii="Consolas" w:hAnsi="Consolas"/>
+          <w:color w:val="F8FAFC"/>
+          <w:sz w:val="17"/>
+        </w:rPr>
+        <w:t>Apple Watch</w:t>
+        <w:br/>
+        <w:t xml:space="preserve">    ↓</w:t>
+        <w:br/>
+        <w:t>iPhone“健康”</w:t>
+        <w:br/>
+        <w:t xml:space="preserve">    ↓ 快捷指令每天送一次</w:t>
+        <w:br/>
+        <w:t>你自己的 Cloudflare</w:t>
+        <w:br/>
+        <w:t xml:space="preserve">    ↓ AI 需要时读取</w:t>
+        <w:br/>
+        <w:t>3 个只读健康工具</w:t>
+      </w:r>
+    </w:p>
+    <w:p>
+      <w:pPr>
+        <w:keepNext/>
+      </w:pPr>
+      <w:r>
+        <w:rPr>
+          <w:color w:val="172033"/>
+        </w:rPr>
+        <w:t>默认时区已经是中国：</w:t>
+      </w:r>
+    </w:p>
+    <w:p>
+      <w:pPr>
+        <w:pStyle w:val="CodeBlock"/>
+        <w:shd w:fill="101827"/>
+      </w:pPr>
+      <w:r>
+        <w:rPr>
+          <w:rFonts w:ascii="Consolas" w:hAnsi="Consolas"/>
+          <w:color w:val="F8FAFC"/>
+          <w:sz w:val="17"/>
+        </w:rPr>
+        <w:t>Asia/Shanghai</w:t>
       </w:r>
     </w:p>
     <w:p>
@@ -376,7 +436,7 @@
         <w:rPr>
           <w:color w:val="172033"/>
         </w:rPr>
-        <w:t>这份教程没有使用任何付费健康导出 App。代码是独立写的，采用 MIT 开源许可证。每个人应部署自己的那一份，不要多人共用一把钥匙。</w:t>
+        <w:t>不用改文件，不用填写数据库编号，不用运行任何命令。</w:t>
       </w:r>
     </w:p>
     <w:p>
@@ -389,412 +449,7 @@
         <w:pStyle w:val="Heading1"/>
       </w:pPr>
       <w:r>
-        <w:t xml:space="preserve"> 0. 先看结果</w:t>
-      </w:r>
-    </w:p>
-    <w:p>
-      <w:pPr>
-        <w:keepNext/>
-      </w:pPr>
-      <w:r>
-        <w:rPr>
-          <w:color w:val="172033"/>
-        </w:rPr>
-        <w:t>完成后，AI 有 3 个按钮：</w:t>
-      </w:r>
-    </w:p>
-    <w:tbl>
-      <w:tblPr>
-        <w:tblW w:type="auto" w:w="0"/>
-        <w:jc w:val="center"/>
-        <w:tblLayout w:type="autofit"/>
-        <w:tblLook w:firstColumn="1" w:firstRow="1" w:lastColumn="0" w:lastRow="0" w:noHBand="0" w:noVBand="1" w:val="04A0"/>
-      </w:tblPr>
-      <w:tblGrid>
-        <w:gridCol w:w="3437"/>
-        <w:gridCol w:w="3437"/>
-        <w:gridCol w:w="3437"/>
-      </w:tblGrid>
-      <w:tr>
-        <w:trPr>
-          <w:cantSplit/>
-          <w:tblHeader w:val="true"/>
-        </w:trPr>
-        <w:tc>
-          <w:tcPr>
-            <w:tcW w:type="dxa" w:w="3437"/>
-            <w:vAlign w:val="center"/>
-            <w:tcBorders>
-              <w:top w:val="single" w:sz="6" w:color="CCD5E1"/>
-              <w:left w:val="single" w:sz="6" w:color="CCD5E1"/>
-              <w:bottom w:val="single" w:sz="6" w:color="CCD5E1"/>
-              <w:right w:val="single" w:sz="6" w:color="CCD5E1"/>
-              <w:insideH w:val="single" w:sz="6" w:color="CCD5E1"/>
-              <w:insideV w:val="single" w:sz="6" w:color="CCD5E1"/>
-            </w:tcBorders>
-            <w:shd w:fill="2563EB"/>
-          </w:tcPr>
-          <w:p>
-            <w:pPr>
-              <w:keepNext/>
-              <w:spacing w:before="30" w:after="30"/>
-            </w:pPr>
-            <w:r>
-              <w:rPr>
-                <w:b/>
-                <w:color w:val="FFFFFF"/>
-                <w:sz w:val="18"/>
-              </w:rPr>
-              <w:t>AI 按钮</w:t>
-            </w:r>
-          </w:p>
-        </w:tc>
-        <w:tc>
-          <w:tcPr>
-            <w:tcW w:type="dxa" w:w="3437"/>
-            <w:vAlign w:val="center"/>
-            <w:tcBorders>
-              <w:top w:val="single" w:sz="6" w:color="CCD5E1"/>
-              <w:left w:val="single" w:sz="6" w:color="CCD5E1"/>
-              <w:bottom w:val="single" w:sz="6" w:color="CCD5E1"/>
-              <w:right w:val="single" w:sz="6" w:color="CCD5E1"/>
-              <w:insideH w:val="single" w:sz="6" w:color="CCD5E1"/>
-              <w:insideV w:val="single" w:sz="6" w:color="CCD5E1"/>
-            </w:tcBorders>
-            <w:shd w:fill="2563EB"/>
-          </w:tcPr>
-          <w:p>
-            <w:pPr>
-              <w:keepNext/>
-              <w:spacing w:before="30" w:after="30"/>
-            </w:pPr>
-            <w:r>
-              <w:rPr>
-                <w:b/>
-                <w:color w:val="FFFFFF"/>
-                <w:sz w:val="18"/>
-              </w:rPr>
-              <w:t>它能做什么</w:t>
-            </w:r>
-          </w:p>
-        </w:tc>
-        <w:tc>
-          <w:tcPr>
-            <w:tcW w:type="dxa" w:w="3437"/>
-            <w:vAlign w:val="center"/>
-            <w:tcBorders>
-              <w:top w:val="single" w:sz="6" w:color="CCD5E1"/>
-              <w:left w:val="single" w:sz="6" w:color="CCD5E1"/>
-              <w:bottom w:val="single" w:sz="6" w:color="CCD5E1"/>
-              <w:right w:val="single" w:sz="6" w:color="CCD5E1"/>
-              <w:insideH w:val="single" w:sz="6" w:color="CCD5E1"/>
-              <w:insideV w:val="single" w:sz="6" w:color="CCD5E1"/>
-            </w:tcBorders>
-            <w:shd w:fill="2563EB"/>
-          </w:tcPr>
-          <w:p>
-            <w:pPr>
-              <w:keepNext/>
-              <w:spacing w:before="30" w:after="30"/>
-            </w:pPr>
-            <w:r>
-              <w:rPr>
-                <w:b/>
-                <w:color w:val="FFFFFF"/>
-                <w:sz w:val="18"/>
-              </w:rPr>
-              <w:t>一般何时用</w:t>
-            </w:r>
-          </w:p>
-        </w:tc>
-      </w:tr>
-      <w:tr>
-        <w:trPr>
-          <w:cantSplit/>
-        </w:trPr>
-        <w:tc>
-          <w:tcPr>
-            <w:tcW w:type="dxa" w:w="3437"/>
-            <w:vAlign w:val="center"/>
-            <w:tcBorders>
-              <w:top w:val="single" w:sz="6" w:color="CCD5E1"/>
-              <w:left w:val="single" w:sz="6" w:color="CCD5E1"/>
-              <w:bottom w:val="single" w:sz="6" w:color="CCD5E1"/>
-              <w:right w:val="single" w:sz="6" w:color="CCD5E1"/>
-              <w:insideH w:val="single" w:sz="6" w:color="CCD5E1"/>
-              <w:insideV w:val="single" w:sz="6" w:color="CCD5E1"/>
-            </w:tcBorders>
-            <w:shd w:fill="FFFFFF"/>
-          </w:tcPr>
-          <w:p>
-            <w:pPr>
-              <w:keepNext/>
-              <w:spacing w:before="30" w:after="30"/>
-            </w:pPr>
-            <w:r>
-              <w:rPr>
-                <w:rFonts w:ascii="Consolas" w:hAnsi="Consolas"/>
-                <w:color w:val="0F766E"/>
-                <w:sz w:val="18"/>
-              </w:rPr>
-              <w:t>health_now</w:t>
-            </w:r>
-          </w:p>
-        </w:tc>
-        <w:tc>
-          <w:tcPr>
-            <w:tcW w:type="dxa" w:w="3437"/>
-            <w:vAlign w:val="center"/>
-            <w:tcBorders>
-              <w:top w:val="single" w:sz="6" w:color="CCD5E1"/>
-              <w:left w:val="single" w:sz="6" w:color="CCD5E1"/>
-              <w:bottom w:val="single" w:sz="6" w:color="CCD5E1"/>
-              <w:right w:val="single" w:sz="6" w:color="CCD5E1"/>
-              <w:insideH w:val="single" w:sz="6" w:color="CCD5E1"/>
-              <w:insideV w:val="single" w:sz="6" w:color="CCD5E1"/>
-            </w:tcBorders>
-            <w:shd w:fill="FFFFFF"/>
-          </w:tcPr>
-          <w:p>
-            <w:pPr>
-              <w:keepNext/>
-              <w:spacing w:before="30" w:after="30"/>
-            </w:pPr>
-            <w:r>
-              <w:rPr>
-                <w:color w:val="172033"/>
-                <w:sz w:val="18"/>
-              </w:rPr>
-              <w:t>看最近心率、今天步数、最近睡眠</w:t>
-            </w:r>
-          </w:p>
-        </w:tc>
-        <w:tc>
-          <w:tcPr>
-            <w:tcW w:type="dxa" w:w="3437"/>
-            <w:vAlign w:val="center"/>
-            <w:tcBorders>
-              <w:top w:val="single" w:sz="6" w:color="CCD5E1"/>
-              <w:left w:val="single" w:sz="6" w:color="CCD5E1"/>
-              <w:bottom w:val="single" w:sz="6" w:color="CCD5E1"/>
-              <w:right w:val="single" w:sz="6" w:color="CCD5E1"/>
-              <w:insideH w:val="single" w:sz="6" w:color="CCD5E1"/>
-              <w:insideV w:val="single" w:sz="6" w:color="CCD5E1"/>
-            </w:tcBorders>
-            <w:shd w:fill="FFFFFF"/>
-          </w:tcPr>
-          <w:p>
-            <w:pPr>
-              <w:keepNext/>
-              <w:spacing w:before="30" w:after="30"/>
-            </w:pPr>
-            <w:r>
-              <w:rPr>
-                <w:color w:val="172033"/>
-                <w:sz w:val="18"/>
-              </w:rPr>
-              <w:t>聊天时自然关心你</w:t>
-            </w:r>
-          </w:p>
-        </w:tc>
-      </w:tr>
-      <w:tr>
-        <w:trPr>
-          <w:cantSplit/>
-        </w:trPr>
-        <w:tc>
-          <w:tcPr>
-            <w:tcW w:type="dxa" w:w="3437"/>
-            <w:vAlign w:val="center"/>
-            <w:tcBorders>
-              <w:top w:val="single" w:sz="6" w:color="CCD5E1"/>
-              <w:left w:val="single" w:sz="6" w:color="CCD5E1"/>
-              <w:bottom w:val="single" w:sz="6" w:color="CCD5E1"/>
-              <w:right w:val="single" w:sz="6" w:color="CCD5E1"/>
-              <w:insideH w:val="single" w:sz="6" w:color="CCD5E1"/>
-              <w:insideV w:val="single" w:sz="6" w:color="CCD5E1"/>
-            </w:tcBorders>
-            <w:shd w:fill="F3F5F8"/>
-          </w:tcPr>
-          <w:p>
-            <w:pPr>
-              <w:keepNext/>
-              <w:spacing w:before="30" w:after="30"/>
-            </w:pPr>
-            <w:r>
-              <w:rPr>
-                <w:rFonts w:ascii="Consolas" w:hAnsi="Consolas"/>
-                <w:color w:val="0F766E"/>
-                <w:sz w:val="18"/>
-              </w:rPr>
-              <w:t>health_detail</w:t>
-            </w:r>
-          </w:p>
-        </w:tc>
-        <w:tc>
-          <w:tcPr>
-            <w:tcW w:type="dxa" w:w="3437"/>
-            <w:vAlign w:val="center"/>
-            <w:tcBorders>
-              <w:top w:val="single" w:sz="6" w:color="CCD5E1"/>
-              <w:left w:val="single" w:sz="6" w:color="CCD5E1"/>
-              <w:bottom w:val="single" w:sz="6" w:color="CCD5E1"/>
-              <w:right w:val="single" w:sz="6" w:color="CCD5E1"/>
-              <w:insideH w:val="single" w:sz="6" w:color="CCD5E1"/>
-              <w:insideV w:val="single" w:sz="6" w:color="CCD5E1"/>
-            </w:tcBorders>
-            <w:shd w:fill="F3F5F8"/>
-          </w:tcPr>
-          <w:p>
-            <w:pPr>
-              <w:keepNext/>
-              <w:spacing w:before="30" w:after="30"/>
-            </w:pPr>
-            <w:r>
-              <w:rPr>
-                <w:color w:val="172033"/>
-                <w:sz w:val="18"/>
-              </w:rPr>
-              <w:t>看某晚睡眠或某项指标明细</w:t>
-            </w:r>
-          </w:p>
-        </w:tc>
-        <w:tc>
-          <w:tcPr>
-            <w:tcW w:type="dxa" w:w="3437"/>
-            <w:vAlign w:val="center"/>
-            <w:tcBorders>
-              <w:top w:val="single" w:sz="6" w:color="CCD5E1"/>
-              <w:left w:val="single" w:sz="6" w:color="CCD5E1"/>
-              <w:bottom w:val="single" w:sz="6" w:color="CCD5E1"/>
-              <w:right w:val="single" w:sz="6" w:color="CCD5E1"/>
-              <w:insideH w:val="single" w:sz="6" w:color="CCD5E1"/>
-              <w:insideV w:val="single" w:sz="6" w:color="CCD5E1"/>
-            </w:tcBorders>
-            <w:shd w:fill="F3F5F8"/>
-          </w:tcPr>
-          <w:p>
-            <w:pPr>
-              <w:keepNext/>
-              <w:spacing w:before="30" w:after="30"/>
-            </w:pPr>
-            <w:r>
-              <w:rPr>
-                <w:color w:val="172033"/>
-                <w:sz w:val="18"/>
-              </w:rPr>
-              <w:t>你追问“昨晚哪里不好”</w:t>
-            </w:r>
-          </w:p>
-        </w:tc>
-      </w:tr>
-      <w:tr>
-        <w:trPr>
-          <w:cantSplit/>
-        </w:trPr>
-        <w:tc>
-          <w:tcPr>
-            <w:tcW w:type="dxa" w:w="3437"/>
-            <w:vAlign w:val="center"/>
-            <w:tcBorders>
-              <w:top w:val="single" w:sz="6" w:color="CCD5E1"/>
-              <w:left w:val="single" w:sz="6" w:color="CCD5E1"/>
-              <w:bottom w:val="single" w:sz="6" w:color="CCD5E1"/>
-              <w:right w:val="single" w:sz="6" w:color="CCD5E1"/>
-              <w:insideH w:val="single" w:sz="6" w:color="CCD5E1"/>
-              <w:insideV w:val="single" w:sz="6" w:color="CCD5E1"/>
-            </w:tcBorders>
-            <w:shd w:fill="FFFFFF"/>
-          </w:tcPr>
-          <w:p>
-            <w:pPr>
-              <w:spacing w:before="30" w:after="30"/>
-            </w:pPr>
-            <w:r>
-              <w:rPr>
-                <w:rFonts w:ascii="Consolas" w:hAnsi="Consolas"/>
-                <w:color w:val="0F766E"/>
-                <w:sz w:val="18"/>
-              </w:rPr>
-              <w:t>health_trends</w:t>
-            </w:r>
-          </w:p>
-        </w:tc>
-        <w:tc>
-          <w:tcPr>
-            <w:tcW w:type="dxa" w:w="3437"/>
-            <w:vAlign w:val="center"/>
-            <w:tcBorders>
-              <w:top w:val="single" w:sz="6" w:color="CCD5E1"/>
-              <w:left w:val="single" w:sz="6" w:color="CCD5E1"/>
-              <w:bottom w:val="single" w:sz="6" w:color="CCD5E1"/>
-              <w:right w:val="single" w:sz="6" w:color="CCD5E1"/>
-              <w:insideH w:val="single" w:sz="6" w:color="CCD5E1"/>
-              <w:insideV w:val="single" w:sz="6" w:color="CCD5E1"/>
-            </w:tcBorders>
-            <w:shd w:fill="FFFFFF"/>
-          </w:tcPr>
-          <w:p>
-            <w:pPr>
-              <w:spacing w:before="30" w:after="30"/>
-            </w:pPr>
-            <w:r>
-              <w:rPr>
-                <w:color w:val="172033"/>
-                <w:sz w:val="18"/>
-              </w:rPr>
-              <w:t>看 7、14、30 天变化</w:t>
-            </w:r>
-          </w:p>
-        </w:tc>
-        <w:tc>
-          <w:tcPr>
-            <w:tcW w:type="dxa" w:w="3437"/>
-            <w:vAlign w:val="center"/>
-            <w:tcBorders>
-              <w:top w:val="single" w:sz="6" w:color="CCD5E1"/>
-              <w:left w:val="single" w:sz="6" w:color="CCD5E1"/>
-              <w:bottom w:val="single" w:sz="6" w:color="CCD5E1"/>
-              <w:right w:val="single" w:sz="6" w:color="CCD5E1"/>
-              <w:insideH w:val="single" w:sz="6" w:color="CCD5E1"/>
-              <w:insideV w:val="single" w:sz="6" w:color="CCD5E1"/>
-            </w:tcBorders>
-            <w:shd w:fill="FFFFFF"/>
-          </w:tcPr>
-          <w:p>
-            <w:pPr>
-              <w:spacing w:before="30" w:after="30"/>
-            </w:pPr>
-            <w:r>
-              <w:rPr>
-                <w:color w:val="172033"/>
-                <w:sz w:val="18"/>
-              </w:rPr>
-              <w:t>你问“最近是不是越来越晚睡”</w:t>
-            </w:r>
-          </w:p>
-        </w:tc>
-      </w:tr>
-    </w:tbl>
-    <w:p>
-      <w:pPr>
-        <w:spacing w:after="0"/>
-      </w:pPr>
-    </w:p>
-    <w:p>
-      <w:r>
-        <w:rPr>
-          <w:color w:val="172033"/>
-        </w:rPr>
-        <w:t>AI 不能改数据，不能删数据，也不能命令手表测量。</w:t>
-      </w:r>
-    </w:p>
-    <w:p>
-      <w:pPr>
-        <w:pStyle w:val="Heading2"/>
-      </w:pPr>
-      <w:r>
-        <w:t>你要准备的东西</w:t>
+        <w:t xml:space="preserve"> 你需要什么</w:t>
       </w:r>
     </w:p>
     <w:p>
@@ -816,7 +471,18 @@
         <w:rPr>
           <w:color w:val="172033"/>
         </w:rPr>
-        <w:t>Apple Watch 可有可无。没有手表时，可上传 iPhone 已经记录的步数等数据。</w:t>
+        <w:t>Apple Watch 可有可无。</w:t>
+      </w:r>
+    </w:p>
+    <w:p>
+      <w:pPr>
+        <w:pStyle w:val="ListBullet"/>
+      </w:pPr>
+      <w:r>
+        <w:rPr>
+          <w:color w:val="172033"/>
+        </w:rPr>
+        <w:t>一个免费的 GitHub 账号。</w:t>
       </w:r>
     </w:p>
     <w:p>
@@ -838,43 +504,7 @@
         <w:rPr>
           <w:color w:val="172033"/>
         </w:rPr>
-        <w:t>一台只在安装时使用的 Windows、Mac 或 Linux 电脑。</w:t>
-      </w:r>
-    </w:p>
-    <w:p>
-      <w:pPr>
-        <w:pStyle w:val="ListBullet"/>
-      </w:pPr>
-      <w:r>
-        <w:rPr>
-          <w:color w:val="172033"/>
-        </w:rPr>
-        <w:t>一个能添加“HTTP MCP”的 AI 软件。</w:t>
-      </w:r>
-    </w:p>
-    <w:p>
-      <w:pPr>
-        <w:pStyle w:val="Callout"/>
-        <w:shd w:fill="E8F7F4"/>
-      </w:pPr>
-      <w:r>
-        <w:rPr>
-          <w:color w:val="0F766E"/>
-        </w:rPr>
-        <w:t>电脑部署完成后就可以关机。以后是 iPhone 和 Cloudflare 自己工作。</w:t>
-      </w:r>
-    </w:p>
-    <w:p>
-      <w:pPr>
-        <w:spacing w:after="40"/>
-      </w:pPr>
-    </w:p>
-    <w:p>
-      <w:pPr>
-        <w:pStyle w:val="Heading1"/>
-      </w:pPr>
-      <w:r>
-        <w:t xml:space="preserve"> 1. 下载代码</w:t>
+        <w:t>一个能添加 HTTP MCP 的 AI 软件。</w:t>
       </w:r>
     </w:p>
     <w:p>
@@ -882,27 +512,970 @@
         <w:rPr>
           <w:color w:val="172033"/>
         </w:rPr>
-        <w:t xml:space="preserve">在公开仓库页面点绿色 </w:t>
+        <w:t>手机上的 Safari 就够了。</w:t>
+      </w:r>
+    </w:p>
+    <w:p>
+      <w:pPr>
+        <w:pStyle w:val="Callout"/>
+        <w:shd w:fill="E8F7F4"/>
+      </w:pPr>
+      <w:r>
+        <w:rPr>
+          <w:color w:val="0F766E"/>
+        </w:rPr>
+        <w:t xml:space="preserve">中国大陆访问 GitHub、Cloudflare 或 </w:t>
       </w:r>
       <w:r>
         <w:rPr>
-          <w:b/>
+          <w:rFonts w:ascii="Consolas" w:hAnsi="Consolas"/>
+          <w:color w:val="0F766E"/>
+          <w:sz w:val="18"/>
+        </w:rPr>
+        <w:t>workers.dev</w:t>
+      </w:r>
+      <w:r>
+        <w:rPr>
+          <w:color w:val="0F766E"/>
+        </w:rPr>
+        <w:t xml:space="preserve"> 偶尔可能慢或失败。这是网络连接问题，不代表你填错。免费方案无法保证所有地区、所有运营商一直畅通。</w:t>
+      </w:r>
+    </w:p>
+    <w:p>
+      <w:pPr>
+        <w:spacing w:after="40"/>
+      </w:pPr>
+    </w:p>
+    <w:p>
+      <w:pPr>
+        <w:pStyle w:val="Heading1"/>
+      </w:pPr>
+      <w:r>
+        <w:t xml:space="preserve"> 第一部分：手机一键放上云</w:t>
+      </w:r>
+    </w:p>
+    <w:p>
+      <w:pPr>
+        <w:pStyle w:val="Heading2"/>
+      </w:pPr>
+      <w:r>
+        <w:t>1. 点一键部署</w:t>
+      </w:r>
+    </w:p>
+    <w:p>
+      <w:pPr>
+        <w:keepNext/>
+      </w:pPr>
+      <w:r>
+        <w:rPr>
           <w:color w:val="172033"/>
         </w:rPr>
-        <w:t>Code</w:t>
+        <w:t>用 Safari 打开：</w:t>
+      </w:r>
+    </w:p>
+    <w:p>
+      <w:hyperlink r:id="rId11">
+        <w:r>
+          <w:rPr>
+            <w:color w:val="2563EB"/>
+            <w:u w:val="single"/>
+          </w:rPr>
+          <w:t>点这里部署到 Cloudflare</w:t>
+        </w:r>
+      </w:hyperlink>
+    </w:p>
+    <w:p>
+      <w:r>
+        <w:rPr>
+          <w:color w:val="172033"/>
+        </w:rPr>
+        <w:t>它会让你登录 GitHub 和 Cloudflare。</w:t>
+      </w:r>
+    </w:p>
+    <w:p>
+      <w:pPr>
+        <w:keepNext/>
+      </w:pPr>
+      <w:r>
+        <w:rPr>
+          <w:color w:val="172033"/>
+        </w:rPr>
+        <w:t>Cloudflare 会自动做这些事情：</w:t>
+      </w:r>
+    </w:p>
+    <w:p>
+      <w:pPr>
+        <w:pStyle w:val="ListBullet"/>
+      </w:pPr>
+      <w:r>
+        <w:rPr>
+          <w:color w:val="172033"/>
+        </w:rPr>
+        <w:t>复制一份代码到你自己的 GitHub。</w:t>
+      </w:r>
+    </w:p>
+    <w:p>
+      <w:pPr>
+        <w:pStyle w:val="ListBullet"/>
+      </w:pPr>
+      <w:r>
+        <w:rPr>
+          <w:color w:val="172033"/>
+        </w:rPr>
+        <w:t>创建一个只属于你的 Worker。</w:t>
+      </w:r>
+    </w:p>
+    <w:p>
+      <w:pPr>
+        <w:pStyle w:val="ListBullet"/>
+      </w:pPr>
+      <w:r>
+        <w:rPr>
+          <w:color w:val="172033"/>
+        </w:rPr>
+        <w:t>创建一个只属于你的 D1 健康数据小抽屉。</w:t>
+      </w:r>
+    </w:p>
+    <w:p>
+      <w:pPr>
+        <w:pStyle w:val="ListBullet"/>
+      </w:pPr>
+      <w:r>
+        <w:rPr>
+          <w:color w:val="172033"/>
+        </w:rPr>
+        <w:t>连接数据库。</w:t>
+      </w:r>
+    </w:p>
+    <w:p>
+      <w:pPr>
+        <w:pStyle w:val="ListBullet"/>
+      </w:pPr>
+      <w:r>
+        <w:rPr>
+          <w:color w:val="172033"/>
+        </w:rPr>
+        <w:t>建好数据表。</w:t>
+      </w:r>
+    </w:p>
+    <w:p>
+      <w:r>
+        <w:rPr>
+          <w:color w:val="172033"/>
+        </w:rPr>
+        <w:t>这些都不需要你看懂。</w:t>
+      </w:r>
+    </w:p>
+    <w:p>
+      <w:pPr>
+        <w:pStyle w:val="Heading2"/>
+      </w:pPr>
+      <w:r>
+        <w:t>2. 名字全部使用默认</w:t>
+      </w:r>
+    </w:p>
+    <w:p>
+      <w:pPr>
+        <w:keepNext/>
+      </w:pPr>
+      <w:r>
+        <w:rPr>
+          <w:color w:val="172033"/>
+        </w:rPr>
+        <w:t>页面如果让你填写：</w:t>
+      </w:r>
+    </w:p>
+    <w:p>
+      <w:pPr>
+        <w:pStyle w:val="ListBullet"/>
+      </w:pPr>
+      <w:r>
+        <w:rPr>
+          <w:color w:val="172033"/>
+        </w:rPr>
+        <w:t>仓库名称；</w:t>
+      </w:r>
+    </w:p>
+    <w:p>
+      <w:pPr>
+        <w:pStyle w:val="ListBullet"/>
+      </w:pPr>
+      <w:r>
+        <w:rPr>
+          <w:color w:val="172033"/>
+        </w:rPr>
+        <w:t>Worker 名称；</w:t>
+      </w:r>
+    </w:p>
+    <w:p>
+      <w:pPr>
+        <w:pStyle w:val="ListBullet"/>
+      </w:pPr>
+      <w:r>
+        <w:rPr>
+          <w:color w:val="172033"/>
+        </w:rPr>
+        <w:t>数据库名称；</w:t>
+      </w:r>
+    </w:p>
+    <w:p>
+      <w:r>
+        <w:rPr>
+          <w:color w:val="172033"/>
+        </w:rPr>
+        <w:t>都可以直接使用它给出的默认名字。</w:t>
+      </w:r>
+    </w:p>
+    <w:p>
+      <w:r>
+        <w:rPr>
+          <w:color w:val="172033"/>
+        </w:rPr>
+        <w:t>不要把别人的 Worker 或数据库拿来共用。</w:t>
+      </w:r>
+    </w:p>
+    <w:p>
+      <w:pPr>
+        <w:pStyle w:val="Heading2"/>
+      </w:pPr>
+      <w:r>
+        <w:t>3. 填“部署密码”</w:t>
+      </w:r>
+    </w:p>
+    <w:p>
+      <w:pPr>
+        <w:keepNext/>
+      </w:pPr>
+      <w:r>
+        <w:rPr>
+          <w:color w:val="172033"/>
+        </w:rPr>
+        <w:t>页面会出现：</w:t>
+      </w:r>
+    </w:p>
+    <w:p>
+      <w:pPr>
+        <w:pStyle w:val="CodeBlock"/>
+        <w:shd w:fill="101827"/>
+      </w:pPr>
+      <w:r>
+        <w:rPr>
+          <w:rFonts w:ascii="Consolas" w:hAnsi="Consolas"/>
+          <w:color w:val="F8FAFC"/>
+          <w:sz w:val="17"/>
+        </w:rPr>
+        <w:t>SETUP_KEY</w:t>
+      </w:r>
+    </w:p>
+    <w:p>
+      <w:r>
+        <w:rPr>
+          <w:color w:val="172033"/>
+        </w:rPr>
+        <w:t>这里填一串只有你知道的密码，至少 12 个字符。</w:t>
+      </w:r>
+    </w:p>
+    <w:p>
+      <w:pPr>
+        <w:keepNext/>
+      </w:pPr>
+      <w:r>
+        <w:rPr>
+          <w:color w:val="172033"/>
+        </w:rPr>
+        <w:t>可以用：</w:t>
+      </w:r>
+    </w:p>
+    <w:p>
+      <w:pPr>
+        <w:pStyle w:val="CodeBlock"/>
+        <w:shd w:fill="101827"/>
+      </w:pPr>
+      <w:r>
+        <w:rPr>
+          <w:rFonts w:ascii="Consolas" w:hAnsi="Consolas"/>
+          <w:color w:val="F8FAFC"/>
+          <w:sz w:val="17"/>
+        </w:rPr>
+        <w:t>Cloud小猫-今天吃了7个苹果!</w:t>
+      </w:r>
+    </w:p>
+    <w:p>
+      <w:r>
+        <w:rPr>
+          <w:color w:val="172033"/>
+        </w:rPr>
+        <w:t>这只是格式例子，请不要照抄。</w:t>
+      </w:r>
+    </w:p>
+    <w:p>
+      <w:pPr>
+        <w:keepNext/>
+      </w:pPr>
+      <w:r>
+        <w:rPr>
+          <w:color w:val="172033"/>
+        </w:rPr>
+        <w:t>不要使用：</w:t>
+      </w:r>
+    </w:p>
+    <w:p>
+      <w:pPr>
+        <w:pStyle w:val="ListBullet"/>
+      </w:pPr>
+      <w:r>
+        <w:rPr>
+          <w:rFonts w:ascii="Consolas" w:hAnsi="Consolas"/>
+          <w:color w:val="0F766E"/>
+          <w:sz w:val="18"/>
+        </w:rPr>
+        <w:t>123456</w:t>
+      </w:r>
+    </w:p>
+    <w:p>
+      <w:pPr>
+        <w:pStyle w:val="ListBullet"/>
+      </w:pPr>
+      <w:r>
+        <w:rPr>
+          <w:color w:val="172033"/>
+        </w:rPr>
+        <w:t>生日</w:t>
+      </w:r>
+    </w:p>
+    <w:p>
+      <w:pPr>
+        <w:pStyle w:val="ListBullet"/>
+      </w:pPr>
+      <w:r>
+        <w:rPr>
+          <w:color w:val="172033"/>
+        </w:rPr>
+        <w:t>手机号</w:t>
+      </w:r>
+    </w:p>
+    <w:p>
+      <w:pPr>
+        <w:pStyle w:val="ListBullet"/>
+      </w:pPr>
+      <w:r>
+        <w:rPr>
+          <w:color w:val="172033"/>
+        </w:rPr>
+        <w:t>群里所有人都知道的词</w:t>
+      </w:r>
+    </w:p>
+    <w:p>
+      <w:r>
+        <w:rPr>
+          <w:color w:val="172033"/>
+        </w:rPr>
+        <w:t>把部署密码存进 iPhone“密码”App 或私人备忘录。</w:t>
+      </w:r>
+    </w:p>
+    <w:p>
+      <w:pPr>
+        <w:pStyle w:val="Heading2"/>
+      </w:pPr>
+      <w:r>
+        <w:t>4. 点 Deploy</w:t>
+      </w:r>
+    </w:p>
+    <w:p>
+      <w:r>
+        <w:rPr>
+          <w:color w:val="172033"/>
+        </w:rPr>
+        <w:t>点“Deploy”或“部署”，等待页面显示成功。</w:t>
+      </w:r>
+    </w:p>
+    <w:p>
+      <w:r>
+        <w:rPr>
+          <w:color w:val="172033"/>
+        </w:rPr>
+        <w:t>手机不要立刻锁屏。通常需要几十秒到几分钟。</w:t>
+      </w:r>
+    </w:p>
+    <w:p>
+      <w:pPr>
+        <w:keepNext/>
+      </w:pPr>
+      <w:r>
+        <w:rPr>
+          <w:color w:val="172033"/>
+        </w:rPr>
+        <w:t>成功后会出现一个类似这样的地址：</w:t>
+      </w:r>
+    </w:p>
+    <w:p>
+      <w:pPr>
+        <w:pStyle w:val="CodeBlock"/>
+        <w:shd w:fill="101827"/>
+      </w:pPr>
+      <w:r>
+        <w:rPr>
+          <w:rFonts w:ascii="Consolas" w:hAnsi="Consolas"/>
+          <w:color w:val="F8FAFC"/>
+          <w:sz w:val="17"/>
+        </w:rPr>
+        <w:t>https://你的名字.你的账号.workers.dev</w:t>
+      </w:r>
+    </w:p>
+    <w:p>
+      <w:r>
+        <w:rPr>
+          <w:color w:val="172033"/>
+        </w:rPr>
+        <w:t>这叫“我的云地址”。</w:t>
+      </w:r>
+    </w:p>
+    <w:p>
+      <w:pPr>
+        <w:spacing w:after="40"/>
+      </w:pPr>
+    </w:p>
+    <w:p>
+      <w:pPr>
+        <w:pStyle w:val="Heading1"/>
+      </w:pPr>
+      <w:r>
+        <w:t xml:space="preserve"> 第二部分：手机领取两把钥匙</w:t>
+      </w:r>
+    </w:p>
+    <w:p>
+      <w:pPr>
+        <w:pStyle w:val="Heading2"/>
+      </w:pPr>
+      <w:r>
+        <w:t>5. 打开设置页</w:t>
+      </w:r>
+    </w:p>
+    <w:p>
+      <w:pPr>
+        <w:keepNext/>
+      </w:pPr>
+      <w:r>
+        <w:rPr>
+          <w:color w:val="172033"/>
+        </w:rPr>
+        <w:t>在“我的云地址”后面加：</w:t>
+      </w:r>
+    </w:p>
+    <w:p>
+      <w:pPr>
+        <w:pStyle w:val="CodeBlock"/>
+        <w:shd w:fill="101827"/>
+      </w:pPr>
+      <w:r>
+        <w:rPr>
+          <w:rFonts w:ascii="Consolas" w:hAnsi="Consolas"/>
+          <w:color w:val="F8FAFC"/>
+          <w:sz w:val="17"/>
+        </w:rPr>
+        <w:t>/setup</w:t>
+      </w:r>
+    </w:p>
+    <w:p>
+      <w:pPr>
+        <w:keepNext/>
+      </w:pPr>
+      <w:r>
+        <w:rPr>
+          <w:color w:val="172033"/>
+        </w:rPr>
+        <w:t>例如：</w:t>
+      </w:r>
+    </w:p>
+    <w:p>
+      <w:pPr>
+        <w:pStyle w:val="CodeBlock"/>
+        <w:shd w:fill="101827"/>
+      </w:pPr>
+      <w:r>
+        <w:rPr>
+          <w:rFonts w:ascii="Consolas" w:hAnsi="Consolas"/>
+          <w:color w:val="F8FAFC"/>
+          <w:sz w:val="17"/>
+        </w:rPr>
+        <w:t>https://你的名字.你的账号.workers.dev/setup</w:t>
+      </w:r>
+    </w:p>
+    <w:p>
+      <w:r>
+        <w:rPr>
+          <w:color w:val="172033"/>
+        </w:rPr>
+        <w:t>用 Safari 打开。</w:t>
+      </w:r>
+    </w:p>
+    <w:p>
+      <w:pPr>
+        <w:pStyle w:val="Heading2"/>
+      </w:pPr>
+      <w:r>
+        <w:t>6. 输入部署密码</w:t>
+      </w:r>
+    </w:p>
+    <w:p>
+      <w:r>
+        <w:rPr>
+          <w:color w:val="172033"/>
+        </w:rPr>
+        <w:t xml:space="preserve">输入刚才的 </w:t>
+      </w:r>
+      <w:r>
+        <w:rPr>
+          <w:rFonts w:ascii="Consolas" w:hAnsi="Consolas"/>
+          <w:color w:val="0F766E"/>
+          <w:sz w:val="18"/>
+        </w:rPr>
+        <w:t>SETUP_KEY</w:t>
       </w:r>
       <w:r>
         <w:rPr>
           <w:color w:val="172033"/>
         </w:rPr>
-        <w:t xml:space="preserve">，再点 </w:t>
+        <w:t>，点“生成两把钥匙”。</w:t>
+      </w:r>
+    </w:p>
+    <w:p>
+      <w:pPr>
+        <w:keepNext/>
+      </w:pPr>
+      <w:r>
+        <w:rPr>
+          <w:color w:val="172033"/>
+        </w:rPr>
+        <w:t>页面会给出四项：</w:t>
+      </w:r>
+    </w:p>
+    <w:p>
+      <w:pPr>
+        <w:ind w:left="397" w:hanging="283"/>
+      </w:pPr>
+      <w:r>
+        <w:rPr>
+          <w:color w:val="172033"/>
+        </w:rPr>
+        <w:t>1.　iPhone 上传地址。</w:t>
+      </w:r>
+    </w:p>
+    <w:p>
+      <w:pPr>
+        <w:ind w:left="397" w:hanging="283"/>
+      </w:pPr>
+      <w:r>
+        <w:rPr>
+          <w:color w:val="172033"/>
+        </w:rPr>
+        <w:t>2.　iPhone 上传钥匙。</w:t>
+      </w:r>
+    </w:p>
+    <w:p>
+      <w:pPr>
+        <w:ind w:left="397" w:hanging="283"/>
+      </w:pPr>
+      <w:r>
+        <w:rPr>
+          <w:color w:val="172033"/>
+        </w:rPr>
+        <w:t>3.　AI 的 MCP 地址。</w:t>
+      </w:r>
+    </w:p>
+    <w:p>
+      <w:pPr>
+        <w:ind w:left="397" w:hanging="283"/>
+      </w:pPr>
+      <w:r>
+        <w:rPr>
+          <w:color w:val="172033"/>
+        </w:rPr>
+        <w:t>4.　AI 的 Bearer Token。</w:t>
+      </w:r>
+    </w:p>
+    <w:p>
+      <w:r>
+        <w:rPr>
+          <w:color w:val="172033"/>
+        </w:rPr>
+        <w:t>每项旁边都有“复制”按钮。</w:t>
+      </w:r>
+    </w:p>
+    <w:p>
+      <w:r>
+        <w:rPr>
+          <w:color w:val="172033"/>
+        </w:rPr>
+        <w:t>把四项存进 iPhone“密码”App或私人备忘录。</w:t>
+      </w:r>
+    </w:p>
+    <w:p>
+      <w:pPr>
+        <w:pStyle w:val="Heading2"/>
+      </w:pPr>
+      <w:r>
+        <w:t>为什么有两把钥匙？</w:t>
+      </w:r>
+    </w:p>
+    <w:p>
+      <w:pPr>
+        <w:pStyle w:val="ListBullet"/>
+      </w:pPr>
+      <w:r>
+        <w:rPr>
+          <w:color w:val="172033"/>
+        </w:rPr>
+        <w:t>第一把只能把健康数据送进去。</w:t>
+      </w:r>
+    </w:p>
+    <w:p>
+      <w:pPr>
+        <w:pStyle w:val="ListBullet"/>
+      </w:pPr>
+      <w:r>
+        <w:rPr>
+          <w:color w:val="172033"/>
+        </w:rPr>
+        <w:t>第二把只能让 AI 读取。</w:t>
+      </w:r>
+    </w:p>
+    <w:p>
+      <w:r>
+        <w:rPr>
+          <w:color w:val="172033"/>
+        </w:rPr>
+        <w:t>AI 拿不到上传钥匙，快捷指令也拿不到 AI 钥匙。</w:t>
+      </w:r>
+    </w:p>
+    <w:p>
+      <w:pPr>
+        <w:pStyle w:val="Heading2"/>
+      </w:pPr>
+      <w:r>
+        <w:t>忘记钥匙怎么办？</w:t>
+      </w:r>
+    </w:p>
+    <w:p>
+      <w:pPr>
+        <w:keepNext/>
+      </w:pPr>
+      <w:r>
+        <w:rPr>
+          <w:color w:val="172033"/>
+        </w:rPr>
+        <w:t>重新打开：</w:t>
+      </w:r>
+    </w:p>
+    <w:p>
+      <w:pPr>
+        <w:pStyle w:val="CodeBlock"/>
+        <w:shd w:fill="101827"/>
+      </w:pPr>
+      <w:r>
+        <w:rPr>
+          <w:rFonts w:ascii="Consolas" w:hAnsi="Consolas"/>
+          <w:color w:val="F8FAFC"/>
+          <w:sz w:val="17"/>
+        </w:rPr>
+        <w:t>我的云地址/setup</w:t>
+      </w:r>
+    </w:p>
+    <w:p>
+      <w:r>
+        <w:rPr>
+          <w:color w:val="172033"/>
+        </w:rPr>
+        <w:t>输入部署密码，重新生成。</w:t>
+      </w:r>
+    </w:p>
+    <w:p>
+      <w:r>
+        <w:rPr>
+          <w:color w:val="172033"/>
+        </w:rPr>
+        <w:t>旧钥匙会立刻失效，所以 iPhone 和 AI 里的钥匙也要一起换。</w:t>
+      </w:r>
+    </w:p>
+    <w:p>
+      <w:pPr>
+        <w:spacing w:after="40"/>
+      </w:pPr>
+    </w:p>
+    <w:p>
+      <w:pPr>
+        <w:pStyle w:val="Heading1"/>
+      </w:pPr>
+      <w:r>
+        <w:t xml:space="preserve"> 第三部分：安装 iPhone 快捷指令</w:t>
+      </w:r>
+    </w:p>
+    <w:p>
+      <w:r>
+        <w:rPr>
+          <w:color w:val="172033"/>
+        </w:rPr>
+        <w:t>这里有两条路。</w:t>
+      </w:r>
+    </w:p>
+    <w:p>
+      <w:pPr>
+        <w:pStyle w:val="Heading2"/>
+      </w:pPr>
+      <w:r>
+        <w:t>最简单：群主提供了 iCloud 链接</w:t>
+      </w:r>
+    </w:p>
+    <w:p>
+      <w:pPr>
+        <w:keepNext/>
+      </w:pPr>
+      <w:r>
+        <w:rPr>
+          <w:color w:val="172033"/>
+        </w:rPr>
+        <w:t>如果群主已经做好快捷指令：</w:t>
+      </w:r>
+    </w:p>
+    <w:p>
+      <w:pPr>
+        <w:ind w:left="397" w:hanging="283"/>
+      </w:pPr>
+      <w:r>
+        <w:rPr>
+          <w:color w:val="172033"/>
+        </w:rPr>
+        <w:t>1.　点“上传健康给 AI”的 iCloud 链接。</w:t>
+      </w:r>
+    </w:p>
+    <w:p>
+      <w:pPr>
+        <w:ind w:left="397" w:hanging="283"/>
+      </w:pPr>
+      <w:r>
+        <w:rPr>
+          <w:color w:val="172033"/>
+        </w:rPr>
+        <w:t>2.　点“添加快捷指令”。</w:t>
+      </w:r>
+    </w:p>
+    <w:p>
+      <w:pPr>
+        <w:ind w:left="397" w:hanging="283"/>
+      </w:pPr>
+      <w:r>
+        <w:rPr>
+          <w:color w:val="172033"/>
+        </w:rPr>
+        <w:t>3.　它询问“上传地址”时，粘贴设置页的第 1 项。</w:t>
+      </w:r>
+    </w:p>
+    <w:p>
+      <w:pPr>
+        <w:ind w:left="397" w:hanging="283"/>
+      </w:pPr>
+      <w:r>
+        <w:rPr>
+          <w:color w:val="172033"/>
+        </w:rPr>
+        <w:t>4.　它询问“上传钥匙”时，粘贴设置页的第 2 项。</w:t>
+      </w:r>
+    </w:p>
+    <w:p>
+      <w:pPr>
+        <w:ind w:left="397" w:hanging="283"/>
+      </w:pPr>
+      <w:r>
+        <w:rPr>
+          <w:color w:val="172033"/>
+        </w:rPr>
+        <w:t>5.　再用同样方法安装“上传睡眠给 AI”。</w:t>
+      </w:r>
+    </w:p>
+    <w:p>
+      <w:pPr>
+        <w:ind w:left="397" w:hanging="283"/>
+      </w:pPr>
+      <w:r>
+        <w:rPr>
+          <w:color w:val="172033"/>
+        </w:rPr>
+        <w:t>6.　第一次运行时，允许读取健康数据与联网。</w:t>
+      </w:r>
+    </w:p>
+    <w:p>
+      <w:r>
+        <w:rPr>
+          <w:color w:val="172033"/>
+        </w:rPr>
+        <w:t>这样就不用自己搭积木。</w:t>
+      </w:r>
+    </w:p>
+    <w:p>
+      <w:pPr>
+        <w:pStyle w:val="Callout"/>
+        <w:shd w:fill="E8F7F4"/>
+      </w:pPr>
+      <w:r>
+        <w:rPr>
+          <w:color w:val="0F766E"/>
+        </w:rPr>
+        <w:t>本项目不能在 Windows 上伪造 Apple 签名的快捷指令。iCloud 链接必须由一个真实 iPhone 用户创建并分享。下文会教群主只做一次。</w:t>
+      </w:r>
+    </w:p>
+    <w:p>
+      <w:pPr>
+        <w:pStyle w:val="Heading2"/>
+      </w:pPr>
+      <w:r>
+        <w:t>没有 iCloud 链接：在手机手工做</w:t>
+      </w:r>
+    </w:p>
+    <w:p>
+      <w:r>
+        <w:rPr>
+          <w:color w:val="172033"/>
+        </w:rPr>
+        <w:t>先做最小版，只上传心率。确认成功后再添加其他数据。</w:t>
+      </w:r>
+    </w:p>
+    <w:p>
+      <w:pPr>
+        <w:spacing w:after="40"/>
+      </w:pPr>
+    </w:p>
+    <w:p>
+      <w:pPr>
+        <w:pStyle w:val="Heading1"/>
+      </w:pPr>
+      <w:r>
+        <w:t xml:space="preserve"> 第四部分：手工做“上传健康给 AI”</w:t>
+      </w:r>
+    </w:p>
+    <w:p>
+      <w:pPr>
+        <w:pStyle w:val="Heading2"/>
+      </w:pPr>
+      <w:r>
+        <w:t>7. 新建快捷指令</w:t>
+      </w:r>
+    </w:p>
+    <w:p>
+      <w:pPr>
+        <w:ind w:left="397" w:hanging="283"/>
+      </w:pPr>
+      <w:r>
+        <w:rPr>
+          <w:color w:val="172033"/>
+        </w:rPr>
+        <w:t>1.　打开“快捷指令”。</w:t>
+      </w:r>
+    </w:p>
+    <w:p>
+      <w:pPr>
+        <w:ind w:left="397" w:hanging="283"/>
+      </w:pPr>
+      <w:r>
+        <w:rPr>
+          <w:color w:val="172033"/>
+        </w:rPr>
+        <w:t xml:space="preserve">2.　点右上角 </w:t>
       </w:r>
       <w:r>
         <w:rPr>
-          <w:b/>
+          <w:rFonts w:ascii="Consolas" w:hAnsi="Consolas"/>
+          <w:color w:val="0F766E"/>
+          <w:sz w:val="18"/>
+        </w:rPr>
+        <w:t>+</w:t>
+      </w:r>
+      <w:r>
+        <w:rPr>
           <w:color w:val="172033"/>
         </w:rPr>
-        <w:t>Download ZIP</w:t>
+        <w:t>。</w:t>
+      </w:r>
+    </w:p>
+    <w:p>
+      <w:pPr>
+        <w:ind w:left="397" w:hanging="283"/>
+      </w:pPr>
+      <w:r>
+        <w:rPr>
+          <w:color w:val="172033"/>
+        </w:rPr>
+        <w:t>3.　名字改成“上传健康给 AI”。</w:t>
+      </w:r>
+    </w:p>
+    <w:p>
+      <w:pPr>
+        <w:pStyle w:val="Heading2"/>
+      </w:pPr>
+      <w:r>
+        <w:t>8. 查找今天的心率</w:t>
+      </w:r>
+    </w:p>
+    <w:p>
+      <w:pPr>
+        <w:ind w:left="397" w:hanging="283"/>
+      </w:pPr>
+      <w:r>
+        <w:rPr>
+          <w:color w:val="172033"/>
+        </w:rPr>
+        <w:t>1.　添加“查找健康样本”。</w:t>
+      </w:r>
+    </w:p>
+    <w:p>
+      <w:pPr>
+        <w:ind w:left="397" w:hanging="283"/>
+      </w:pPr>
+      <w:r>
+        <w:rPr>
+          <w:color w:val="172033"/>
+        </w:rPr>
+        <w:t>2.　类型选择“心率”。</w:t>
+      </w:r>
+    </w:p>
+    <w:p>
+      <w:pPr>
+        <w:ind w:left="397" w:hanging="283"/>
+      </w:pPr>
+      <w:r>
+        <w:rPr>
+          <w:color w:val="172033"/>
+        </w:rPr>
+        <w:t>3.　条件选择“开始日期是今天”。</w:t>
+      </w:r>
+    </w:p>
+    <w:p>
+      <w:pPr>
+        <w:ind w:left="397" w:hanging="283"/>
+      </w:pPr>
+      <w:r>
+        <w:rPr>
+          <w:color w:val="172033"/>
+        </w:rPr>
+        <w:t>4.　排序选择“开始日期、最新优先”。</w:t>
+      </w:r>
+    </w:p>
+    <w:p>
+      <w:pPr>
+        <w:ind w:left="397" w:hanging="283"/>
+      </w:pPr>
+      <w:r>
+        <w:rPr>
+          <w:color w:val="172033"/>
+        </w:rPr>
+        <w:t xml:space="preserve">5.　打开“限制”，数量填 </w:t>
+      </w:r>
+      <w:r>
+        <w:rPr>
+          <w:rFonts w:ascii="Consolas" w:hAnsi="Consolas"/>
+          <w:color w:val="0F766E"/>
+          <w:sz w:val="18"/>
+        </w:rPr>
+        <w:t>20</w:t>
       </w:r>
       <w:r>
         <w:rPr>
@@ -916,7 +1489,59 @@
         <w:rPr>
           <w:color w:val="172033"/>
         </w:rPr>
-        <w:t xml:space="preserve">解压后，你会看到一个叫 </w:t>
+        <w:t>按钮名字可能因为 iOS 版本差一两个字，选意思相近的即可。</w:t>
+      </w:r>
+    </w:p>
+    <w:p>
+      <w:pPr>
+        <w:pStyle w:val="Heading2"/>
+      </w:pPr>
+      <w:r>
+        <w:t>9. 每条心率做一张小卡片</w:t>
+      </w:r>
+    </w:p>
+    <w:p>
+      <w:pPr>
+        <w:keepNext/>
+      </w:pPr>
+      <w:r>
+        <w:rPr>
+          <w:color w:val="172033"/>
+        </w:rPr>
+        <w:t>添加“重复每一项”。在重复框里面：</w:t>
+      </w:r>
+    </w:p>
+    <w:p>
+      <w:pPr>
+        <w:ind w:left="397" w:hanging="283"/>
+      </w:pPr>
+      <w:r>
+        <w:rPr>
+          <w:color w:val="172033"/>
+        </w:rPr>
+        <w:t>1.　获取“重复项目”的“值”。</w:t>
+      </w:r>
+    </w:p>
+    <w:p>
+      <w:pPr>
+        <w:ind w:left="397" w:hanging="283"/>
+      </w:pPr>
+      <w:r>
+        <w:rPr>
+          <w:color w:val="172033"/>
+        </w:rPr>
+        <w:t>2.　获取“重复项目”的“开始日期”。</w:t>
+      </w:r>
+    </w:p>
+    <w:p>
+      <w:pPr>
+        <w:ind w:left="397" w:hanging="283"/>
+      </w:pPr>
+      <w:r>
+        <w:rPr>
+          <w:color w:val="172033"/>
+        </w:rPr>
+        <w:t xml:space="preserve">3.　把开始日期格式化为 </w:t>
       </w:r>
       <w:r>
         <w:rPr>
@@ -924,422 +1549,35 @@
           <w:color w:val="0F766E"/>
           <w:sz w:val="18"/>
         </w:rPr>
-        <w:t>apple-health-shortcuts-mcp</w:t>
+        <w:t>ISO 8601</w:t>
       </w:r>
       <w:r>
         <w:rPr>
           <w:color w:val="172033"/>
         </w:rPr>
-        <w:t xml:space="preserve"> 的文件夹。</w:t>
+        <w:t>。</w:t>
       </w:r>
     </w:p>
     <w:p>
+      <w:pPr>
+        <w:ind w:left="397" w:hanging="283"/>
+      </w:pPr>
       <w:r>
         <w:rPr>
           <w:color w:val="172033"/>
         </w:rPr>
-        <w:t>不要急着改代码。我们只会改一个编号和一个时区。</w:t>
+        <w:t>4.　添加“字典”。</w:t>
       </w:r>
     </w:p>
     <w:p>
       <w:pPr>
-        <w:spacing w:after="40"/>
-      </w:pPr>
-    </w:p>
-    <w:p>
-      <w:pPr>
-        <w:pStyle w:val="Heading1"/>
-      </w:pPr>
-      <w:r>
-        <w:t xml:space="preserve"> 2. 给电脑装“小助手”</w:t>
-      </w:r>
-    </w:p>
-    <w:p>
+        <w:keepNext/>
+      </w:pPr>
       <w:r>
         <w:rPr>
           <w:color w:val="172033"/>
         </w:rPr>
-        <w:t xml:space="preserve">打开 </w:t>
-      </w:r>
-      <w:hyperlink r:id="rId11">
-        <w:r>
-          <w:rPr>
-            <w:color w:val="2563EB"/>
-            <w:u w:val="single"/>
-          </w:rPr>
-          <w:t>Node.js 官网</w:t>
-        </w:r>
-      </w:hyperlink>
-      <w:r>
-        <w:rPr>
-          <w:color w:val="172033"/>
-        </w:rPr>
-        <w:t xml:space="preserve">，下载写着 </w:t>
-      </w:r>
-      <w:r>
-        <w:rPr>
-          <w:b/>
-          <w:color w:val="172033"/>
-        </w:rPr>
-        <w:t>LTS</w:t>
-      </w:r>
-      <w:r>
-        <w:rPr>
-          <w:color w:val="172033"/>
-        </w:rPr>
-        <w:t xml:space="preserve"> 的版本并安装。一路使用默认选项即可。</w:t>
-      </w:r>
-    </w:p>
-    <w:p>
-      <w:pPr>
-        <w:keepNext/>
-      </w:pPr>
-      <w:r>
-        <w:rPr>
-          <w:color w:val="172033"/>
-        </w:rPr>
-        <w:t>安装完成后：</w:t>
-      </w:r>
-    </w:p>
-    <w:p>
-      <w:pPr>
-        <w:ind w:left="397" w:hanging="283"/>
-      </w:pPr>
-      <w:r>
-        <w:rPr>
-          <w:color w:val="172033"/>
-        </w:rPr>
-        <w:t>1.　打开项目文件夹。</w:t>
-      </w:r>
-    </w:p>
-    <w:p>
-      <w:pPr>
-        <w:ind w:left="397" w:hanging="283"/>
-      </w:pPr>
-      <w:r>
-        <w:rPr>
-          <w:color w:val="172033"/>
-        </w:rPr>
-        <w:t xml:space="preserve">2.　在文件夹空白处按住 </w:t>
-      </w:r>
-      <w:r>
-        <w:rPr>
-          <w:rFonts w:ascii="Consolas" w:hAnsi="Consolas"/>
-          <w:color w:val="0F766E"/>
-          <w:sz w:val="18"/>
-        </w:rPr>
-        <w:t>Shift</w:t>
-      </w:r>
-      <w:r>
-        <w:rPr>
-          <w:color w:val="172033"/>
-        </w:rPr>
-        <w:t>，点鼠标右键。</w:t>
-      </w:r>
-    </w:p>
-    <w:p>
-      <w:pPr>
-        <w:ind w:left="397" w:hanging="283"/>
-      </w:pPr>
-      <w:r>
-        <w:rPr>
-          <w:color w:val="172033"/>
-        </w:rPr>
-        <w:t>3.　选择“在终端中打开”或“在 PowerShell 中打开”。</w:t>
-      </w:r>
-    </w:p>
-    <w:p>
-      <w:pPr>
-        <w:ind w:left="397" w:hanging="283"/>
-      </w:pPr>
-      <w:r>
-        <w:rPr>
-          <w:color w:val="172033"/>
-        </w:rPr>
-        <w:t>4.　复制下面这行，粘贴后按回车：</w:t>
-      </w:r>
-    </w:p>
-    <w:p>
-      <w:pPr>
-        <w:pStyle w:val="CodeBlock"/>
-        <w:shd w:fill="101827"/>
-      </w:pPr>
-      <w:r>
-        <w:rPr>
-          <w:rFonts w:ascii="Consolas" w:hAnsi="Consolas"/>
-          <w:color w:val="F8FAFC"/>
-          <w:sz w:val="17"/>
-        </w:rPr>
-        <w:t>npm install</w:t>
-      </w:r>
-    </w:p>
-    <w:p>
-      <w:r>
-        <w:rPr>
-          <w:color w:val="172033"/>
-        </w:rPr>
-        <w:t xml:space="preserve">看到一堆英文滚过是正常的。没有红色 </w:t>
-      </w:r>
-      <w:r>
-        <w:rPr>
-          <w:rFonts w:ascii="Consolas" w:hAnsi="Consolas"/>
-          <w:color w:val="0F766E"/>
-          <w:sz w:val="18"/>
-        </w:rPr>
-        <w:t>error</w:t>
-      </w:r>
-      <w:r>
-        <w:rPr>
-          <w:color w:val="172033"/>
-        </w:rPr>
-        <w:t xml:space="preserve"> 就可以继续。</w:t>
-      </w:r>
-    </w:p>
-    <w:p>
-      <w:pPr>
-        <w:spacing w:after="40"/>
-      </w:pPr>
-    </w:p>
-    <w:p>
-      <w:pPr>
-        <w:pStyle w:val="Heading1"/>
-      </w:pPr>
-      <w:r>
-        <w:t xml:space="preserve"> 3. 登录 Cloudflare</w:t>
-      </w:r>
-    </w:p>
-    <w:p>
-      <w:r>
-        <w:rPr>
-          <w:color w:val="172033"/>
-        </w:rPr>
-        <w:t xml:space="preserve">先到 </w:t>
-      </w:r>
-      <w:hyperlink r:id="rId12">
-        <w:r>
-          <w:rPr>
-            <w:color w:val="2563EB"/>
-            <w:u w:val="single"/>
-          </w:rPr>
-          <w:t>Cloudflare</w:t>
-        </w:r>
-      </w:hyperlink>
-      <w:r>
-        <w:rPr>
-          <w:color w:val="172033"/>
-        </w:rPr>
-        <w:t xml:space="preserve"> 注册免费账号。</w:t>
-      </w:r>
-    </w:p>
-    <w:p>
-      <w:pPr>
-        <w:keepNext/>
-      </w:pPr>
-      <w:r>
-        <w:rPr>
-          <w:color w:val="172033"/>
-        </w:rPr>
-        <w:t>回到刚才的黑色窗口，复制：</w:t>
-      </w:r>
-    </w:p>
-    <w:p>
-      <w:pPr>
-        <w:pStyle w:val="CodeBlock"/>
-        <w:shd w:fill="101827"/>
-      </w:pPr>
-      <w:r>
-        <w:rPr>
-          <w:rFonts w:ascii="Consolas" w:hAnsi="Consolas"/>
-          <w:color w:val="F8FAFC"/>
-          <w:sz w:val="17"/>
-        </w:rPr>
-        <w:t>npx wrangler login</w:t>
-      </w:r>
-    </w:p>
-    <w:p>
-      <w:r>
-        <w:rPr>
-          <w:color w:val="172033"/>
-        </w:rPr>
-        <w:t>浏览器会打开。登录后允许 Wrangler 连接你的 Cloudflare。</w:t>
-      </w:r>
-    </w:p>
-    <w:p>
-      <w:r>
-        <w:rPr>
-          <w:color w:val="172033"/>
-        </w:rPr>
-        <w:t>如果浏览器显示成功，就回到黑色窗口。</w:t>
-      </w:r>
-    </w:p>
-    <w:p>
-      <w:pPr>
-        <w:spacing w:after="40"/>
-      </w:pPr>
-    </w:p>
-    <w:p>
-      <w:pPr>
-        <w:pStyle w:val="Heading1"/>
-      </w:pPr>
-      <w:r>
-        <w:t xml:space="preserve"> 4. 创建“健康小抽屉”</w:t>
-      </w:r>
-    </w:p>
-    <w:p>
-      <w:pPr>
-        <w:keepNext/>
-      </w:pPr>
-      <w:r>
-        <w:rPr>
-          <w:color w:val="172033"/>
-        </w:rPr>
-        <w:t>复制：</w:t>
-      </w:r>
-    </w:p>
-    <w:p>
-      <w:pPr>
-        <w:pStyle w:val="CodeBlock"/>
-        <w:shd w:fill="101827"/>
-      </w:pPr>
-      <w:r>
-        <w:rPr>
-          <w:rFonts w:ascii="Consolas" w:hAnsi="Consolas"/>
-          <w:color w:val="F8FAFC"/>
-          <w:sz w:val="17"/>
-        </w:rPr>
-        <w:t>npx wrangler d1 create apple-health-shortcuts</w:t>
-      </w:r>
-    </w:p>
-    <w:p>
-      <w:pPr>
-        <w:keepNext/>
-      </w:pPr>
-      <w:r>
-        <w:rPr>
-          <w:color w:val="172033"/>
-        </w:rPr>
-        <w:t>屏幕会给你一段内容，其中有：</w:t>
-      </w:r>
-    </w:p>
-    <w:p>
-      <w:pPr>
-        <w:pStyle w:val="CodeBlock"/>
-        <w:shd w:fill="101827"/>
-      </w:pPr>
-      <w:r>
-        <w:rPr>
-          <w:rFonts w:ascii="Consolas" w:hAnsi="Consolas"/>
-          <w:color w:val="F8FAFC"/>
-          <w:sz w:val="17"/>
-        </w:rPr>
-        <w:t>database_id = "一长串编号"</w:t>
-      </w:r>
-    </w:p>
-    <w:p>
-      <w:r>
-        <w:rPr>
-          <w:color w:val="172033"/>
-        </w:rPr>
-        <w:t>复制双引号里的那串编号。</w:t>
-      </w:r>
-    </w:p>
-    <w:p>
-      <w:pPr>
-        <w:keepNext/>
-      </w:pPr>
-      <w:r>
-        <w:rPr>
-          <w:color w:val="172033"/>
-        </w:rPr>
-        <w:t xml:space="preserve">用记事本打开项目里的 </w:t>
-      </w:r>
-      <w:r>
-        <w:rPr>
-          <w:rFonts w:ascii="Consolas" w:hAnsi="Consolas"/>
-          <w:color w:val="0F766E"/>
-          <w:sz w:val="18"/>
-        </w:rPr>
-        <w:t>wrangler.toml</w:t>
-      </w:r>
-      <w:r>
-        <w:rPr>
-          <w:color w:val="172033"/>
-        </w:rPr>
-        <w:t>，找到：</w:t>
-      </w:r>
-    </w:p>
-    <w:p>
-      <w:pPr>
-        <w:pStyle w:val="CodeBlock"/>
-        <w:shd w:fill="101827"/>
-      </w:pPr>
-      <w:r>
-        <w:rPr>
-          <w:rFonts w:ascii="Consolas" w:hAnsi="Consolas"/>
-          <w:color w:val="F8FAFC"/>
-          <w:sz w:val="17"/>
-        </w:rPr>
-        <w:t>database_id = "PASTE_YOUR_D1_DATABASE_ID_HERE"</w:t>
-      </w:r>
-    </w:p>
-    <w:p>
-      <w:r>
-        <w:rPr>
-          <w:color w:val="172033"/>
-        </w:rPr>
-        <w:t>只把大写占位文字换成你的编号。双引号要保留。</w:t>
-      </w:r>
-    </w:p>
-    <w:p>
-      <w:pPr>
-        <w:pStyle w:val="Heading2"/>
-      </w:pPr>
-      <w:r>
-        <w:t>改成自己的时区</w:t>
-      </w:r>
-    </w:p>
-    <w:p>
-      <w:pPr>
-        <w:keepNext/>
-      </w:pPr>
-      <w:r>
-        <w:rPr>
-          <w:color w:val="172033"/>
-        </w:rPr>
-        <w:t>同一个文件里还有：</w:t>
-      </w:r>
-    </w:p>
-    <w:p>
-      <w:pPr>
-        <w:pStyle w:val="CodeBlock"/>
-        <w:shd w:fill="101827"/>
-      </w:pPr>
-      <w:r>
-        <w:rPr>
-          <w:rFonts w:ascii="Consolas" w:hAnsi="Consolas"/>
-          <w:color w:val="F8FAFC"/>
-          <w:sz w:val="17"/>
-        </w:rPr>
-        <w:t>HEALTH_TIME_ZONE = "Pacific/Auckland"</w:t>
-      </w:r>
-    </w:p>
-    <w:p>
-      <w:r>
-        <w:rPr>
-          <w:color w:val="172033"/>
-        </w:rPr>
-        <w:t>如果你在新西兰，不用改。</w:t>
-      </w:r>
-    </w:p>
-    <w:p>
-      <w:pPr>
-        <w:keepNext/>
-      </w:pPr>
-      <w:r>
-        <w:rPr>
-          <w:color w:val="172033"/>
-        </w:rPr>
-        <w:t>常见例子：</w:t>
+        <w:t>字典放四行：</w:t>
       </w:r>
     </w:p>
     <w:tbl>
@@ -1383,7 +1621,7 @@
                 <w:color w:val="FFFFFF"/>
                 <w:sz w:val="18"/>
               </w:rPr>
-              <w:t>地方</w:t>
+              <w:t>左边名字</w:t>
             </w:r>
           </w:p>
         </w:tc>
@@ -1412,1154 +1650,7 @@
                 <w:color w:val="FFFFFF"/>
                 <w:sz w:val="18"/>
               </w:rPr>
-              <w:t>填什么</w:t>
-            </w:r>
-          </w:p>
-        </w:tc>
-      </w:tr>
-      <w:tr>
-        <w:trPr>
-          <w:cantSplit/>
-        </w:trPr>
-        <w:tc>
-          <w:tcPr>
-            <w:tcW w:type="dxa" w:w="5156"/>
-            <w:vAlign w:val="center"/>
-            <w:tcBorders>
-              <w:top w:val="single" w:sz="6" w:color="CCD5E1"/>
-              <w:left w:val="single" w:sz="6" w:color="CCD5E1"/>
-              <w:bottom w:val="single" w:sz="6" w:color="CCD5E1"/>
-              <w:right w:val="single" w:sz="6" w:color="CCD5E1"/>
-              <w:insideH w:val="single" w:sz="6" w:color="CCD5E1"/>
-              <w:insideV w:val="single" w:sz="6" w:color="CCD5E1"/>
-            </w:tcBorders>
-            <w:shd w:fill="FFFFFF"/>
-          </w:tcPr>
-          <w:p>
-            <w:pPr>
-              <w:keepNext/>
-              <w:spacing w:before="30" w:after="30"/>
-            </w:pPr>
-            <w:r>
-              <w:rPr>
-                <w:color w:val="172033"/>
-                <w:sz w:val="18"/>
-              </w:rPr>
-              <w:t>新西兰</w:t>
-            </w:r>
-          </w:p>
-        </w:tc>
-        <w:tc>
-          <w:tcPr>
-            <w:tcW w:type="dxa" w:w="5156"/>
-            <w:vAlign w:val="center"/>
-            <w:tcBorders>
-              <w:top w:val="single" w:sz="6" w:color="CCD5E1"/>
-              <w:left w:val="single" w:sz="6" w:color="CCD5E1"/>
-              <w:bottom w:val="single" w:sz="6" w:color="CCD5E1"/>
-              <w:right w:val="single" w:sz="6" w:color="CCD5E1"/>
-              <w:insideH w:val="single" w:sz="6" w:color="CCD5E1"/>
-              <w:insideV w:val="single" w:sz="6" w:color="CCD5E1"/>
-            </w:tcBorders>
-            <w:shd w:fill="FFFFFF"/>
-          </w:tcPr>
-          <w:p>
-            <w:pPr>
-              <w:keepNext/>
-              <w:spacing w:before="30" w:after="30"/>
-            </w:pPr>
-            <w:r>
-              <w:rPr>
-                <w:rFonts w:ascii="Consolas" w:hAnsi="Consolas"/>
-                <w:color w:val="0F766E"/>
-                <w:sz w:val="18"/>
-              </w:rPr>
-              <w:t>Pacific/Auckland</w:t>
-            </w:r>
-          </w:p>
-        </w:tc>
-      </w:tr>
-      <w:tr>
-        <w:trPr>
-          <w:cantSplit/>
-        </w:trPr>
-        <w:tc>
-          <w:tcPr>
-            <w:tcW w:type="dxa" w:w="5156"/>
-            <w:vAlign w:val="center"/>
-            <w:tcBorders>
-              <w:top w:val="single" w:sz="6" w:color="CCD5E1"/>
-              <w:left w:val="single" w:sz="6" w:color="CCD5E1"/>
-              <w:bottom w:val="single" w:sz="6" w:color="CCD5E1"/>
-              <w:right w:val="single" w:sz="6" w:color="CCD5E1"/>
-              <w:insideH w:val="single" w:sz="6" w:color="CCD5E1"/>
-              <w:insideV w:val="single" w:sz="6" w:color="CCD5E1"/>
-            </w:tcBorders>
-            <w:shd w:fill="F3F5F8"/>
-          </w:tcPr>
-          <w:p>
-            <w:pPr>
-              <w:keepNext/>
-              <w:spacing w:before="30" w:after="30"/>
-            </w:pPr>
-            <w:r>
-              <w:rPr>
-                <w:color w:val="172033"/>
-                <w:sz w:val="18"/>
-              </w:rPr>
-              <w:t>中国大陆</w:t>
-            </w:r>
-          </w:p>
-        </w:tc>
-        <w:tc>
-          <w:tcPr>
-            <w:tcW w:type="dxa" w:w="5156"/>
-            <w:vAlign w:val="center"/>
-            <w:tcBorders>
-              <w:top w:val="single" w:sz="6" w:color="CCD5E1"/>
-              <w:left w:val="single" w:sz="6" w:color="CCD5E1"/>
-              <w:bottom w:val="single" w:sz="6" w:color="CCD5E1"/>
-              <w:right w:val="single" w:sz="6" w:color="CCD5E1"/>
-              <w:insideH w:val="single" w:sz="6" w:color="CCD5E1"/>
-              <w:insideV w:val="single" w:sz="6" w:color="CCD5E1"/>
-            </w:tcBorders>
-            <w:shd w:fill="F3F5F8"/>
-          </w:tcPr>
-          <w:p>
-            <w:pPr>
-              <w:keepNext/>
-              <w:spacing w:before="30" w:after="30"/>
-            </w:pPr>
-            <w:r>
-              <w:rPr>
-                <w:rFonts w:ascii="Consolas" w:hAnsi="Consolas"/>
-                <w:color w:val="0F766E"/>
-                <w:sz w:val="18"/>
-              </w:rPr>
-              <w:t>Asia/Shanghai</w:t>
-            </w:r>
-          </w:p>
-        </w:tc>
-      </w:tr>
-      <w:tr>
-        <w:trPr>
-          <w:cantSplit/>
-        </w:trPr>
-        <w:tc>
-          <w:tcPr>
-            <w:tcW w:type="dxa" w:w="5156"/>
-            <w:vAlign w:val="center"/>
-            <w:tcBorders>
-              <w:top w:val="single" w:sz="6" w:color="CCD5E1"/>
-              <w:left w:val="single" w:sz="6" w:color="CCD5E1"/>
-              <w:bottom w:val="single" w:sz="6" w:color="CCD5E1"/>
-              <w:right w:val="single" w:sz="6" w:color="CCD5E1"/>
-              <w:insideH w:val="single" w:sz="6" w:color="CCD5E1"/>
-              <w:insideV w:val="single" w:sz="6" w:color="CCD5E1"/>
-            </w:tcBorders>
-            <w:shd w:fill="FFFFFF"/>
-          </w:tcPr>
-          <w:p>
-            <w:pPr>
-              <w:keepNext/>
-              <w:spacing w:before="30" w:after="30"/>
-            </w:pPr>
-            <w:r>
-              <w:rPr>
-                <w:color w:val="172033"/>
-                <w:sz w:val="18"/>
-              </w:rPr>
-              <w:t>日本</w:t>
-            </w:r>
-          </w:p>
-        </w:tc>
-        <w:tc>
-          <w:tcPr>
-            <w:tcW w:type="dxa" w:w="5156"/>
-            <w:vAlign w:val="center"/>
-            <w:tcBorders>
-              <w:top w:val="single" w:sz="6" w:color="CCD5E1"/>
-              <w:left w:val="single" w:sz="6" w:color="CCD5E1"/>
-              <w:bottom w:val="single" w:sz="6" w:color="CCD5E1"/>
-              <w:right w:val="single" w:sz="6" w:color="CCD5E1"/>
-              <w:insideH w:val="single" w:sz="6" w:color="CCD5E1"/>
-              <w:insideV w:val="single" w:sz="6" w:color="CCD5E1"/>
-            </w:tcBorders>
-            <w:shd w:fill="FFFFFF"/>
-          </w:tcPr>
-          <w:p>
-            <w:pPr>
-              <w:keepNext/>
-              <w:spacing w:before="30" w:after="30"/>
-            </w:pPr>
-            <w:r>
-              <w:rPr>
-                <w:rFonts w:ascii="Consolas" w:hAnsi="Consolas"/>
-                <w:color w:val="0F766E"/>
-                <w:sz w:val="18"/>
-              </w:rPr>
-              <w:t>Asia/Tokyo</w:t>
-            </w:r>
-          </w:p>
-        </w:tc>
-      </w:tr>
-      <w:tr>
-        <w:trPr>
-          <w:cantSplit/>
-        </w:trPr>
-        <w:tc>
-          <w:tcPr>
-            <w:tcW w:type="dxa" w:w="5156"/>
-            <w:vAlign w:val="center"/>
-            <w:tcBorders>
-              <w:top w:val="single" w:sz="6" w:color="CCD5E1"/>
-              <w:left w:val="single" w:sz="6" w:color="CCD5E1"/>
-              <w:bottom w:val="single" w:sz="6" w:color="CCD5E1"/>
-              <w:right w:val="single" w:sz="6" w:color="CCD5E1"/>
-              <w:insideH w:val="single" w:sz="6" w:color="CCD5E1"/>
-              <w:insideV w:val="single" w:sz="6" w:color="CCD5E1"/>
-            </w:tcBorders>
-            <w:shd w:fill="F3F5F8"/>
-          </w:tcPr>
-          <w:p>
-            <w:pPr>
-              <w:keepNext/>
-              <w:spacing w:before="30" w:after="30"/>
-            </w:pPr>
-            <w:r>
-              <w:rPr>
-                <w:color w:val="172033"/>
-                <w:sz w:val="18"/>
-              </w:rPr>
-              <w:t>英国</w:t>
-            </w:r>
-          </w:p>
-        </w:tc>
-        <w:tc>
-          <w:tcPr>
-            <w:tcW w:type="dxa" w:w="5156"/>
-            <w:vAlign w:val="center"/>
-            <w:tcBorders>
-              <w:top w:val="single" w:sz="6" w:color="CCD5E1"/>
-              <w:left w:val="single" w:sz="6" w:color="CCD5E1"/>
-              <w:bottom w:val="single" w:sz="6" w:color="CCD5E1"/>
-              <w:right w:val="single" w:sz="6" w:color="CCD5E1"/>
-              <w:insideH w:val="single" w:sz="6" w:color="CCD5E1"/>
-              <w:insideV w:val="single" w:sz="6" w:color="CCD5E1"/>
-            </w:tcBorders>
-            <w:shd w:fill="F3F5F8"/>
-          </w:tcPr>
-          <w:p>
-            <w:pPr>
-              <w:keepNext/>
-              <w:spacing w:before="30" w:after="30"/>
-            </w:pPr>
-            <w:r>
-              <w:rPr>
-                <w:rFonts w:ascii="Consolas" w:hAnsi="Consolas"/>
-                <w:color w:val="0F766E"/>
-                <w:sz w:val="18"/>
-              </w:rPr>
-              <w:t>Europe/London</w:t>
-            </w:r>
-          </w:p>
-        </w:tc>
-      </w:tr>
-      <w:tr>
-        <w:trPr>
-          <w:cantSplit/>
-        </w:trPr>
-        <w:tc>
-          <w:tcPr>
-            <w:tcW w:type="dxa" w:w="5156"/>
-            <w:vAlign w:val="center"/>
-            <w:tcBorders>
-              <w:top w:val="single" w:sz="6" w:color="CCD5E1"/>
-              <w:left w:val="single" w:sz="6" w:color="CCD5E1"/>
-              <w:bottom w:val="single" w:sz="6" w:color="CCD5E1"/>
-              <w:right w:val="single" w:sz="6" w:color="CCD5E1"/>
-              <w:insideH w:val="single" w:sz="6" w:color="CCD5E1"/>
-              <w:insideV w:val="single" w:sz="6" w:color="CCD5E1"/>
-            </w:tcBorders>
-            <w:shd w:fill="FFFFFF"/>
-          </w:tcPr>
-          <w:p>
-            <w:pPr>
-              <w:spacing w:before="30" w:after="30"/>
-            </w:pPr>
-            <w:r>
-              <w:rPr>
-                <w:color w:val="172033"/>
-                <w:sz w:val="18"/>
-              </w:rPr>
-              <w:t>美国洛杉矶</w:t>
-            </w:r>
-          </w:p>
-        </w:tc>
-        <w:tc>
-          <w:tcPr>
-            <w:tcW w:type="dxa" w:w="5156"/>
-            <w:vAlign w:val="center"/>
-            <w:tcBorders>
-              <w:top w:val="single" w:sz="6" w:color="CCD5E1"/>
-              <w:left w:val="single" w:sz="6" w:color="CCD5E1"/>
-              <w:bottom w:val="single" w:sz="6" w:color="CCD5E1"/>
-              <w:right w:val="single" w:sz="6" w:color="CCD5E1"/>
-              <w:insideH w:val="single" w:sz="6" w:color="CCD5E1"/>
-              <w:insideV w:val="single" w:sz="6" w:color="CCD5E1"/>
-            </w:tcBorders>
-            <w:shd w:fill="FFFFFF"/>
-          </w:tcPr>
-          <w:p>
-            <w:pPr>
-              <w:spacing w:before="30" w:after="30"/>
-            </w:pPr>
-            <w:r>
-              <w:rPr>
-                <w:rFonts w:ascii="Consolas" w:hAnsi="Consolas"/>
-                <w:color w:val="0F766E"/>
-                <w:sz w:val="18"/>
-              </w:rPr>
-              <w:t>America/Los_Angeles</w:t>
-            </w:r>
-          </w:p>
-        </w:tc>
-      </w:tr>
-    </w:tbl>
-    <w:p>
-      <w:pPr>
-        <w:spacing w:after="0"/>
-      </w:pPr>
-    </w:p>
-    <w:p>
-      <w:r>
-        <w:rPr>
-          <w:color w:val="172033"/>
-        </w:rPr>
-        <w:t>保存并关掉文件。</w:t>
-      </w:r>
-    </w:p>
-    <w:p>
-      <w:pPr>
-        <w:keepNext/>
-      </w:pPr>
-      <w:r>
-        <w:rPr>
-          <w:color w:val="172033"/>
-        </w:rPr>
-        <w:t>现在复制：</w:t>
-      </w:r>
-    </w:p>
-    <w:p>
-      <w:pPr>
-        <w:pStyle w:val="CodeBlock"/>
-        <w:shd w:fill="101827"/>
-      </w:pPr>
-      <w:r>
-        <w:rPr>
-          <w:rFonts w:ascii="Consolas" w:hAnsi="Consolas"/>
-          <w:color w:val="F8FAFC"/>
-          <w:sz w:val="17"/>
-        </w:rPr>
-        <w:t>npx wrangler d1 execute apple-health-shortcuts --remote --file=./schema.sql</w:t>
-      </w:r>
-    </w:p>
-    <w:p>
-      <w:r>
-        <w:rPr>
-          <w:color w:val="172033"/>
-        </w:rPr>
-        <w:t xml:space="preserve">若询问是否继续，输入 </w:t>
-      </w:r>
-      <w:r>
-        <w:rPr>
-          <w:rFonts w:ascii="Consolas" w:hAnsi="Consolas"/>
-          <w:color w:val="0F766E"/>
-          <w:sz w:val="18"/>
-        </w:rPr>
-        <w:t>y</w:t>
-      </w:r>
-      <w:r>
-        <w:rPr>
-          <w:color w:val="172033"/>
-        </w:rPr>
-        <w:t xml:space="preserve"> 再回车。看到 </w:t>
-      </w:r>
-      <w:r>
-        <w:rPr>
-          <w:rFonts w:ascii="Consolas" w:hAnsi="Consolas"/>
-          <w:color w:val="0F766E"/>
-          <w:sz w:val="18"/>
-        </w:rPr>
-        <w:t>Executed</w:t>
-      </w:r>
-      <w:r>
-        <w:rPr>
-          <w:color w:val="172033"/>
-        </w:rPr>
-        <w:t xml:space="preserve"> 或 </w:t>
-      </w:r>
-      <w:r>
-        <w:rPr>
-          <w:rFonts w:ascii="Consolas" w:hAnsi="Consolas"/>
-          <w:color w:val="0F766E"/>
-          <w:sz w:val="18"/>
-        </w:rPr>
-        <w:t>success</w:t>
-      </w:r>
-      <w:r>
-        <w:rPr>
-          <w:color w:val="172033"/>
-        </w:rPr>
-        <w:t xml:space="preserve"> 就成功。</w:t>
-      </w:r>
-    </w:p>
-    <w:p>
-      <w:pPr>
-        <w:spacing w:after="40"/>
-      </w:pPr>
-    </w:p>
-    <w:p>
-      <w:pPr>
-        <w:pStyle w:val="Heading1"/>
-      </w:pPr>
-      <w:r>
-        <w:t xml:space="preserve"> 5. 造两把钥匙</w:t>
-      </w:r>
-    </w:p>
-    <w:p>
-      <w:pPr>
-        <w:keepNext/>
-      </w:pPr>
-      <w:r>
-        <w:rPr>
-          <w:color w:val="172033"/>
-        </w:rPr>
-        <w:t>复制：</w:t>
-      </w:r>
-    </w:p>
-    <w:p>
-      <w:pPr>
-        <w:pStyle w:val="CodeBlock"/>
-        <w:shd w:fill="101827"/>
-      </w:pPr>
-      <w:r>
-        <w:rPr>
-          <w:rFonts w:ascii="Consolas" w:hAnsi="Consolas"/>
-          <w:color w:val="F8FAFC"/>
-          <w:sz w:val="17"/>
-        </w:rPr>
-        <w:t>npm run make-keys</w:t>
-      </w:r>
-    </w:p>
-    <w:p>
-      <w:pPr>
-        <w:keepNext/>
-      </w:pPr>
-      <w:r>
-        <w:rPr>
-          <w:color w:val="172033"/>
-        </w:rPr>
-        <w:t xml:space="preserve">项目里会出现 </w:t>
-      </w:r>
-      <w:r>
-        <w:rPr>
-          <w:rFonts w:ascii="Consolas" w:hAnsi="Consolas"/>
-          <w:color w:val="0F766E"/>
-          <w:sz w:val="18"/>
-        </w:rPr>
-        <w:t>my-keys.local</w:t>
-      </w:r>
-      <w:r>
-        <w:rPr>
-          <w:color w:val="172033"/>
-        </w:rPr>
-        <w:t>。用记事本打开它，你会看到：</w:t>
-      </w:r>
-    </w:p>
-    <w:p>
-      <w:pPr>
-        <w:pStyle w:val="CodeBlock"/>
-        <w:shd w:fill="101827"/>
-      </w:pPr>
-      <w:r>
-        <w:rPr>
-          <w:rFonts w:ascii="Consolas" w:hAnsi="Consolas"/>
-          <w:color w:val="F8FAFC"/>
-          <w:sz w:val="17"/>
-        </w:rPr>
-        <w:t>UPLOAD_KEY=第一把很长的钥匙</w:t>
-        <w:br/>
-        <w:t>MCP_ACCESS_KEY=第二把很长的钥匙</w:t>
-      </w:r>
-    </w:p>
-    <w:p>
-      <w:pPr>
-        <w:pStyle w:val="ListBullet"/>
-      </w:pPr>
-      <w:r>
-        <w:rPr>
-          <w:color w:val="172033"/>
-        </w:rPr>
-        <w:t>第一把给 iPhone，用来上传。</w:t>
-      </w:r>
-    </w:p>
-    <w:p>
-      <w:pPr>
-        <w:pStyle w:val="ListBullet"/>
-      </w:pPr>
-      <w:r>
-        <w:rPr>
-          <w:color w:val="172033"/>
-        </w:rPr>
-        <w:t>第二把给 AI，用来读取。</w:t>
-      </w:r>
-    </w:p>
-    <w:p>
-      <w:r>
-        <w:rPr>
-          <w:color w:val="172033"/>
-        </w:rPr>
-        <w:t>不要把这个文件发到群里，不要上传到 GitHub，不要把钥匙放进教程截图。</w:t>
-      </w:r>
-    </w:p>
-    <w:p>
-      <w:pPr>
-        <w:pStyle w:val="Heading2"/>
-      </w:pPr>
-      <w:r>
-        <w:t>把第一把放进 Cloudflare</w:t>
-      </w:r>
-    </w:p>
-    <w:p>
-      <w:pPr>
-        <w:keepNext/>
-      </w:pPr>
-      <w:r>
-        <w:rPr>
-          <w:color w:val="172033"/>
-        </w:rPr>
-        <w:t>复制：</w:t>
-      </w:r>
-    </w:p>
-    <w:p>
-      <w:pPr>
-        <w:pStyle w:val="CodeBlock"/>
-        <w:shd w:fill="101827"/>
-      </w:pPr>
-      <w:r>
-        <w:rPr>
-          <w:rFonts w:ascii="Consolas" w:hAnsi="Consolas"/>
-          <w:color w:val="F8FAFC"/>
-          <w:sz w:val="17"/>
-        </w:rPr>
-        <w:t>npx wrangler secret put UPLOAD_KEY</w:t>
-      </w:r>
-    </w:p>
-    <w:p>
-      <w:r>
-        <w:rPr>
-          <w:color w:val="172033"/>
-        </w:rPr>
-        <w:t>窗口让你输入时，粘贴第一把钥匙，按回车。</w:t>
-      </w:r>
-    </w:p>
-    <w:p>
-      <w:pPr>
-        <w:pStyle w:val="Heading2"/>
-      </w:pPr>
-      <w:r>
-        <w:t>把第二把放进 Cloudflare</w:t>
-      </w:r>
-    </w:p>
-    <w:p>
-      <w:pPr>
-        <w:keepNext/>
-      </w:pPr>
-      <w:r>
-        <w:rPr>
-          <w:color w:val="172033"/>
-        </w:rPr>
-        <w:t>复制：</w:t>
-      </w:r>
-    </w:p>
-    <w:p>
-      <w:pPr>
-        <w:pStyle w:val="CodeBlock"/>
-        <w:shd w:fill="101827"/>
-      </w:pPr>
-      <w:r>
-        <w:rPr>
-          <w:rFonts w:ascii="Consolas" w:hAnsi="Consolas"/>
-          <w:color w:val="F8FAFC"/>
-          <w:sz w:val="17"/>
-        </w:rPr>
-        <w:t>npx wrangler secret put MCP_ACCESS_KEY</w:t>
-      </w:r>
-    </w:p>
-    <w:p>
-      <w:r>
-        <w:rPr>
-          <w:color w:val="172033"/>
-        </w:rPr>
-        <w:t>粘贴第二把钥匙，按回车。</w:t>
-      </w:r>
-    </w:p>
-    <w:p>
-      <w:r>
-        <w:rPr>
-          <w:color w:val="172033"/>
-        </w:rPr>
-        <w:t>Cloudflare 会把这两项当作秘密保存，之后不会把原文显示出来。</w:t>
-      </w:r>
-    </w:p>
-    <w:p>
-      <w:pPr>
-        <w:spacing w:after="40"/>
-      </w:pPr>
-    </w:p>
-    <w:p>
-      <w:pPr>
-        <w:pStyle w:val="Heading1"/>
-      </w:pPr>
-      <w:r>
-        <w:t xml:space="preserve"> 6. 把代码放上云</w:t>
-      </w:r>
-    </w:p>
-    <w:p>
-      <w:pPr>
-        <w:keepNext/>
-      </w:pPr>
-      <w:r>
-        <w:rPr>
-          <w:color w:val="172033"/>
-        </w:rPr>
-        <w:t>复制：</w:t>
-      </w:r>
-    </w:p>
-    <w:p>
-      <w:pPr>
-        <w:pStyle w:val="CodeBlock"/>
-        <w:shd w:fill="101827"/>
-      </w:pPr>
-      <w:r>
-        <w:rPr>
-          <w:rFonts w:ascii="Consolas" w:hAnsi="Consolas"/>
-          <w:color w:val="F8FAFC"/>
-          <w:sz w:val="17"/>
-        </w:rPr>
-        <w:t>npm run deploy</w:t>
-      </w:r>
-    </w:p>
-    <w:p>
-      <w:pPr>
-        <w:keepNext/>
-      </w:pPr>
-      <w:r>
-        <w:rPr>
-          <w:color w:val="172033"/>
-        </w:rPr>
-        <w:t>最后会出现类似：</w:t>
-      </w:r>
-    </w:p>
-    <w:p>
-      <w:pPr>
-        <w:pStyle w:val="CodeBlock"/>
-        <w:shd w:fill="101827"/>
-      </w:pPr>
-      <w:r>
-        <w:rPr>
-          <w:rFonts w:ascii="Consolas" w:hAnsi="Consolas"/>
-          <w:color w:val="F8FAFC"/>
-          <w:sz w:val="17"/>
-        </w:rPr>
-        <w:t>https://apple-health-shortcuts-mcp.你自己的名字.workers.dev</w:t>
-      </w:r>
-    </w:p>
-    <w:p>
-      <w:pPr>
-        <w:keepNext/>
-      </w:pPr>
-      <w:r>
-        <w:rPr>
-          <w:color w:val="172033"/>
-        </w:rPr>
-        <w:t>把它记为：</w:t>
-      </w:r>
-    </w:p>
-    <w:p>
-      <w:pPr>
-        <w:pStyle w:val="CodeBlock"/>
-        <w:shd w:fill="101827"/>
-      </w:pPr>
-      <w:r>
-        <w:rPr>
-          <w:rFonts w:ascii="Consolas" w:hAnsi="Consolas"/>
-          <w:color w:val="F8FAFC"/>
-          <w:sz w:val="17"/>
-        </w:rPr>
-        <w:t>我的地址</w:t>
-      </w:r>
-    </w:p>
-    <w:p>
-      <w:pPr>
-        <w:keepNext/>
-      </w:pPr>
-      <w:r>
-        <w:rPr>
-          <w:color w:val="172033"/>
-        </w:rPr>
-        <w:t>用浏览器打开：</w:t>
-      </w:r>
-    </w:p>
-    <w:p>
-      <w:pPr>
-        <w:pStyle w:val="CodeBlock"/>
-        <w:shd w:fill="101827"/>
-      </w:pPr>
-      <w:r>
-        <w:rPr>
-          <w:rFonts w:ascii="Consolas" w:hAnsi="Consolas"/>
-          <w:color w:val="F8FAFC"/>
-          <w:sz w:val="17"/>
-        </w:rPr>
-        <w:t>我的地址/healthz</w:t>
-      </w:r>
-    </w:p>
-    <w:p>
-      <w:r>
-        <w:rPr>
-          <w:color w:val="172033"/>
-        </w:rPr>
-        <w:t xml:space="preserve">看到 </w:t>
-      </w:r>
-      <w:r>
-        <w:rPr>
-          <w:rFonts w:ascii="Consolas" w:hAnsi="Consolas"/>
-          <w:color w:val="0F766E"/>
-          <w:sz w:val="18"/>
-        </w:rPr>
-        <w:t>"ok": true</w:t>
-      </w:r>
-      <w:r>
-        <w:rPr>
-          <w:color w:val="172033"/>
-        </w:rPr>
-        <w:t>，云端就好了。</w:t>
-      </w:r>
-    </w:p>
-    <w:p>
-      <w:pPr>
-        <w:pStyle w:val="Callout"/>
-        <w:shd w:fill="E8F7F4"/>
-      </w:pPr>
-      <w:r>
-        <w:rPr>
-          <w:color w:val="0F766E"/>
-        </w:rPr>
-        <w:t>从现在起，电脑可以关机。Cloudflare 会继续工作。</w:t>
-      </w:r>
-    </w:p>
-    <w:p>
-      <w:pPr>
-        <w:spacing w:after="40"/>
-      </w:pPr>
-    </w:p>
-    <w:p>
-      <w:pPr>
-        <w:pStyle w:val="Heading1"/>
-      </w:pPr>
-      <w:r>
-        <w:t xml:space="preserve"> 7. 先做最小版 iPhone 快捷指令</w:t>
-      </w:r>
-    </w:p>
-    <w:p>
-      <w:r>
-        <w:rPr>
-          <w:color w:val="172033"/>
-        </w:rPr>
-        <w:t>iOS 版本与语言不同，按钮名字可能差一两个字。看到意思相近的名字就选它。</w:t>
-      </w:r>
-    </w:p>
-    <w:p>
-      <w:r>
-        <w:rPr>
-          <w:color w:val="172033"/>
-        </w:rPr>
-        <w:t>我们先只上传心率，确认整条路能走通，再复制出其他指标。这样不容易迷路。</w:t>
-      </w:r>
-    </w:p>
-    <w:p>
-      <w:pPr>
-        <w:pStyle w:val="Heading2"/>
-      </w:pPr>
-      <w:r>
-        <w:t>7.1 新建快捷指令</w:t>
-      </w:r>
-    </w:p>
-    <w:p>
-      <w:pPr>
-        <w:ind w:left="397" w:hanging="283"/>
-      </w:pPr>
-      <w:r>
-        <w:rPr>
-          <w:color w:val="172033"/>
-        </w:rPr>
-        <w:t>1.　打开 iPhone 的“快捷指令”。</w:t>
-      </w:r>
-    </w:p>
-    <w:p>
-      <w:pPr>
-        <w:ind w:left="397" w:hanging="283"/>
-      </w:pPr>
-      <w:r>
-        <w:rPr>
-          <w:color w:val="172033"/>
-        </w:rPr>
-        <w:t>2.　进入“快捷指令”页。</w:t>
-      </w:r>
-    </w:p>
-    <w:p>
-      <w:pPr>
-        <w:ind w:left="397" w:hanging="283"/>
-      </w:pPr>
-      <w:r>
-        <w:rPr>
-          <w:color w:val="172033"/>
-        </w:rPr>
-        <w:t xml:space="preserve">3.　点右上角 </w:t>
-      </w:r>
-      <w:r>
-        <w:rPr>
-          <w:rFonts w:ascii="Consolas" w:hAnsi="Consolas"/>
-          <w:color w:val="0F766E"/>
-          <w:sz w:val="18"/>
-        </w:rPr>
-        <w:t>+</w:t>
-      </w:r>
-      <w:r>
-        <w:rPr>
-          <w:color w:val="172033"/>
-        </w:rPr>
-        <w:t>。</w:t>
-      </w:r>
-    </w:p>
-    <w:p>
-      <w:pPr>
-        <w:ind w:left="397" w:hanging="283"/>
-      </w:pPr>
-      <w:r>
-        <w:rPr>
-          <w:color w:val="172033"/>
-        </w:rPr>
-        <w:t>4.　点顶部名称，改为“上传健康给 AI”。</w:t>
-      </w:r>
-    </w:p>
-    <w:p>
-      <w:pPr>
-        <w:pStyle w:val="Heading2"/>
-      </w:pPr>
-      <w:r>
-        <w:t>7.2 找出今天的心率</w:t>
-      </w:r>
-    </w:p>
-    <w:p>
-      <w:pPr>
-        <w:ind w:left="397" w:hanging="283"/>
-      </w:pPr>
-      <w:r>
-        <w:rPr>
-          <w:color w:val="172033"/>
-        </w:rPr>
-        <w:t>1.　点“添加操作”。</w:t>
-      </w:r>
-    </w:p>
-    <w:p>
-      <w:pPr>
-        <w:ind w:left="397" w:hanging="283"/>
-      </w:pPr>
-      <w:r>
-        <w:rPr>
-          <w:color w:val="172033"/>
-        </w:rPr>
-        <w:t>2.　搜索“查找健康样本”。</w:t>
-      </w:r>
-    </w:p>
-    <w:p>
-      <w:pPr>
-        <w:ind w:left="397" w:hanging="283"/>
-      </w:pPr>
-      <w:r>
-        <w:rPr>
-          <w:color w:val="172033"/>
-        </w:rPr>
-        <w:t>3.　添加“查找健康样本”。</w:t>
-      </w:r>
-    </w:p>
-    <w:p>
-      <w:pPr>
-        <w:ind w:left="397" w:hanging="283"/>
-      </w:pPr>
-      <w:r>
-        <w:rPr>
-          <w:color w:val="172033"/>
-        </w:rPr>
-        <w:t>4.　把“类型”改成“心率”。</w:t>
-      </w:r>
-    </w:p>
-    <w:p>
-      <w:pPr>
-        <w:ind w:left="397" w:hanging="283"/>
-      </w:pPr>
-      <w:r>
-        <w:rPr>
-          <w:color w:val="172033"/>
-        </w:rPr>
-        <w:t>5.　添加条件：开始日期“是今天”。</w:t>
-      </w:r>
-    </w:p>
-    <w:p>
-      <w:pPr>
-        <w:ind w:left="397" w:hanging="283"/>
-      </w:pPr>
-      <w:r>
-        <w:rPr>
-          <w:color w:val="172033"/>
-        </w:rPr>
-        <w:t>6.　排序方式选“开始日期”，顺序选“最新优先”。</w:t>
-      </w:r>
-    </w:p>
-    <w:p>
-      <w:pPr>
-        <w:ind w:left="397" w:hanging="283"/>
-      </w:pPr>
-      <w:r>
-        <w:rPr>
-          <w:color w:val="172033"/>
-        </w:rPr>
-        <w:t xml:space="preserve">7.　打开“限制”，数量先填 </w:t>
-      </w:r>
-      <w:r>
-        <w:rPr>
-          <w:rFonts w:ascii="Consolas" w:hAnsi="Consolas"/>
-          <w:color w:val="0F766E"/>
-          <w:sz w:val="18"/>
-        </w:rPr>
-        <w:t>20</w:t>
-      </w:r>
-      <w:r>
-        <w:rPr>
-          <w:color w:val="172033"/>
-        </w:rPr>
-        <w:t>。</w:t>
-      </w:r>
-    </w:p>
-    <w:p>
-      <w:pPr>
-        <w:pStyle w:val="Heading2"/>
-      </w:pPr>
-      <w:r>
-        <w:t>7.3 把每条心率做成“小卡片”</w:t>
-      </w:r>
-    </w:p>
-    <w:p>
-      <w:pPr>
-        <w:ind w:left="397" w:hanging="283"/>
-      </w:pPr>
-      <w:r>
-        <w:rPr>
-          <w:color w:val="172033"/>
-        </w:rPr>
-        <w:t>1.　再添加“重复每一项”。</w:t>
-      </w:r>
-    </w:p>
-    <w:p>
-      <w:pPr>
-        <w:ind w:left="397" w:hanging="283"/>
-      </w:pPr>
-      <w:r>
-        <w:rPr>
-          <w:color w:val="172033"/>
-        </w:rPr>
-        <w:t>2.　确认它重复的是刚才找到的健康样本。</w:t>
-      </w:r>
-    </w:p>
-    <w:p>
-      <w:pPr>
-        <w:ind w:left="397" w:hanging="283"/>
-      </w:pPr>
-      <w:r>
-        <w:rPr>
-          <w:color w:val="172033"/>
-        </w:rPr>
-        <w:t>3.　在“重复”框里面添加“获取健康样本的详细信息”。</w:t>
-      </w:r>
-    </w:p>
-    <w:p>
-      <w:pPr>
-        <w:ind w:left="397" w:hanging="283"/>
-      </w:pPr>
-      <w:r>
-        <w:rPr>
-          <w:color w:val="172033"/>
-        </w:rPr>
-        <w:t>4.　详细信息选“值”，对象选“重复项目”。</w:t>
-      </w:r>
-    </w:p>
-    <w:p>
-      <w:pPr>
-        <w:ind w:left="397" w:hanging="283"/>
-      </w:pPr>
-      <w:r>
-        <w:rPr>
-          <w:color w:val="172033"/>
-        </w:rPr>
-        <w:t>5.　再添加一次“获取健康样本的详细信息”。</w:t>
-      </w:r>
-    </w:p>
-    <w:p>
-      <w:pPr>
-        <w:ind w:left="397" w:hanging="283"/>
-      </w:pPr>
-      <w:r>
-        <w:rPr>
-          <w:color w:val="172033"/>
-        </w:rPr>
-        <w:t>6.　这次详细信息选“开始日期”，对象仍选“重复项目”。</w:t>
-      </w:r>
-    </w:p>
-    <w:p>
-      <w:pPr>
-        <w:ind w:left="397" w:hanging="283"/>
-      </w:pPr>
-      <w:r>
-        <w:rPr>
-          <w:color w:val="172033"/>
-        </w:rPr>
-        <w:t>7.　添加“格式化日期”，日期选刚取出的开始日期。</w:t>
-      </w:r>
-    </w:p>
-    <w:p>
-      <w:pPr>
-        <w:ind w:left="397" w:hanging="283"/>
-      </w:pPr>
-      <w:r>
-        <w:rPr>
-          <w:color w:val="172033"/>
-        </w:rPr>
-        <w:t xml:space="preserve">8.　日期格式选择 </w:t>
-      </w:r>
-      <w:r>
-        <w:rPr>
-          <w:rFonts w:ascii="Consolas" w:hAnsi="Consolas"/>
-          <w:color w:val="0F766E"/>
-          <w:sz w:val="18"/>
-        </w:rPr>
-        <w:t>ISO 8601</w:t>
-      </w:r>
-      <w:r>
-        <w:rPr>
-          <w:color w:val="172033"/>
-        </w:rPr>
-        <w:t>。找不到时，选“自定”，填写：</w:t>
-      </w:r>
-    </w:p>
-    <w:p>
-      <w:pPr>
-        <w:pStyle w:val="CodeBlock"/>
-        <w:shd w:fill="101827"/>
-      </w:pPr>
-      <w:r>
-        <w:rPr>
-          <w:rFonts w:ascii="Consolas" w:hAnsi="Consolas"/>
-          <w:color w:val="F8FAFC"/>
-          <w:sz w:val="17"/>
-        </w:rPr>
-        <w:t>yyyy-MM-dd'T'HH:mm:ssXXX</w:t>
-      </w:r>
-    </w:p>
-    <w:p>
-      <w:pPr>
-        <w:ind w:left="397" w:hanging="283"/>
-      </w:pPr>
-      <w:r>
-        <w:rPr>
-          <w:color w:val="172033"/>
-        </w:rPr>
-        <w:t>9.　添加“字典”，放入 4 行：</w:t>
-      </w:r>
-    </w:p>
-    <w:tbl>
-      <w:tblPr>
-        <w:tblW w:type="auto" w:w="0"/>
-        <w:jc w:val="center"/>
-        <w:tblLayout w:type="autofit"/>
-        <w:tblLook w:firstColumn="1" w:firstRow="1" w:lastColumn="0" w:lastRow="0" w:noHBand="0" w:noVBand="1" w:val="04A0"/>
-      </w:tblPr>
-      <w:tblGrid>
-        <w:gridCol w:w="5156"/>
-        <w:gridCol w:w="5156"/>
-      </w:tblGrid>
-      <w:tr>
-        <w:trPr>
-          <w:cantSplit/>
-          <w:tblHeader w:val="true"/>
-        </w:trPr>
-        <w:tc>
-          <w:tcPr>
-            <w:tcW w:type="dxa" w:w="5156"/>
-            <w:vAlign w:val="center"/>
-            <w:tcBorders>
-              <w:top w:val="single" w:sz="6" w:color="CCD5E1"/>
-              <w:left w:val="single" w:sz="6" w:color="CCD5E1"/>
-              <w:bottom w:val="single" w:sz="6" w:color="CCD5E1"/>
-              <w:right w:val="single" w:sz="6" w:color="CCD5E1"/>
-              <w:insideH w:val="single" w:sz="6" w:color="CCD5E1"/>
-              <w:insideV w:val="single" w:sz="6" w:color="CCD5E1"/>
-            </w:tcBorders>
-            <w:shd w:fill="2563EB"/>
-          </w:tcPr>
-          <w:p>
-            <w:pPr>
-              <w:keepNext/>
-              <w:spacing w:before="30" w:after="30"/>
-            </w:pPr>
-            <w:r>
-              <w:rPr>
-                <w:b/>
-                <w:color w:val="FFFFFF"/>
-                <w:sz w:val="18"/>
-              </w:rPr>
-              <w:t>左边的名字</w:t>
-            </w:r>
-          </w:p>
-        </w:tc>
-        <w:tc>
-          <w:tcPr>
-            <w:tcW w:type="dxa" w:w="5156"/>
-            <w:vAlign w:val="center"/>
-            <w:tcBorders>
-              <w:top w:val="single" w:sz="6" w:color="CCD5E1"/>
-              <w:left w:val="single" w:sz="6" w:color="CCD5E1"/>
-              <w:bottom w:val="single" w:sz="6" w:color="CCD5E1"/>
-              <w:right w:val="single" w:sz="6" w:color="CCD5E1"/>
-              <w:insideH w:val="single" w:sz="6" w:color="CCD5E1"/>
-              <w:insideV w:val="single" w:sz="6" w:color="CCD5E1"/>
-            </w:tcBorders>
-            <w:shd w:fill="2563EB"/>
-          </w:tcPr>
-          <w:p>
-            <w:pPr>
-              <w:keepNext/>
-              <w:spacing w:before="30" w:after="30"/>
-            </w:pPr>
-            <w:r>
-              <w:rPr>
-                <w:b/>
-                <w:color w:val="FFFFFF"/>
-                <w:sz w:val="18"/>
-              </w:rPr>
-              <w:t>右边放什么</w:t>
+              <w:t>右边内容</w:t>
             </w:r>
           </w:p>
         </w:tc>
@@ -2621,7 +1712,7 @@
                 <w:color w:val="172033"/>
                 <w:sz w:val="18"/>
               </w:rPr>
-              <w:t xml:space="preserve">手动文字 </w:t>
+              <w:t xml:space="preserve">文字 </w:t>
             </w:r>
             <w:r>
               <w:rPr>
@@ -2691,7 +1782,7 @@
                 <w:color w:val="172033"/>
                 <w:sz w:val="18"/>
               </w:rPr>
-              <w:t>刚才取出的“值”</w:t>
+              <w:t>刚取出的值</w:t>
             </w:r>
           </w:p>
         </w:tc>
@@ -2753,7 +1844,7 @@
                 <w:color w:val="172033"/>
                 <w:sz w:val="18"/>
               </w:rPr>
-              <w:t>刚才格式化的日期</w:t>
+              <w:t>格式化后的日期</w:t>
             </w:r>
           </w:p>
         </w:tc>
@@ -2813,7 +1904,7 @@
                 <w:color w:val="172033"/>
                 <w:sz w:val="18"/>
               </w:rPr>
-              <w:t xml:space="preserve">手动文字 </w:t>
+              <w:t xml:space="preserve">文字 </w:t>
             </w:r>
             <w:r>
               <w:rPr>
@@ -2833,30 +1924,19 @@
       </w:pPr>
     </w:p>
     <w:p>
-      <w:pPr>
-        <w:ind w:left="397" w:hanging="283"/>
-      </w:pPr>
       <w:r>
         <w:rPr>
           <w:color w:val="172033"/>
         </w:rPr>
-        <w:t>10.　添加“添加到变量”，变量新建为“健康小卡片”。</w:t>
+        <w:t>把字典添加到变量“健康小卡片”。</w:t>
       </w:r>
     </w:p>
     <w:p>
+      <w:pPr>
+        <w:pStyle w:val="Heading2"/>
+      </w:pPr>
       <w:r>
-        <w:rPr>
-          <w:color w:val="172033"/>
-        </w:rPr>
-        <w:t>“结束重复”应该在这些操作的下面。</w:t>
-      </w:r>
-    </w:p>
-    <w:p>
-      <w:pPr>
-        <w:pStyle w:val="Heading2"/>
-      </w:pPr>
-      <w:r>
-        <w:t>7.4 把小卡片寄出去</w:t>
+        <w:t>10. 把小卡片寄出去</w:t>
       </w:r>
     </w:p>
     <w:p>
@@ -2878,7 +1958,7 @@
         <w:rPr>
           <w:color w:val="172033"/>
         </w:rPr>
-        <w:t>1.　添加“URL”。</w:t>
+        <w:t>1.　添加“URL”，粘贴设置页第 1 项“iPhone 上传地址”。</w:t>
       </w:r>
     </w:p>
     <w:p>
@@ -2889,21 +1969,7 @@
         <w:rPr>
           <w:color w:val="172033"/>
         </w:rPr>
-        <w:t>2.　填入：</w:t>
-      </w:r>
-    </w:p>
-    <w:p>
-      <w:pPr>
-        <w:pStyle w:val="CodeBlock"/>
-        <w:shd w:fill="101827"/>
-      </w:pPr>
-      <w:r>
-        <w:rPr>
-          <w:rFonts w:ascii="Consolas" w:hAnsi="Consolas"/>
-          <w:color w:val="F8FAFC"/>
-          <w:sz w:val="17"/>
-        </w:rPr>
-        <w:t>我的地址/ingest</w:t>
+        <w:t>2.　添加“获取 URL 内容”。</w:t>
       </w:r>
     </w:p>
     <w:p>
@@ -2914,29 +1980,7 @@
         <w:rPr>
           <w:color w:val="172033"/>
         </w:rPr>
-        <w:t>3.　添加“获取 URL 内容”。</w:t>
-      </w:r>
-    </w:p>
-    <w:p>
-      <w:pPr>
-        <w:ind w:left="397" w:hanging="283"/>
-      </w:pPr>
-      <w:r>
-        <w:rPr>
-          <w:color w:val="172033"/>
-        </w:rPr>
-        <w:t>4.　点开“显示更多”。</w:t>
-      </w:r>
-    </w:p>
-    <w:p>
-      <w:pPr>
-        <w:ind w:left="397" w:hanging="283"/>
-      </w:pPr>
-      <w:r>
-        <w:rPr>
-          <w:color w:val="172033"/>
-        </w:rPr>
-        <w:t xml:space="preserve">5.　方法选 </w:t>
+        <w:t xml:space="preserve">3.　方法选择 </w:t>
       </w:r>
       <w:r>
         <w:rPr>
@@ -2961,7 +2005,7 @@
         <w:rPr>
           <w:color w:val="172033"/>
         </w:rPr>
-        <w:t xml:space="preserve">6.　请求正文选 </w:t>
+        <w:t xml:space="preserve">4.　请求正文选择 </w:t>
       </w:r>
       <w:r>
         <w:rPr>
@@ -2986,7 +2030,134 @@
         <w:rPr>
           <w:color w:val="172033"/>
         </w:rPr>
-        <w:t>7.　JSON 添加一行：</w:t>
+        <w:t xml:space="preserve">5.　JSON 添加 </w:t>
+      </w:r>
+      <w:r>
+        <w:rPr>
+          <w:rFonts w:ascii="Consolas" w:hAnsi="Consolas"/>
+          <w:color w:val="0F766E"/>
+          <w:sz w:val="18"/>
+        </w:rPr>
+        <w:t>metrics</w:t>
+      </w:r>
+      <w:r>
+        <w:rPr>
+          <w:color w:val="172033"/>
+        </w:rPr>
+        <w:t>，内容选择变量“健康小卡片”。</w:t>
+      </w:r>
+    </w:p>
+    <w:p>
+      <w:pPr>
+        <w:ind w:left="397" w:hanging="283"/>
+      </w:pPr>
+      <w:r>
+        <w:rPr>
+          <w:color w:val="172033"/>
+        </w:rPr>
+        <w:t xml:space="preserve">6.　请求头添加 </w:t>
+      </w:r>
+      <w:r>
+        <w:rPr>
+          <w:rFonts w:ascii="Consolas" w:hAnsi="Consolas"/>
+          <w:color w:val="0F766E"/>
+          <w:sz w:val="18"/>
+        </w:rPr>
+        <w:t>X-Upload-Key</w:t>
+      </w:r>
+      <w:r>
+        <w:rPr>
+          <w:color w:val="172033"/>
+        </w:rPr>
+        <w:t>。</w:t>
+      </w:r>
+    </w:p>
+    <w:p>
+      <w:pPr>
+        <w:ind w:left="397" w:hanging="283"/>
+      </w:pPr>
+      <w:r>
+        <w:rPr>
+          <w:color w:val="172033"/>
+        </w:rPr>
+        <w:t>7.　请求头内容粘贴设置页第 2 项“iPhone 上传钥匙”。</w:t>
+      </w:r>
+    </w:p>
+    <w:p>
+      <w:pPr>
+        <w:ind w:left="397" w:hanging="283"/>
+      </w:pPr>
+      <w:r>
+        <w:rPr>
+          <w:color w:val="172033"/>
+        </w:rPr>
+        <w:t>8.　最后添加“显示结果”。</w:t>
+      </w:r>
+    </w:p>
+    <w:p>
+      <w:pPr>
+        <w:keepNext/>
+      </w:pPr>
+      <w:r>
+        <w:rPr>
+          <w:color w:val="172033"/>
+        </w:rPr>
+        <w:t>运行后看到：</w:t>
+      </w:r>
+    </w:p>
+    <w:p>
+      <w:pPr>
+        <w:pStyle w:val="CodeBlock"/>
+        <w:shd w:fill="101827"/>
+      </w:pPr>
+      <w:r>
+        <w:rPr>
+          <w:rFonts w:ascii="Consolas" w:hAnsi="Consolas"/>
+          <w:color w:val="F8FAFC"/>
+          <w:sz w:val="17"/>
+        </w:rPr>
+        <w:t>"ok": true</w:t>
+      </w:r>
+    </w:p>
+    <w:p>
+      <w:r>
+        <w:rPr>
+          <w:color w:val="172033"/>
+        </w:rPr>
+        <w:t>就成功了。</w:t>
+      </w:r>
+    </w:p>
+    <w:p>
+      <w:pPr>
+        <w:pStyle w:val="Heading2"/>
+      </w:pPr>
+      <w:r>
+        <w:t>11. 添加其他数据</w:t>
+      </w:r>
+    </w:p>
+    <w:p>
+      <w:pPr>
+        <w:keepNext/>
+      </w:pPr>
+      <w:r>
+        <w:rPr>
+          <w:color w:val="172033"/>
+        </w:rPr>
+        <w:t>复制“心率”这一小块，每次只改类型、</w:t>
+      </w:r>
+      <w:r>
+        <w:rPr>
+          <w:rFonts w:ascii="Consolas" w:hAnsi="Consolas"/>
+          <w:color w:val="0F766E"/>
+          <w:sz w:val="18"/>
+        </w:rPr>
+        <w:t>type</w:t>
+      </w:r>
+      <w:r>
+        <w:rPr>
+          <w:color w:val="172033"/>
+        </w:rPr>
+        <w:t xml:space="preserve"> 和单位：</w:t>
       </w:r>
     </w:p>
     <w:tbl>
@@ -2997,8 +2168,9 @@
         <w:tblLook w:firstColumn="1" w:firstRow="1" w:lastColumn="0" w:lastRow="0" w:noHBand="0" w:noVBand="1" w:val="04A0"/>
       </w:tblPr>
       <w:tblGrid>
-        <w:gridCol w:w="5156"/>
-        <w:gridCol w:w="5156"/>
+        <w:gridCol w:w="3437"/>
+        <w:gridCol w:w="3437"/>
+        <w:gridCol w:w="3437"/>
       </w:tblGrid>
       <w:tr>
         <w:trPr>
@@ -3007,7 +2179,7 @@
         </w:trPr>
         <w:tc>
           <w:tcPr>
-            <w:tcW w:type="dxa" w:w="5156"/>
+            <w:tcW w:type="dxa" w:w="3437"/>
             <w:vAlign w:val="center"/>
             <w:tcBorders>
               <w:top w:val="single" w:sz="6" w:color="CCD5E1"/>
@@ -3021,7 +2193,6 @@
           </w:tcPr>
           <w:p>
             <w:pPr>
-              <w:keepNext/>
               <w:spacing w:before="30" w:after="30"/>
             </w:pPr>
             <w:r>
@@ -3030,13 +2201,13 @@
                 <w:color w:val="FFFFFF"/>
                 <w:sz w:val="18"/>
               </w:rPr>
-              <w:t>名字</w:t>
+              <w:t>健康类型</w:t>
             </w:r>
           </w:p>
         </w:tc>
         <w:tc>
           <w:tcPr>
-            <w:tcW w:type="dxa" w:w="5156"/>
+            <w:tcW w:type="dxa" w:w="3437"/>
             <w:vAlign w:val="center"/>
             <w:tcBorders>
               <w:top w:val="single" w:sz="6" w:color="CCD5E1"/>
@@ -3050,7 +2221,35 @@
           </w:tcPr>
           <w:p>
             <w:pPr>
-              <w:keepNext/>
+              <w:spacing w:before="30" w:after="30"/>
+            </w:pPr>
+            <w:r>
+              <w:rPr>
+                <w:rFonts w:ascii="Consolas" w:hAnsi="Consolas"/>
+                <w:b/>
+                <w:color w:val="0F766E"/>
+                <w:sz w:val="18"/>
+              </w:rPr>
+              <w:t>type</w:t>
+            </w:r>
+          </w:p>
+        </w:tc>
+        <w:tc>
+          <w:tcPr>
+            <w:tcW w:type="dxa" w:w="3437"/>
+            <w:vAlign w:val="center"/>
+            <w:tcBorders>
+              <w:top w:val="single" w:sz="6" w:color="CCD5E1"/>
+              <w:left w:val="single" w:sz="6" w:color="CCD5E1"/>
+              <w:bottom w:val="single" w:sz="6" w:color="CCD5E1"/>
+              <w:right w:val="single" w:sz="6" w:color="CCD5E1"/>
+              <w:insideH w:val="single" w:sz="6" w:color="CCD5E1"/>
+              <w:insideV w:val="single" w:sz="6" w:color="CCD5E1"/>
+            </w:tcBorders>
+            <w:shd w:fill="2563EB"/>
+          </w:tcPr>
+          <w:p>
+            <w:pPr>
               <w:spacing w:before="30" w:after="30"/>
             </w:pPr>
             <w:r>
@@ -3059,7 +2258,7 @@
                 <w:color w:val="FFFFFF"/>
                 <w:sz w:val="18"/>
               </w:rPr>
-              <w:t>内容</w:t>
+              <w:t>单位</w:t>
             </w:r>
           </w:p>
         </w:tc>
@@ -3070,7 +2269,34 @@
         </w:trPr>
         <w:tc>
           <w:tcPr>
-            <w:tcW w:type="dxa" w:w="5156"/>
+            <w:tcW w:type="dxa" w:w="3437"/>
+            <w:vAlign w:val="center"/>
+            <w:tcBorders>
+              <w:top w:val="single" w:sz="6" w:color="CCD5E1"/>
+              <w:left w:val="single" w:sz="6" w:color="CCD5E1"/>
+              <w:bottom w:val="single" w:sz="6" w:color="CCD5E1"/>
+              <w:right w:val="single" w:sz="6" w:color="CCD5E1"/>
+              <w:insideH w:val="single" w:sz="6" w:color="CCD5E1"/>
+              <w:insideV w:val="single" w:sz="6" w:color="CCD5E1"/>
+            </w:tcBorders>
+            <w:shd w:fill="FFFFFF"/>
+          </w:tcPr>
+          <w:p>
+            <w:pPr>
+              <w:spacing w:before="30" w:after="30"/>
+            </w:pPr>
+            <w:r>
+              <w:rPr>
+                <w:color w:val="172033"/>
+                <w:sz w:val="18"/>
+              </w:rPr>
+              <w:t>心率</w:t>
+            </w:r>
+          </w:p>
+        </w:tc>
+        <w:tc>
+          <w:tcPr>
+            <w:tcW w:type="dxa" w:w="3437"/>
             <w:vAlign w:val="center"/>
             <w:tcBorders>
               <w:top w:val="single" w:sz="6" w:color="CCD5E1"/>
@@ -3092,137 +2318,13 @@
                 <w:color w:val="0F766E"/>
                 <w:sz w:val="18"/>
               </w:rPr>
-              <w:t>metrics</w:t>
+              <w:t>heart_rate</w:t>
             </w:r>
           </w:p>
         </w:tc>
         <w:tc>
           <w:tcPr>
-            <w:tcW w:type="dxa" w:w="5156"/>
-            <w:vAlign w:val="center"/>
-            <w:tcBorders>
-              <w:top w:val="single" w:sz="6" w:color="CCD5E1"/>
-              <w:left w:val="single" w:sz="6" w:color="CCD5E1"/>
-              <w:bottom w:val="single" w:sz="6" w:color="CCD5E1"/>
-              <w:right w:val="single" w:sz="6" w:color="CCD5E1"/>
-              <w:insideH w:val="single" w:sz="6" w:color="CCD5E1"/>
-              <w:insideV w:val="single" w:sz="6" w:color="CCD5E1"/>
-            </w:tcBorders>
-            <w:shd w:fill="FFFFFF"/>
-          </w:tcPr>
-          <w:p>
-            <w:pPr>
-              <w:spacing w:before="30" w:after="30"/>
-            </w:pPr>
-            <w:r>
-              <w:rPr>
-                <w:color w:val="172033"/>
-                <w:sz w:val="18"/>
-              </w:rPr>
-              <w:t>变量“健康小卡片”</w:t>
-            </w:r>
-          </w:p>
-        </w:tc>
-      </w:tr>
-    </w:tbl>
-    <w:p>
-      <w:pPr>
-        <w:spacing w:after="0"/>
-      </w:pPr>
-    </w:p>
-    <w:p>
-      <w:pPr>
-        <w:ind w:left="397" w:hanging="283"/>
-      </w:pPr>
-      <w:r>
-        <w:rPr>
-          <w:color w:val="172033"/>
-        </w:rPr>
-        <w:t>8.　请求头添加一行：</w:t>
-      </w:r>
-    </w:p>
-    <w:tbl>
-      <w:tblPr>
-        <w:tblW w:type="auto" w:w="0"/>
-        <w:jc w:val="center"/>
-        <w:tblLayout w:type="autofit"/>
-        <w:tblLook w:firstColumn="1" w:firstRow="1" w:lastColumn="0" w:lastRow="0" w:noHBand="0" w:noVBand="1" w:val="04A0"/>
-      </w:tblPr>
-      <w:tblGrid>
-        <w:gridCol w:w="5156"/>
-        <w:gridCol w:w="5156"/>
-      </w:tblGrid>
-      <w:tr>
-        <w:trPr>
-          <w:cantSplit/>
-          <w:tblHeader w:val="true"/>
-        </w:trPr>
-        <w:tc>
-          <w:tcPr>
-            <w:tcW w:type="dxa" w:w="5156"/>
-            <w:vAlign w:val="center"/>
-            <w:tcBorders>
-              <w:top w:val="single" w:sz="6" w:color="CCD5E1"/>
-              <w:left w:val="single" w:sz="6" w:color="CCD5E1"/>
-              <w:bottom w:val="single" w:sz="6" w:color="CCD5E1"/>
-              <w:right w:val="single" w:sz="6" w:color="CCD5E1"/>
-              <w:insideH w:val="single" w:sz="6" w:color="CCD5E1"/>
-              <w:insideV w:val="single" w:sz="6" w:color="CCD5E1"/>
-            </w:tcBorders>
-            <w:shd w:fill="2563EB"/>
-          </w:tcPr>
-          <w:p>
-            <w:pPr>
-              <w:keepNext/>
-              <w:spacing w:before="30" w:after="30"/>
-            </w:pPr>
-            <w:r>
-              <w:rPr>
-                <w:b/>
-                <w:color w:val="FFFFFF"/>
-                <w:sz w:val="18"/>
-              </w:rPr>
-              <w:t>名字</w:t>
-            </w:r>
-          </w:p>
-        </w:tc>
-        <w:tc>
-          <w:tcPr>
-            <w:tcW w:type="dxa" w:w="5156"/>
-            <w:vAlign w:val="center"/>
-            <w:tcBorders>
-              <w:top w:val="single" w:sz="6" w:color="CCD5E1"/>
-              <w:left w:val="single" w:sz="6" w:color="CCD5E1"/>
-              <w:bottom w:val="single" w:sz="6" w:color="CCD5E1"/>
-              <w:right w:val="single" w:sz="6" w:color="CCD5E1"/>
-              <w:insideH w:val="single" w:sz="6" w:color="CCD5E1"/>
-              <w:insideV w:val="single" w:sz="6" w:color="CCD5E1"/>
-            </w:tcBorders>
-            <w:shd w:fill="2563EB"/>
-          </w:tcPr>
-          <w:p>
-            <w:pPr>
-              <w:keepNext/>
-              <w:spacing w:before="30" w:after="30"/>
-            </w:pPr>
-            <w:r>
-              <w:rPr>
-                <w:b/>
-                <w:color w:val="FFFFFF"/>
-                <w:sz w:val="18"/>
-              </w:rPr>
-              <w:t>内容</w:t>
-            </w:r>
-          </w:p>
-        </w:tc>
-      </w:tr>
-      <w:tr>
-        <w:trPr>
-          <w:cantSplit/>
-        </w:trPr>
-        <w:tc>
-          <w:tcPr>
-            <w:tcW w:type="dxa" w:w="5156"/>
+            <w:tcW w:type="dxa" w:w="3437"/>
             <w:vAlign w:val="center"/>
             <w:tcBorders>
               <w:top w:val="single" w:sz="6" w:color="CCD5E1"/>
@@ -3244,13 +2346,133 @@
                 <w:color w:val="0F766E"/>
                 <w:sz w:val="18"/>
               </w:rPr>
-              <w:t>X-Upload-Key</w:t>
+              <w:t>bpm</w:t>
+            </w:r>
+          </w:p>
+        </w:tc>
+      </w:tr>
+      <w:tr>
+        <w:trPr>
+          <w:cantSplit/>
+        </w:trPr>
+        <w:tc>
+          <w:tcPr>
+            <w:tcW w:type="dxa" w:w="3437"/>
+            <w:vAlign w:val="center"/>
+            <w:tcBorders>
+              <w:top w:val="single" w:sz="6" w:color="CCD5E1"/>
+              <w:left w:val="single" w:sz="6" w:color="CCD5E1"/>
+              <w:bottom w:val="single" w:sz="6" w:color="CCD5E1"/>
+              <w:right w:val="single" w:sz="6" w:color="CCD5E1"/>
+              <w:insideH w:val="single" w:sz="6" w:color="CCD5E1"/>
+              <w:insideV w:val="single" w:sz="6" w:color="CCD5E1"/>
+            </w:tcBorders>
+            <w:shd w:fill="F3F5F8"/>
+          </w:tcPr>
+          <w:p>
+            <w:pPr>
+              <w:spacing w:before="30" w:after="30"/>
+            </w:pPr>
+            <w:r>
+              <w:rPr>
+                <w:color w:val="172033"/>
+                <w:sz w:val="18"/>
+              </w:rPr>
+              <w:t>心率变异性</w:t>
             </w:r>
           </w:p>
         </w:tc>
         <w:tc>
           <w:tcPr>
-            <w:tcW w:type="dxa" w:w="5156"/>
+            <w:tcW w:type="dxa" w:w="3437"/>
+            <w:vAlign w:val="center"/>
+            <w:tcBorders>
+              <w:top w:val="single" w:sz="6" w:color="CCD5E1"/>
+              <w:left w:val="single" w:sz="6" w:color="CCD5E1"/>
+              <w:bottom w:val="single" w:sz="6" w:color="CCD5E1"/>
+              <w:right w:val="single" w:sz="6" w:color="CCD5E1"/>
+              <w:insideH w:val="single" w:sz="6" w:color="CCD5E1"/>
+              <w:insideV w:val="single" w:sz="6" w:color="CCD5E1"/>
+            </w:tcBorders>
+            <w:shd w:fill="F3F5F8"/>
+          </w:tcPr>
+          <w:p>
+            <w:pPr>
+              <w:spacing w:before="30" w:after="30"/>
+            </w:pPr>
+            <w:r>
+              <w:rPr>
+                <w:rFonts w:ascii="Consolas" w:hAnsi="Consolas"/>
+                <w:color w:val="0F766E"/>
+                <w:sz w:val="18"/>
+              </w:rPr>
+              <w:t>heart_rate_variability</w:t>
+            </w:r>
+          </w:p>
+        </w:tc>
+        <w:tc>
+          <w:tcPr>
+            <w:tcW w:type="dxa" w:w="3437"/>
+            <w:vAlign w:val="center"/>
+            <w:tcBorders>
+              <w:top w:val="single" w:sz="6" w:color="CCD5E1"/>
+              <w:left w:val="single" w:sz="6" w:color="CCD5E1"/>
+              <w:bottom w:val="single" w:sz="6" w:color="CCD5E1"/>
+              <w:right w:val="single" w:sz="6" w:color="CCD5E1"/>
+              <w:insideH w:val="single" w:sz="6" w:color="CCD5E1"/>
+              <w:insideV w:val="single" w:sz="6" w:color="CCD5E1"/>
+            </w:tcBorders>
+            <w:shd w:fill="F3F5F8"/>
+          </w:tcPr>
+          <w:p>
+            <w:pPr>
+              <w:spacing w:before="30" w:after="30"/>
+            </w:pPr>
+            <w:r>
+              <w:rPr>
+                <w:rFonts w:ascii="Consolas" w:hAnsi="Consolas"/>
+                <w:color w:val="0F766E"/>
+                <w:sz w:val="18"/>
+              </w:rPr>
+              <w:t>ms</w:t>
+            </w:r>
+          </w:p>
+        </w:tc>
+      </w:tr>
+      <w:tr>
+        <w:trPr>
+          <w:cantSplit/>
+        </w:trPr>
+        <w:tc>
+          <w:tcPr>
+            <w:tcW w:type="dxa" w:w="3437"/>
+            <w:vAlign w:val="center"/>
+            <w:tcBorders>
+              <w:top w:val="single" w:sz="6" w:color="CCD5E1"/>
+              <w:left w:val="single" w:sz="6" w:color="CCD5E1"/>
+              <w:bottom w:val="single" w:sz="6" w:color="CCD5E1"/>
+              <w:right w:val="single" w:sz="6" w:color="CCD5E1"/>
+              <w:insideH w:val="single" w:sz="6" w:color="CCD5E1"/>
+              <w:insideV w:val="single" w:sz="6" w:color="CCD5E1"/>
+            </w:tcBorders>
+            <w:shd w:fill="FFFFFF"/>
+          </w:tcPr>
+          <w:p>
+            <w:pPr>
+              <w:spacing w:before="30" w:after="30"/>
+            </w:pPr>
+            <w:r>
+              <w:rPr>
+                <w:color w:val="172033"/>
+                <w:sz w:val="18"/>
+              </w:rPr>
+              <w:t>静息心率</w:t>
+            </w:r>
+          </w:p>
+        </w:tc>
+        <w:tc>
+          <w:tcPr>
+            <w:tcW w:type="dxa" w:w="3437"/>
             <w:vAlign w:val="center"/>
             <w:tcBorders>
               <w:top w:val="single" w:sz="6" w:color="CCD5E1"/>
@@ -3272,352 +2494,13 @@
                 <w:color w:val="0F766E"/>
                 <w:sz w:val="18"/>
               </w:rPr>
-              <w:t>my-keys.local</w:t>
-            </w:r>
-            <w:r>
-              <w:rPr>
-                <w:color w:val="172033"/>
-                <w:sz w:val="18"/>
-              </w:rPr>
-              <w:t xml:space="preserve"> 里的第一把钥匙</w:t>
-            </w:r>
-          </w:p>
-        </w:tc>
-      </w:tr>
-    </w:tbl>
-    <w:p>
-      <w:pPr>
-        <w:spacing w:after="0"/>
-      </w:pPr>
-    </w:p>
-    <w:p>
-      <w:pPr>
-        <w:ind w:left="397" w:hanging="283"/>
-      </w:pPr>
-      <w:r>
-        <w:rPr>
-          <w:color w:val="172033"/>
-        </w:rPr>
-        <w:t>9.　最后加一个“显示结果”，显示“获取 URL 内容”的结果。</w:t>
-      </w:r>
-    </w:p>
-    <w:p>
-      <w:r>
-        <w:rPr>
-          <w:color w:val="172033"/>
-        </w:rPr>
-        <w:t>第一次运行会询问“健康”权限和联网权限，请允许读取心率与访问你自己的地址。</w:t>
-      </w:r>
-    </w:p>
-    <w:p>
-      <w:pPr>
-        <w:keepNext/>
-      </w:pPr>
-      <w:r>
-        <w:rPr>
-          <w:color w:val="172033"/>
-        </w:rPr>
-        <w:t>点右下角运行。若结果中出现：</w:t>
-      </w:r>
-    </w:p>
-    <w:p>
-      <w:pPr>
-        <w:pStyle w:val="CodeBlock"/>
-        <w:shd w:fill="101827"/>
-      </w:pPr>
-      <w:r>
-        <w:rPr>
-          <w:rFonts w:ascii="Consolas" w:hAnsi="Consolas"/>
-          <w:color w:val="F8FAFC"/>
-          <w:sz w:val="17"/>
-        </w:rPr>
-        <w:t>"ok": true</w:t>
-      </w:r>
-    </w:p>
-    <w:p>
-      <w:r>
-        <w:rPr>
-          <w:color w:val="172033"/>
-        </w:rPr>
-        <w:t>心率上传成功。</w:t>
-      </w:r>
-    </w:p>
-    <w:p>
-      <w:pPr>
-        <w:spacing w:after="40"/>
-      </w:pPr>
-    </w:p>
-    <w:p>
-      <w:pPr>
-        <w:pStyle w:val="Heading1"/>
-      </w:pPr>
-      <w:r>
-        <w:t xml:space="preserve"> 8. 加上其他健康数据</w:t>
-      </w:r>
-    </w:p>
-    <w:p>
-      <w:pPr>
-        <w:keepNext/>
-      </w:pPr>
-      <w:r>
-        <w:rPr>
-          <w:color w:val="172033"/>
-        </w:rPr>
-        <w:t>最稳的做法是复制刚才的“心率小块”，每次只改 3 个地方：</w:t>
-      </w:r>
-    </w:p>
-    <w:p>
-      <w:pPr>
-        <w:ind w:left="397" w:hanging="283"/>
-      </w:pPr>
-      <w:r>
-        <w:rPr>
-          <w:color w:val="172033"/>
-        </w:rPr>
-        <w:t>1.　“查找健康样本”的类型。</w:t>
-      </w:r>
-    </w:p>
-    <w:p>
-      <w:pPr>
-        <w:ind w:left="397" w:hanging="283"/>
-      </w:pPr>
-      <w:r>
-        <w:rPr>
-          <w:color w:val="172033"/>
-        </w:rPr>
-        <w:t xml:space="preserve">2.　字典里的 </w:t>
-      </w:r>
-      <w:r>
-        <w:rPr>
-          <w:rFonts w:ascii="Consolas" w:hAnsi="Consolas"/>
-          <w:color w:val="0F766E"/>
-          <w:sz w:val="18"/>
-        </w:rPr>
-        <w:t>type</w:t>
-      </w:r>
-      <w:r>
-        <w:rPr>
-          <w:color w:val="172033"/>
-        </w:rPr>
-        <w:t>。</w:t>
-      </w:r>
-    </w:p>
-    <w:p>
-      <w:pPr>
-        <w:ind w:left="397" w:hanging="283"/>
-      </w:pPr>
-      <w:r>
-        <w:rPr>
-          <w:color w:val="172033"/>
-        </w:rPr>
-        <w:t xml:space="preserve">3.　字典里的 </w:t>
-      </w:r>
-      <w:r>
-        <w:rPr>
-          <w:rFonts w:ascii="Consolas" w:hAnsi="Consolas"/>
-          <w:color w:val="0F766E"/>
-          <w:sz w:val="18"/>
-        </w:rPr>
-        <w:t>unit</w:t>
-      </w:r>
-      <w:r>
-        <w:rPr>
-          <w:color w:val="172033"/>
-        </w:rPr>
-        <w:t>。</w:t>
-      </w:r>
-    </w:p>
-    <w:p>
-      <w:r>
-        <w:rPr>
-          <w:color w:val="172033"/>
-        </w:rPr>
-        <w:t>这些小块都要把字典加入同一个“健康小卡片”变量，最后只寄一次。</w:t>
-      </w:r>
-    </w:p>
-    <w:tbl>
-      <w:tblPr>
-        <w:tblW w:type="auto" w:w="0"/>
-        <w:jc w:val="center"/>
-        <w:tblLayout w:type="autofit"/>
-        <w:tblLook w:firstColumn="1" w:firstRow="1" w:lastColumn="0" w:lastRow="0" w:noHBand="0" w:noVBand="1" w:val="04A0"/>
-      </w:tblPr>
-      <w:tblGrid>
-        <w:gridCol w:w="2578"/>
-        <w:gridCol w:w="2578"/>
-        <w:gridCol w:w="2578"/>
-        <w:gridCol w:w="2578"/>
-      </w:tblGrid>
-      <w:tr>
-        <w:trPr>
-          <w:cantSplit/>
-          <w:tblHeader w:val="true"/>
-        </w:trPr>
-        <w:tc>
-          <w:tcPr>
-            <w:tcW w:type="dxa" w:w="2578"/>
-            <w:vAlign w:val="center"/>
-            <w:tcBorders>
-              <w:top w:val="single" w:sz="6" w:color="CCD5E1"/>
-              <w:left w:val="single" w:sz="6" w:color="CCD5E1"/>
-              <w:bottom w:val="single" w:sz="6" w:color="CCD5E1"/>
-              <w:right w:val="single" w:sz="6" w:color="CCD5E1"/>
-              <w:insideH w:val="single" w:sz="6" w:color="CCD5E1"/>
-              <w:insideV w:val="single" w:sz="6" w:color="CCD5E1"/>
-            </w:tcBorders>
-            <w:shd w:fill="2563EB"/>
-          </w:tcPr>
-          <w:p>
-            <w:pPr>
-              <w:spacing w:before="30" w:after="30"/>
-            </w:pPr>
-            <w:r>
-              <w:rPr>
-                <w:b/>
-                <w:color w:val="FFFFFF"/>
-                <w:sz w:val="16"/>
-              </w:rPr>
-              <w:t>iPhone 健康类型</w:t>
+              <w:t>resting_heart_rate</w:t>
             </w:r>
           </w:p>
         </w:tc>
         <w:tc>
           <w:tcPr>
-            <w:tcW w:type="dxa" w:w="2578"/>
-            <w:vAlign w:val="center"/>
-            <w:tcBorders>
-              <w:top w:val="single" w:sz="6" w:color="CCD5E1"/>
-              <w:left w:val="single" w:sz="6" w:color="CCD5E1"/>
-              <w:bottom w:val="single" w:sz="6" w:color="CCD5E1"/>
-              <w:right w:val="single" w:sz="6" w:color="CCD5E1"/>
-              <w:insideH w:val="single" w:sz="6" w:color="CCD5E1"/>
-              <w:insideV w:val="single" w:sz="6" w:color="CCD5E1"/>
-            </w:tcBorders>
-            <w:shd w:fill="2563EB"/>
-          </w:tcPr>
-          <w:p>
-            <w:pPr>
-              <w:spacing w:before="30" w:after="30"/>
-            </w:pPr>
-            <w:r>
-              <w:rPr>
-                <w:rFonts w:ascii="Consolas" w:hAnsi="Consolas"/>
-                <w:b/>
-                <w:color w:val="0F766E"/>
-                <w:sz w:val="16"/>
-              </w:rPr>
-              <w:t>type</w:t>
-            </w:r>
-            <w:r>
-              <w:rPr>
-                <w:b/>
-                <w:color w:val="FFFFFF"/>
-                <w:sz w:val="16"/>
-              </w:rPr>
-              <w:t xml:space="preserve"> 必须填</w:t>
-            </w:r>
-          </w:p>
-        </w:tc>
-        <w:tc>
-          <w:tcPr>
-            <w:tcW w:type="dxa" w:w="2578"/>
-            <w:vAlign w:val="center"/>
-            <w:tcBorders>
-              <w:top w:val="single" w:sz="6" w:color="CCD5E1"/>
-              <w:left w:val="single" w:sz="6" w:color="CCD5E1"/>
-              <w:bottom w:val="single" w:sz="6" w:color="CCD5E1"/>
-              <w:right w:val="single" w:sz="6" w:color="CCD5E1"/>
-              <w:insideH w:val="single" w:sz="6" w:color="CCD5E1"/>
-              <w:insideV w:val="single" w:sz="6" w:color="CCD5E1"/>
-            </w:tcBorders>
-            <w:shd w:fill="2563EB"/>
-          </w:tcPr>
-          <w:p>
-            <w:pPr>
-              <w:spacing w:before="30" w:after="30"/>
-            </w:pPr>
-            <w:r>
-              <w:rPr>
-                <w:rFonts w:ascii="Consolas" w:hAnsi="Consolas"/>
-                <w:b/>
-                <w:color w:val="0F766E"/>
-                <w:sz w:val="16"/>
-              </w:rPr>
-              <w:t>unit</w:t>
-            </w:r>
-            <w:r>
-              <w:rPr>
-                <w:b/>
-                <w:color w:val="FFFFFF"/>
-                <w:sz w:val="16"/>
-              </w:rPr>
-              <w:t xml:space="preserve"> 建议填</w:t>
-            </w:r>
-          </w:p>
-        </w:tc>
-        <w:tc>
-          <w:tcPr>
-            <w:tcW w:type="dxa" w:w="2578"/>
-            <w:vAlign w:val="center"/>
-            <w:tcBorders>
-              <w:top w:val="single" w:sz="6" w:color="CCD5E1"/>
-              <w:left w:val="single" w:sz="6" w:color="CCD5E1"/>
-              <w:bottom w:val="single" w:sz="6" w:color="CCD5E1"/>
-              <w:right w:val="single" w:sz="6" w:color="CCD5E1"/>
-              <w:insideH w:val="single" w:sz="6" w:color="CCD5E1"/>
-              <w:insideV w:val="single" w:sz="6" w:color="CCD5E1"/>
-            </w:tcBorders>
-            <w:shd w:fill="2563EB"/>
-          </w:tcPr>
-          <w:p>
-            <w:pPr>
-              <w:spacing w:before="30" w:after="30"/>
-            </w:pPr>
-            <w:r>
-              <w:rPr>
-                <w:b/>
-                <w:color w:val="FFFFFF"/>
-                <w:sz w:val="16"/>
-              </w:rPr>
-              <w:t>日期怎么选</w:t>
-            </w:r>
-          </w:p>
-        </w:tc>
-      </w:tr>
-      <w:tr>
-        <w:trPr>
-          <w:cantSplit/>
-        </w:trPr>
-        <w:tc>
-          <w:tcPr>
-            <w:tcW w:type="dxa" w:w="2578"/>
-            <w:vAlign w:val="center"/>
-            <w:tcBorders>
-              <w:top w:val="single" w:sz="6" w:color="CCD5E1"/>
-              <w:left w:val="single" w:sz="6" w:color="CCD5E1"/>
-              <w:bottom w:val="single" w:sz="6" w:color="CCD5E1"/>
-              <w:right w:val="single" w:sz="6" w:color="CCD5E1"/>
-              <w:insideH w:val="single" w:sz="6" w:color="CCD5E1"/>
-              <w:insideV w:val="single" w:sz="6" w:color="CCD5E1"/>
-            </w:tcBorders>
-            <w:shd w:fill="FFFFFF"/>
-          </w:tcPr>
-          <w:p>
-            <w:pPr>
-              <w:spacing w:before="30" w:after="30"/>
-            </w:pPr>
-            <w:r>
-              <w:rPr>
-                <w:color w:val="172033"/>
-                <w:sz w:val="16"/>
-              </w:rPr>
-              <w:t>心率</w:t>
-            </w:r>
-          </w:p>
-        </w:tc>
-        <w:tc>
-          <w:tcPr>
-            <w:tcW w:type="dxa" w:w="2578"/>
+            <w:tcW w:type="dxa" w:w="3437"/>
             <w:vAlign w:val="center"/>
             <w:tcBorders>
               <w:top w:val="single" w:sz="6" w:color="CCD5E1"/>
@@ -3637,15 +2520,135 @@
               <w:rPr>
                 <w:rFonts w:ascii="Consolas" w:hAnsi="Consolas"/>
                 <w:color w:val="0F766E"/>
-                <w:sz w:val="16"/>
+                <w:sz w:val="18"/>
               </w:rPr>
-              <w:t>heart_rate</w:t>
+              <w:t>bpm</w:t>
+            </w:r>
+          </w:p>
+        </w:tc>
+      </w:tr>
+      <w:tr>
+        <w:trPr>
+          <w:cantSplit/>
+        </w:trPr>
+        <w:tc>
+          <w:tcPr>
+            <w:tcW w:type="dxa" w:w="3437"/>
+            <w:vAlign w:val="center"/>
+            <w:tcBorders>
+              <w:top w:val="single" w:sz="6" w:color="CCD5E1"/>
+              <w:left w:val="single" w:sz="6" w:color="CCD5E1"/>
+              <w:bottom w:val="single" w:sz="6" w:color="CCD5E1"/>
+              <w:right w:val="single" w:sz="6" w:color="CCD5E1"/>
+              <w:insideH w:val="single" w:sz="6" w:color="CCD5E1"/>
+              <w:insideV w:val="single" w:sz="6" w:color="CCD5E1"/>
+            </w:tcBorders>
+            <w:shd w:fill="F3F5F8"/>
+          </w:tcPr>
+          <w:p>
+            <w:pPr>
+              <w:spacing w:before="30" w:after="30"/>
+            </w:pPr>
+            <w:r>
+              <w:rPr>
+                <w:color w:val="172033"/>
+                <w:sz w:val="18"/>
+              </w:rPr>
+              <w:t>呼吸速率</w:t>
             </w:r>
           </w:p>
         </w:tc>
         <w:tc>
           <w:tcPr>
-            <w:tcW w:type="dxa" w:w="2578"/>
+            <w:tcW w:type="dxa" w:w="3437"/>
+            <w:vAlign w:val="center"/>
+            <w:tcBorders>
+              <w:top w:val="single" w:sz="6" w:color="CCD5E1"/>
+              <w:left w:val="single" w:sz="6" w:color="CCD5E1"/>
+              <w:bottom w:val="single" w:sz="6" w:color="CCD5E1"/>
+              <w:right w:val="single" w:sz="6" w:color="CCD5E1"/>
+              <w:insideH w:val="single" w:sz="6" w:color="CCD5E1"/>
+              <w:insideV w:val="single" w:sz="6" w:color="CCD5E1"/>
+            </w:tcBorders>
+            <w:shd w:fill="F3F5F8"/>
+          </w:tcPr>
+          <w:p>
+            <w:pPr>
+              <w:spacing w:before="30" w:after="30"/>
+            </w:pPr>
+            <w:r>
+              <w:rPr>
+                <w:rFonts w:ascii="Consolas" w:hAnsi="Consolas"/>
+                <w:color w:val="0F766E"/>
+                <w:sz w:val="18"/>
+              </w:rPr>
+              <w:t>respiratory_rate</w:t>
+            </w:r>
+          </w:p>
+        </w:tc>
+        <w:tc>
+          <w:tcPr>
+            <w:tcW w:type="dxa" w:w="3437"/>
+            <w:vAlign w:val="center"/>
+            <w:tcBorders>
+              <w:top w:val="single" w:sz="6" w:color="CCD5E1"/>
+              <w:left w:val="single" w:sz="6" w:color="CCD5E1"/>
+              <w:bottom w:val="single" w:sz="6" w:color="CCD5E1"/>
+              <w:right w:val="single" w:sz="6" w:color="CCD5E1"/>
+              <w:insideH w:val="single" w:sz="6" w:color="CCD5E1"/>
+              <w:insideV w:val="single" w:sz="6" w:color="CCD5E1"/>
+            </w:tcBorders>
+            <w:shd w:fill="F3F5F8"/>
+          </w:tcPr>
+          <w:p>
+            <w:pPr>
+              <w:spacing w:before="30" w:after="30"/>
+            </w:pPr>
+            <w:r>
+              <w:rPr>
+                <w:rFonts w:ascii="Consolas" w:hAnsi="Consolas"/>
+                <w:color w:val="0F766E"/>
+                <w:sz w:val="18"/>
+              </w:rPr>
+              <w:t>breaths/min</w:t>
+            </w:r>
+          </w:p>
+        </w:tc>
+      </w:tr>
+      <w:tr>
+        <w:trPr>
+          <w:cantSplit/>
+        </w:trPr>
+        <w:tc>
+          <w:tcPr>
+            <w:tcW w:type="dxa" w:w="3437"/>
+            <w:vAlign w:val="center"/>
+            <w:tcBorders>
+              <w:top w:val="single" w:sz="6" w:color="CCD5E1"/>
+              <w:left w:val="single" w:sz="6" w:color="CCD5E1"/>
+              <w:bottom w:val="single" w:sz="6" w:color="CCD5E1"/>
+              <w:right w:val="single" w:sz="6" w:color="CCD5E1"/>
+              <w:insideH w:val="single" w:sz="6" w:color="CCD5E1"/>
+              <w:insideV w:val="single" w:sz="6" w:color="CCD5E1"/>
+            </w:tcBorders>
+            <w:shd w:fill="FFFFFF"/>
+          </w:tcPr>
+          <w:p>
+            <w:pPr>
+              <w:spacing w:before="30" w:after="30"/>
+            </w:pPr>
+            <w:r>
+              <w:rPr>
+                <w:color w:val="172033"/>
+                <w:sz w:val="18"/>
+              </w:rPr>
+              <w:t>血氧</w:t>
+            </w:r>
+          </w:p>
+        </w:tc>
+        <w:tc>
+          <w:tcPr>
+            <w:tcW w:type="dxa" w:w="3437"/>
             <w:vAlign w:val="center"/>
             <w:tcBorders>
               <w:top w:val="single" w:sz="6" w:color="CCD5E1"/>
@@ -3665,15 +2668,15 @@
               <w:rPr>
                 <w:rFonts w:ascii="Consolas" w:hAnsi="Consolas"/>
                 <w:color w:val="0F766E"/>
-                <w:sz w:val="16"/>
+                <w:sz w:val="18"/>
               </w:rPr>
-              <w:t>bpm</w:t>
+              <w:t>blood_oxygen_saturation</w:t>
             </w:r>
           </w:p>
         </w:tc>
         <w:tc>
           <w:tcPr>
-            <w:tcW w:type="dxa" w:w="2578"/>
+            <w:tcW w:type="dxa" w:w="3437"/>
             <w:vAlign w:val="center"/>
             <w:tcBorders>
               <w:top w:val="single" w:sz="6" w:color="CCD5E1"/>
@@ -3691,10 +2694,11 @@
             </w:pPr>
             <w:r>
               <w:rPr>
-                <w:color w:val="172033"/>
-                <w:sz w:val="16"/>
+                <w:rFonts w:ascii="Consolas" w:hAnsi="Consolas"/>
+                <w:color w:val="0F766E"/>
+                <w:sz w:val="18"/>
               </w:rPr>
-              <w:t>过去 24 小时，最多 20 条</w:t>
+              <w:t>%</w:t>
             </w:r>
           </w:p>
         </w:tc>
@@ -3705,7 +2709,7 @@
         </w:trPr>
         <w:tc>
           <w:tcPr>
-            <w:tcW w:type="dxa" w:w="2578"/>
+            <w:tcW w:type="dxa" w:w="3437"/>
             <w:vAlign w:val="center"/>
             <w:tcBorders>
               <w:top w:val="single" w:sz="6" w:color="CCD5E1"/>
@@ -3724,15 +2728,15 @@
             <w:r>
               <w:rPr>
                 <w:color w:val="172033"/>
-                <w:sz w:val="16"/>
+                <w:sz w:val="18"/>
               </w:rPr>
-              <w:t>心率变异性</w:t>
+              <w:t>步数</w:t>
             </w:r>
           </w:p>
         </w:tc>
         <w:tc>
           <w:tcPr>
-            <w:tcW w:type="dxa" w:w="2578"/>
+            <w:tcW w:type="dxa" w:w="3437"/>
             <w:vAlign w:val="center"/>
             <w:tcBorders>
               <w:top w:val="single" w:sz="6" w:color="CCD5E1"/>
@@ -3752,15 +2756,15 @@
               <w:rPr>
                 <w:rFonts w:ascii="Consolas" w:hAnsi="Consolas"/>
                 <w:color w:val="0F766E"/>
-                <w:sz w:val="16"/>
+                <w:sz w:val="18"/>
               </w:rPr>
-              <w:t>heart_rate_variability</w:t>
+              <w:t>step_count</w:t>
             </w:r>
           </w:p>
         </w:tc>
         <w:tc>
           <w:tcPr>
-            <w:tcW w:type="dxa" w:w="2578"/>
+            <w:tcW w:type="dxa" w:w="3437"/>
             <w:vAlign w:val="center"/>
             <w:tcBorders>
               <w:top w:val="single" w:sz="6" w:color="CCD5E1"/>
@@ -3780,36 +2784,9 @@
               <w:rPr>
                 <w:rFonts w:ascii="Consolas" w:hAnsi="Consolas"/>
                 <w:color w:val="0F766E"/>
-                <w:sz w:val="16"/>
+                <w:sz w:val="18"/>
               </w:rPr>
-              <w:t>ms</w:t>
-            </w:r>
-          </w:p>
-        </w:tc>
-        <w:tc>
-          <w:tcPr>
-            <w:tcW w:type="dxa" w:w="2578"/>
-            <w:vAlign w:val="center"/>
-            <w:tcBorders>
-              <w:top w:val="single" w:sz="6" w:color="CCD5E1"/>
-              <w:left w:val="single" w:sz="6" w:color="CCD5E1"/>
-              <w:bottom w:val="single" w:sz="6" w:color="CCD5E1"/>
-              <w:right w:val="single" w:sz="6" w:color="CCD5E1"/>
-              <w:insideH w:val="single" w:sz="6" w:color="CCD5E1"/>
-              <w:insideV w:val="single" w:sz="6" w:color="CCD5E1"/>
-            </w:tcBorders>
-            <w:shd w:fill="F3F5F8"/>
-          </w:tcPr>
-          <w:p>
-            <w:pPr>
-              <w:spacing w:before="30" w:after="30"/>
-            </w:pPr>
-            <w:r>
-              <w:rPr>
-                <w:color w:val="172033"/>
-                <w:sz w:val="16"/>
-              </w:rPr>
-              <w:t>过去 24 小时</w:t>
+              <w:t>count</w:t>
             </w:r>
           </w:p>
         </w:tc>
@@ -3820,7 +2797,7 @@
         </w:trPr>
         <w:tc>
           <w:tcPr>
-            <w:tcW w:type="dxa" w:w="2578"/>
+            <w:tcW w:type="dxa" w:w="3437"/>
             <w:vAlign w:val="center"/>
             <w:tcBorders>
               <w:top w:val="single" w:sz="6" w:color="CCD5E1"/>
@@ -3839,15 +2816,15 @@
             <w:r>
               <w:rPr>
                 <w:color w:val="172033"/>
-                <w:sz w:val="16"/>
+                <w:sz w:val="18"/>
               </w:rPr>
-              <w:t>静息心率</w:t>
+              <w:t>活动能量</w:t>
             </w:r>
           </w:p>
         </w:tc>
         <w:tc>
           <w:tcPr>
-            <w:tcW w:type="dxa" w:w="2578"/>
+            <w:tcW w:type="dxa" w:w="3437"/>
             <w:vAlign w:val="center"/>
             <w:tcBorders>
               <w:top w:val="single" w:sz="6" w:color="CCD5E1"/>
@@ -3867,15 +2844,15 @@
               <w:rPr>
                 <w:rFonts w:ascii="Consolas" w:hAnsi="Consolas"/>
                 <w:color w:val="0F766E"/>
-                <w:sz w:val="16"/>
+                <w:sz w:val="18"/>
               </w:rPr>
-              <w:t>resting_heart_rate</w:t>
+              <w:t>active_energy_burned</w:t>
             </w:r>
           </w:p>
         </w:tc>
         <w:tc>
           <w:tcPr>
-            <w:tcW w:type="dxa" w:w="2578"/>
+            <w:tcW w:type="dxa" w:w="3437"/>
             <w:vAlign w:val="center"/>
             <w:tcBorders>
               <w:top w:val="single" w:sz="6" w:color="CCD5E1"/>
@@ -3895,36 +2872,9 @@
               <w:rPr>
                 <w:rFonts w:ascii="Consolas" w:hAnsi="Consolas"/>
                 <w:color w:val="0F766E"/>
-                <w:sz w:val="16"/>
+                <w:sz w:val="18"/>
               </w:rPr>
-              <w:t>bpm</w:t>
-            </w:r>
-          </w:p>
-        </w:tc>
-        <w:tc>
-          <w:tcPr>
-            <w:tcW w:type="dxa" w:w="2578"/>
-            <w:vAlign w:val="center"/>
-            <w:tcBorders>
-              <w:top w:val="single" w:sz="6" w:color="CCD5E1"/>
-              <w:left w:val="single" w:sz="6" w:color="CCD5E1"/>
-              <w:bottom w:val="single" w:sz="6" w:color="CCD5E1"/>
-              <w:right w:val="single" w:sz="6" w:color="CCD5E1"/>
-              <w:insideH w:val="single" w:sz="6" w:color="CCD5E1"/>
-              <w:insideV w:val="single" w:sz="6" w:color="CCD5E1"/>
-            </w:tcBorders>
-            <w:shd w:fill="FFFFFF"/>
-          </w:tcPr>
-          <w:p>
-            <w:pPr>
-              <w:spacing w:before="30" w:after="30"/>
-            </w:pPr>
-            <w:r>
-              <w:rPr>
-                <w:color w:val="172033"/>
-                <w:sz w:val="16"/>
-              </w:rPr>
-              <w:t>过去 2 天</w:t>
+              <w:t>kcal</w:t>
             </w:r>
           </w:p>
         </w:tc>
@@ -3935,7 +2885,7 @@
         </w:trPr>
         <w:tc>
           <w:tcPr>
-            <w:tcW w:type="dxa" w:w="2578"/>
+            <w:tcW w:type="dxa" w:w="3437"/>
             <w:vAlign w:val="center"/>
             <w:tcBorders>
               <w:top w:val="single" w:sz="6" w:color="CCD5E1"/>
@@ -3954,15 +2904,15 @@
             <w:r>
               <w:rPr>
                 <w:color w:val="172033"/>
-                <w:sz w:val="16"/>
+                <w:sz w:val="18"/>
               </w:rPr>
-              <w:t>呼吸速率</w:t>
+              <w:t>锻炼时间</w:t>
             </w:r>
           </w:p>
         </w:tc>
         <w:tc>
           <w:tcPr>
-            <w:tcW w:type="dxa" w:w="2578"/>
+            <w:tcW w:type="dxa" w:w="3437"/>
             <w:vAlign w:val="center"/>
             <w:tcBorders>
               <w:top w:val="single" w:sz="6" w:color="CCD5E1"/>
@@ -3982,15 +2932,15 @@
               <w:rPr>
                 <w:rFonts w:ascii="Consolas" w:hAnsi="Consolas"/>
                 <w:color w:val="0F766E"/>
-                <w:sz w:val="16"/>
+                <w:sz w:val="18"/>
               </w:rPr>
-              <w:t>respiratory_rate</w:t>
+              <w:t>apple_exercise_time</w:t>
             </w:r>
           </w:p>
         </w:tc>
         <w:tc>
           <w:tcPr>
-            <w:tcW w:type="dxa" w:w="2578"/>
+            <w:tcW w:type="dxa" w:w="3437"/>
             <w:vAlign w:val="center"/>
             <w:tcBorders>
               <w:top w:val="single" w:sz="6" w:color="CCD5E1"/>
@@ -4010,36 +2960,9 @@
               <w:rPr>
                 <w:rFonts w:ascii="Consolas" w:hAnsi="Consolas"/>
                 <w:color w:val="0F766E"/>
-                <w:sz w:val="16"/>
+                <w:sz w:val="18"/>
               </w:rPr>
-              <w:t>breaths/min</w:t>
-            </w:r>
-          </w:p>
-        </w:tc>
-        <w:tc>
-          <w:tcPr>
-            <w:tcW w:type="dxa" w:w="2578"/>
-            <w:vAlign w:val="center"/>
-            <w:tcBorders>
-              <w:top w:val="single" w:sz="6" w:color="CCD5E1"/>
-              <w:left w:val="single" w:sz="6" w:color="CCD5E1"/>
-              <w:bottom w:val="single" w:sz="6" w:color="CCD5E1"/>
-              <w:right w:val="single" w:sz="6" w:color="CCD5E1"/>
-              <w:insideH w:val="single" w:sz="6" w:color="CCD5E1"/>
-              <w:insideV w:val="single" w:sz="6" w:color="CCD5E1"/>
-            </w:tcBorders>
-            <w:shd w:fill="F3F5F8"/>
-          </w:tcPr>
-          <w:p>
-            <w:pPr>
-              <w:spacing w:before="30" w:after="30"/>
-            </w:pPr>
-            <w:r>
-              <w:rPr>
-                <w:color w:val="172033"/>
-                <w:sz w:val="16"/>
-              </w:rPr>
-              <w:t>过去 24 小时</w:t>
+              <w:t>min</w:t>
             </w:r>
           </w:p>
         </w:tc>
@@ -4050,7 +2973,7 @@
         </w:trPr>
         <w:tc>
           <w:tcPr>
-            <w:tcW w:type="dxa" w:w="2578"/>
+            <w:tcW w:type="dxa" w:w="3437"/>
             <w:vAlign w:val="center"/>
             <w:tcBorders>
               <w:top w:val="single" w:sz="6" w:color="CCD5E1"/>
@@ -4069,15 +2992,15 @@
             <w:r>
               <w:rPr>
                 <w:color w:val="172033"/>
-                <w:sz w:val="16"/>
+                <w:sz w:val="18"/>
               </w:rPr>
-              <w:t>血氧饱和度</w:t>
+              <w:t>手腕温度</w:t>
             </w:r>
           </w:p>
         </w:tc>
         <w:tc>
           <w:tcPr>
-            <w:tcW w:type="dxa" w:w="2578"/>
+            <w:tcW w:type="dxa" w:w="3437"/>
             <w:vAlign w:val="center"/>
             <w:tcBorders>
               <w:top w:val="single" w:sz="6" w:color="CCD5E1"/>
@@ -4097,15 +3020,15 @@
               <w:rPr>
                 <w:rFonts w:ascii="Consolas" w:hAnsi="Consolas"/>
                 <w:color w:val="0F766E"/>
-                <w:sz w:val="16"/>
+                <w:sz w:val="18"/>
               </w:rPr>
-              <w:t>blood_oxygen_saturation</w:t>
+              <w:t>wrist_temperature</w:t>
             </w:r>
           </w:p>
         </w:tc>
         <w:tc>
           <w:tcPr>
-            <w:tcW w:type="dxa" w:w="2578"/>
+            <w:tcW w:type="dxa" w:w="3437"/>
             <w:vAlign w:val="center"/>
             <w:tcBorders>
               <w:top w:val="single" w:sz="6" w:color="CCD5E1"/>
@@ -4125,726 +3048,9 @@
               <w:rPr>
                 <w:rFonts w:ascii="Consolas" w:hAnsi="Consolas"/>
                 <w:color w:val="0F766E"/>
-                <w:sz w:val="16"/>
-              </w:rPr>
-              <w:t>%</w:t>
-            </w:r>
-          </w:p>
-        </w:tc>
-        <w:tc>
-          <w:tcPr>
-            <w:tcW w:type="dxa" w:w="2578"/>
-            <w:vAlign w:val="center"/>
-            <w:tcBorders>
-              <w:top w:val="single" w:sz="6" w:color="CCD5E1"/>
-              <w:left w:val="single" w:sz="6" w:color="CCD5E1"/>
-              <w:bottom w:val="single" w:sz="6" w:color="CCD5E1"/>
-              <w:right w:val="single" w:sz="6" w:color="CCD5E1"/>
-              <w:insideH w:val="single" w:sz="6" w:color="CCD5E1"/>
-              <w:insideV w:val="single" w:sz="6" w:color="CCD5E1"/>
-            </w:tcBorders>
-            <w:shd w:fill="FFFFFF"/>
-          </w:tcPr>
-          <w:p>
-            <w:pPr>
-              <w:spacing w:before="30" w:after="30"/>
-            </w:pPr>
-            <w:r>
-              <w:rPr>
-                <w:color w:val="172033"/>
-                <w:sz w:val="16"/>
-              </w:rPr>
-              <w:t>过去 24 小时</w:t>
-            </w:r>
-          </w:p>
-        </w:tc>
-      </w:tr>
-      <w:tr>
-        <w:trPr>
-          <w:cantSplit/>
-        </w:trPr>
-        <w:tc>
-          <w:tcPr>
-            <w:tcW w:type="dxa" w:w="2578"/>
-            <w:vAlign w:val="center"/>
-            <w:tcBorders>
-              <w:top w:val="single" w:sz="6" w:color="CCD5E1"/>
-              <w:left w:val="single" w:sz="6" w:color="CCD5E1"/>
-              <w:bottom w:val="single" w:sz="6" w:color="CCD5E1"/>
-              <w:right w:val="single" w:sz="6" w:color="CCD5E1"/>
-              <w:insideH w:val="single" w:sz="6" w:color="CCD5E1"/>
-              <w:insideV w:val="single" w:sz="6" w:color="CCD5E1"/>
-            </w:tcBorders>
-            <w:shd w:fill="F3F5F8"/>
-          </w:tcPr>
-          <w:p>
-            <w:pPr>
-              <w:spacing w:before="30" w:after="30"/>
-            </w:pPr>
-            <w:r>
-              <w:rPr>
-                <w:color w:val="172033"/>
-                <w:sz w:val="16"/>
-              </w:rPr>
-              <w:t>步数</w:t>
-            </w:r>
-          </w:p>
-        </w:tc>
-        <w:tc>
-          <w:tcPr>
-            <w:tcW w:type="dxa" w:w="2578"/>
-            <w:vAlign w:val="center"/>
-            <w:tcBorders>
-              <w:top w:val="single" w:sz="6" w:color="CCD5E1"/>
-              <w:left w:val="single" w:sz="6" w:color="CCD5E1"/>
-              <w:bottom w:val="single" w:sz="6" w:color="CCD5E1"/>
-              <w:right w:val="single" w:sz="6" w:color="CCD5E1"/>
-              <w:insideH w:val="single" w:sz="6" w:color="CCD5E1"/>
-              <w:insideV w:val="single" w:sz="6" w:color="CCD5E1"/>
-            </w:tcBorders>
-            <w:shd w:fill="F3F5F8"/>
-          </w:tcPr>
-          <w:p>
-            <w:pPr>
-              <w:spacing w:before="30" w:after="30"/>
-            </w:pPr>
-            <w:r>
-              <w:rPr>
-                <w:rFonts w:ascii="Consolas" w:hAnsi="Consolas"/>
-                <w:color w:val="0F766E"/>
-                <w:sz w:val="16"/>
-              </w:rPr>
-              <w:t>step_count</w:t>
-            </w:r>
-          </w:p>
-        </w:tc>
-        <w:tc>
-          <w:tcPr>
-            <w:tcW w:type="dxa" w:w="2578"/>
-            <w:vAlign w:val="center"/>
-            <w:tcBorders>
-              <w:top w:val="single" w:sz="6" w:color="CCD5E1"/>
-              <w:left w:val="single" w:sz="6" w:color="CCD5E1"/>
-              <w:bottom w:val="single" w:sz="6" w:color="CCD5E1"/>
-              <w:right w:val="single" w:sz="6" w:color="CCD5E1"/>
-              <w:insideH w:val="single" w:sz="6" w:color="CCD5E1"/>
-              <w:insideV w:val="single" w:sz="6" w:color="CCD5E1"/>
-            </w:tcBorders>
-            <w:shd w:fill="F3F5F8"/>
-          </w:tcPr>
-          <w:p>
-            <w:pPr>
-              <w:spacing w:before="30" w:after="30"/>
-            </w:pPr>
-            <w:r>
-              <w:rPr>
-                <w:rFonts w:ascii="Consolas" w:hAnsi="Consolas"/>
-                <w:color w:val="0F766E"/>
-                <w:sz w:val="16"/>
-              </w:rPr>
-              <w:t>count</w:t>
-            </w:r>
-          </w:p>
-        </w:tc>
-        <w:tc>
-          <w:tcPr>
-            <w:tcW w:type="dxa" w:w="2578"/>
-            <w:vAlign w:val="center"/>
-            <w:tcBorders>
-              <w:top w:val="single" w:sz="6" w:color="CCD5E1"/>
-              <w:left w:val="single" w:sz="6" w:color="CCD5E1"/>
-              <w:bottom w:val="single" w:sz="6" w:color="CCD5E1"/>
-              <w:right w:val="single" w:sz="6" w:color="CCD5E1"/>
-              <w:insideH w:val="single" w:sz="6" w:color="CCD5E1"/>
-              <w:insideV w:val="single" w:sz="6" w:color="CCD5E1"/>
-            </w:tcBorders>
-            <w:shd w:fill="F3F5F8"/>
-          </w:tcPr>
-          <w:p>
-            <w:pPr>
-              <w:spacing w:before="30" w:after="30"/>
-            </w:pPr>
-            <w:r>
-              <w:rPr>
-                <w:color w:val="172033"/>
-                <w:sz w:val="16"/>
-              </w:rPr>
-              <w:t>今天</w:t>
-            </w:r>
-          </w:p>
-        </w:tc>
-      </w:tr>
-      <w:tr>
-        <w:trPr>
-          <w:cantSplit/>
-        </w:trPr>
-        <w:tc>
-          <w:tcPr>
-            <w:tcW w:type="dxa" w:w="2578"/>
-            <w:vAlign w:val="center"/>
-            <w:tcBorders>
-              <w:top w:val="single" w:sz="6" w:color="CCD5E1"/>
-              <w:left w:val="single" w:sz="6" w:color="CCD5E1"/>
-              <w:bottom w:val="single" w:sz="6" w:color="CCD5E1"/>
-              <w:right w:val="single" w:sz="6" w:color="CCD5E1"/>
-              <w:insideH w:val="single" w:sz="6" w:color="CCD5E1"/>
-              <w:insideV w:val="single" w:sz="6" w:color="CCD5E1"/>
-            </w:tcBorders>
-            <w:shd w:fill="FFFFFF"/>
-          </w:tcPr>
-          <w:p>
-            <w:pPr>
-              <w:spacing w:before="30" w:after="30"/>
-            </w:pPr>
-            <w:r>
-              <w:rPr>
-                <w:color w:val="172033"/>
-                <w:sz w:val="16"/>
-              </w:rPr>
-              <w:t>爬楼层</w:t>
-            </w:r>
-          </w:p>
-        </w:tc>
-        <w:tc>
-          <w:tcPr>
-            <w:tcW w:type="dxa" w:w="2578"/>
-            <w:vAlign w:val="center"/>
-            <w:tcBorders>
-              <w:top w:val="single" w:sz="6" w:color="CCD5E1"/>
-              <w:left w:val="single" w:sz="6" w:color="CCD5E1"/>
-              <w:bottom w:val="single" w:sz="6" w:color="CCD5E1"/>
-              <w:right w:val="single" w:sz="6" w:color="CCD5E1"/>
-              <w:insideH w:val="single" w:sz="6" w:color="CCD5E1"/>
-              <w:insideV w:val="single" w:sz="6" w:color="CCD5E1"/>
-            </w:tcBorders>
-            <w:shd w:fill="FFFFFF"/>
-          </w:tcPr>
-          <w:p>
-            <w:pPr>
-              <w:spacing w:before="30" w:after="30"/>
-            </w:pPr>
-            <w:r>
-              <w:rPr>
-                <w:rFonts w:ascii="Consolas" w:hAnsi="Consolas"/>
-                <w:color w:val="0F766E"/>
-                <w:sz w:val="16"/>
-              </w:rPr>
-              <w:t>flights_climbed</w:t>
-            </w:r>
-          </w:p>
-        </w:tc>
-        <w:tc>
-          <w:tcPr>
-            <w:tcW w:type="dxa" w:w="2578"/>
-            <w:vAlign w:val="center"/>
-            <w:tcBorders>
-              <w:top w:val="single" w:sz="6" w:color="CCD5E1"/>
-              <w:left w:val="single" w:sz="6" w:color="CCD5E1"/>
-              <w:bottom w:val="single" w:sz="6" w:color="CCD5E1"/>
-              <w:right w:val="single" w:sz="6" w:color="CCD5E1"/>
-              <w:insideH w:val="single" w:sz="6" w:color="CCD5E1"/>
-              <w:insideV w:val="single" w:sz="6" w:color="CCD5E1"/>
-            </w:tcBorders>
-            <w:shd w:fill="FFFFFF"/>
-          </w:tcPr>
-          <w:p>
-            <w:pPr>
-              <w:spacing w:before="30" w:after="30"/>
-            </w:pPr>
-            <w:r>
-              <w:rPr>
-                <w:rFonts w:ascii="Consolas" w:hAnsi="Consolas"/>
-                <w:color w:val="0F766E"/>
-                <w:sz w:val="16"/>
-              </w:rPr>
-              <w:t>count</w:t>
-            </w:r>
-          </w:p>
-        </w:tc>
-        <w:tc>
-          <w:tcPr>
-            <w:tcW w:type="dxa" w:w="2578"/>
-            <w:vAlign w:val="center"/>
-            <w:tcBorders>
-              <w:top w:val="single" w:sz="6" w:color="CCD5E1"/>
-              <w:left w:val="single" w:sz="6" w:color="CCD5E1"/>
-              <w:bottom w:val="single" w:sz="6" w:color="CCD5E1"/>
-              <w:right w:val="single" w:sz="6" w:color="CCD5E1"/>
-              <w:insideH w:val="single" w:sz="6" w:color="CCD5E1"/>
-              <w:insideV w:val="single" w:sz="6" w:color="CCD5E1"/>
-            </w:tcBorders>
-            <w:shd w:fill="FFFFFF"/>
-          </w:tcPr>
-          <w:p>
-            <w:pPr>
-              <w:spacing w:before="30" w:after="30"/>
-            </w:pPr>
-            <w:r>
-              <w:rPr>
-                <w:color w:val="172033"/>
-                <w:sz w:val="16"/>
-              </w:rPr>
-              <w:t>今天</w:t>
-            </w:r>
-          </w:p>
-        </w:tc>
-      </w:tr>
-      <w:tr>
-        <w:trPr>
-          <w:cantSplit/>
-        </w:trPr>
-        <w:tc>
-          <w:tcPr>
-            <w:tcW w:type="dxa" w:w="2578"/>
-            <w:vAlign w:val="center"/>
-            <w:tcBorders>
-              <w:top w:val="single" w:sz="6" w:color="CCD5E1"/>
-              <w:left w:val="single" w:sz="6" w:color="CCD5E1"/>
-              <w:bottom w:val="single" w:sz="6" w:color="CCD5E1"/>
-              <w:right w:val="single" w:sz="6" w:color="CCD5E1"/>
-              <w:insideH w:val="single" w:sz="6" w:color="CCD5E1"/>
-              <w:insideV w:val="single" w:sz="6" w:color="CCD5E1"/>
-            </w:tcBorders>
-            <w:shd w:fill="F3F5F8"/>
-          </w:tcPr>
-          <w:p>
-            <w:pPr>
-              <w:spacing w:before="30" w:after="30"/>
-            </w:pPr>
-            <w:r>
-              <w:rPr>
-                <w:color w:val="172033"/>
-                <w:sz w:val="16"/>
-              </w:rPr>
-              <w:t>步行与跑步距离</w:t>
-            </w:r>
-          </w:p>
-        </w:tc>
-        <w:tc>
-          <w:tcPr>
-            <w:tcW w:type="dxa" w:w="2578"/>
-            <w:vAlign w:val="center"/>
-            <w:tcBorders>
-              <w:top w:val="single" w:sz="6" w:color="CCD5E1"/>
-              <w:left w:val="single" w:sz="6" w:color="CCD5E1"/>
-              <w:bottom w:val="single" w:sz="6" w:color="CCD5E1"/>
-              <w:right w:val="single" w:sz="6" w:color="CCD5E1"/>
-              <w:insideH w:val="single" w:sz="6" w:color="CCD5E1"/>
-              <w:insideV w:val="single" w:sz="6" w:color="CCD5E1"/>
-            </w:tcBorders>
-            <w:shd w:fill="F3F5F8"/>
-          </w:tcPr>
-          <w:p>
-            <w:pPr>
-              <w:spacing w:before="30" w:after="30"/>
-            </w:pPr>
-            <w:r>
-              <w:rPr>
-                <w:rFonts w:ascii="Consolas" w:hAnsi="Consolas"/>
-                <w:color w:val="0F766E"/>
-                <w:sz w:val="16"/>
-              </w:rPr>
-              <w:t>walking_running_distance</w:t>
-            </w:r>
-          </w:p>
-        </w:tc>
-        <w:tc>
-          <w:tcPr>
-            <w:tcW w:type="dxa" w:w="2578"/>
-            <w:vAlign w:val="center"/>
-            <w:tcBorders>
-              <w:top w:val="single" w:sz="6" w:color="CCD5E1"/>
-              <w:left w:val="single" w:sz="6" w:color="CCD5E1"/>
-              <w:bottom w:val="single" w:sz="6" w:color="CCD5E1"/>
-              <w:right w:val="single" w:sz="6" w:color="CCD5E1"/>
-              <w:insideH w:val="single" w:sz="6" w:color="CCD5E1"/>
-              <w:insideV w:val="single" w:sz="6" w:color="CCD5E1"/>
-            </w:tcBorders>
-            <w:shd w:fill="F3F5F8"/>
-          </w:tcPr>
-          <w:p>
-            <w:pPr>
-              <w:spacing w:before="30" w:after="30"/>
-            </w:pPr>
-            <w:r>
-              <w:rPr>
-                <w:rFonts w:ascii="Consolas" w:hAnsi="Consolas"/>
-                <w:color w:val="0F766E"/>
-                <w:sz w:val="16"/>
-              </w:rPr>
-              <w:t>km</w:t>
-            </w:r>
-          </w:p>
-        </w:tc>
-        <w:tc>
-          <w:tcPr>
-            <w:tcW w:type="dxa" w:w="2578"/>
-            <w:vAlign w:val="center"/>
-            <w:tcBorders>
-              <w:top w:val="single" w:sz="6" w:color="CCD5E1"/>
-              <w:left w:val="single" w:sz="6" w:color="CCD5E1"/>
-              <w:bottom w:val="single" w:sz="6" w:color="CCD5E1"/>
-              <w:right w:val="single" w:sz="6" w:color="CCD5E1"/>
-              <w:insideH w:val="single" w:sz="6" w:color="CCD5E1"/>
-              <w:insideV w:val="single" w:sz="6" w:color="CCD5E1"/>
-            </w:tcBorders>
-            <w:shd w:fill="F3F5F8"/>
-          </w:tcPr>
-          <w:p>
-            <w:pPr>
-              <w:spacing w:before="30" w:after="30"/>
-            </w:pPr>
-            <w:r>
-              <w:rPr>
-                <w:color w:val="172033"/>
-                <w:sz w:val="16"/>
-              </w:rPr>
-              <w:t>今天</w:t>
-            </w:r>
-          </w:p>
-        </w:tc>
-      </w:tr>
-      <w:tr>
-        <w:trPr>
-          <w:cantSplit/>
-        </w:trPr>
-        <w:tc>
-          <w:tcPr>
-            <w:tcW w:type="dxa" w:w="2578"/>
-            <w:vAlign w:val="center"/>
-            <w:tcBorders>
-              <w:top w:val="single" w:sz="6" w:color="CCD5E1"/>
-              <w:left w:val="single" w:sz="6" w:color="CCD5E1"/>
-              <w:bottom w:val="single" w:sz="6" w:color="CCD5E1"/>
-              <w:right w:val="single" w:sz="6" w:color="CCD5E1"/>
-              <w:insideH w:val="single" w:sz="6" w:color="CCD5E1"/>
-              <w:insideV w:val="single" w:sz="6" w:color="CCD5E1"/>
-            </w:tcBorders>
-            <w:shd w:fill="FFFFFF"/>
-          </w:tcPr>
-          <w:p>
-            <w:pPr>
-              <w:spacing w:before="30" w:after="30"/>
-            </w:pPr>
-            <w:r>
-              <w:rPr>
-                <w:color w:val="172033"/>
-                <w:sz w:val="16"/>
-              </w:rPr>
-              <w:t>活动能量</w:t>
-            </w:r>
-          </w:p>
-        </w:tc>
-        <w:tc>
-          <w:tcPr>
-            <w:tcW w:type="dxa" w:w="2578"/>
-            <w:vAlign w:val="center"/>
-            <w:tcBorders>
-              <w:top w:val="single" w:sz="6" w:color="CCD5E1"/>
-              <w:left w:val="single" w:sz="6" w:color="CCD5E1"/>
-              <w:bottom w:val="single" w:sz="6" w:color="CCD5E1"/>
-              <w:right w:val="single" w:sz="6" w:color="CCD5E1"/>
-              <w:insideH w:val="single" w:sz="6" w:color="CCD5E1"/>
-              <w:insideV w:val="single" w:sz="6" w:color="CCD5E1"/>
-            </w:tcBorders>
-            <w:shd w:fill="FFFFFF"/>
-          </w:tcPr>
-          <w:p>
-            <w:pPr>
-              <w:spacing w:before="30" w:after="30"/>
-            </w:pPr>
-            <w:r>
-              <w:rPr>
-                <w:rFonts w:ascii="Consolas" w:hAnsi="Consolas"/>
-                <w:color w:val="0F766E"/>
-                <w:sz w:val="16"/>
-              </w:rPr>
-              <w:t>active_energy_burned</w:t>
-            </w:r>
-          </w:p>
-        </w:tc>
-        <w:tc>
-          <w:tcPr>
-            <w:tcW w:type="dxa" w:w="2578"/>
-            <w:vAlign w:val="center"/>
-            <w:tcBorders>
-              <w:top w:val="single" w:sz="6" w:color="CCD5E1"/>
-              <w:left w:val="single" w:sz="6" w:color="CCD5E1"/>
-              <w:bottom w:val="single" w:sz="6" w:color="CCD5E1"/>
-              <w:right w:val="single" w:sz="6" w:color="CCD5E1"/>
-              <w:insideH w:val="single" w:sz="6" w:color="CCD5E1"/>
-              <w:insideV w:val="single" w:sz="6" w:color="CCD5E1"/>
-            </w:tcBorders>
-            <w:shd w:fill="FFFFFF"/>
-          </w:tcPr>
-          <w:p>
-            <w:pPr>
-              <w:spacing w:before="30" w:after="30"/>
-            </w:pPr>
-            <w:r>
-              <w:rPr>
-                <w:rFonts w:ascii="Consolas" w:hAnsi="Consolas"/>
-                <w:color w:val="0F766E"/>
-                <w:sz w:val="16"/>
-              </w:rPr>
-              <w:t>kcal</w:t>
-            </w:r>
-          </w:p>
-        </w:tc>
-        <w:tc>
-          <w:tcPr>
-            <w:tcW w:type="dxa" w:w="2578"/>
-            <w:vAlign w:val="center"/>
-            <w:tcBorders>
-              <w:top w:val="single" w:sz="6" w:color="CCD5E1"/>
-              <w:left w:val="single" w:sz="6" w:color="CCD5E1"/>
-              <w:bottom w:val="single" w:sz="6" w:color="CCD5E1"/>
-              <w:right w:val="single" w:sz="6" w:color="CCD5E1"/>
-              <w:insideH w:val="single" w:sz="6" w:color="CCD5E1"/>
-              <w:insideV w:val="single" w:sz="6" w:color="CCD5E1"/>
-            </w:tcBorders>
-            <w:shd w:fill="FFFFFF"/>
-          </w:tcPr>
-          <w:p>
-            <w:pPr>
-              <w:spacing w:before="30" w:after="30"/>
-            </w:pPr>
-            <w:r>
-              <w:rPr>
-                <w:color w:val="172033"/>
-                <w:sz w:val="16"/>
-              </w:rPr>
-              <w:t>今天</w:t>
-            </w:r>
-          </w:p>
-        </w:tc>
-      </w:tr>
-      <w:tr>
-        <w:trPr>
-          <w:cantSplit/>
-        </w:trPr>
-        <w:tc>
-          <w:tcPr>
-            <w:tcW w:type="dxa" w:w="2578"/>
-            <w:vAlign w:val="center"/>
-            <w:tcBorders>
-              <w:top w:val="single" w:sz="6" w:color="CCD5E1"/>
-              <w:left w:val="single" w:sz="6" w:color="CCD5E1"/>
-              <w:bottom w:val="single" w:sz="6" w:color="CCD5E1"/>
-              <w:right w:val="single" w:sz="6" w:color="CCD5E1"/>
-              <w:insideH w:val="single" w:sz="6" w:color="CCD5E1"/>
-              <w:insideV w:val="single" w:sz="6" w:color="CCD5E1"/>
-            </w:tcBorders>
-            <w:shd w:fill="F3F5F8"/>
-          </w:tcPr>
-          <w:p>
-            <w:pPr>
-              <w:spacing w:before="30" w:after="30"/>
-            </w:pPr>
-            <w:r>
-              <w:rPr>
-                <w:color w:val="172033"/>
-                <w:sz w:val="16"/>
-              </w:rPr>
-              <w:t>锻炼时间</w:t>
-            </w:r>
-          </w:p>
-        </w:tc>
-        <w:tc>
-          <w:tcPr>
-            <w:tcW w:type="dxa" w:w="2578"/>
-            <w:vAlign w:val="center"/>
-            <w:tcBorders>
-              <w:top w:val="single" w:sz="6" w:color="CCD5E1"/>
-              <w:left w:val="single" w:sz="6" w:color="CCD5E1"/>
-              <w:bottom w:val="single" w:sz="6" w:color="CCD5E1"/>
-              <w:right w:val="single" w:sz="6" w:color="CCD5E1"/>
-              <w:insideH w:val="single" w:sz="6" w:color="CCD5E1"/>
-              <w:insideV w:val="single" w:sz="6" w:color="CCD5E1"/>
-            </w:tcBorders>
-            <w:shd w:fill="F3F5F8"/>
-          </w:tcPr>
-          <w:p>
-            <w:pPr>
-              <w:spacing w:before="30" w:after="30"/>
-            </w:pPr>
-            <w:r>
-              <w:rPr>
-                <w:rFonts w:ascii="Consolas" w:hAnsi="Consolas"/>
-                <w:color w:val="0F766E"/>
-                <w:sz w:val="16"/>
-              </w:rPr>
-              <w:t>apple_exercise_time</w:t>
-            </w:r>
-          </w:p>
-        </w:tc>
-        <w:tc>
-          <w:tcPr>
-            <w:tcW w:type="dxa" w:w="2578"/>
-            <w:vAlign w:val="center"/>
-            <w:tcBorders>
-              <w:top w:val="single" w:sz="6" w:color="CCD5E1"/>
-              <w:left w:val="single" w:sz="6" w:color="CCD5E1"/>
-              <w:bottom w:val="single" w:sz="6" w:color="CCD5E1"/>
-              <w:right w:val="single" w:sz="6" w:color="CCD5E1"/>
-              <w:insideH w:val="single" w:sz="6" w:color="CCD5E1"/>
-              <w:insideV w:val="single" w:sz="6" w:color="CCD5E1"/>
-            </w:tcBorders>
-            <w:shd w:fill="F3F5F8"/>
-          </w:tcPr>
-          <w:p>
-            <w:pPr>
-              <w:spacing w:before="30" w:after="30"/>
-            </w:pPr>
-            <w:r>
-              <w:rPr>
-                <w:rFonts w:ascii="Consolas" w:hAnsi="Consolas"/>
-                <w:color w:val="0F766E"/>
-                <w:sz w:val="16"/>
-              </w:rPr>
-              <w:t>min</w:t>
-            </w:r>
-          </w:p>
-        </w:tc>
-        <w:tc>
-          <w:tcPr>
-            <w:tcW w:type="dxa" w:w="2578"/>
-            <w:vAlign w:val="center"/>
-            <w:tcBorders>
-              <w:top w:val="single" w:sz="6" w:color="CCD5E1"/>
-              <w:left w:val="single" w:sz="6" w:color="CCD5E1"/>
-              <w:bottom w:val="single" w:sz="6" w:color="CCD5E1"/>
-              <w:right w:val="single" w:sz="6" w:color="CCD5E1"/>
-              <w:insideH w:val="single" w:sz="6" w:color="CCD5E1"/>
-              <w:insideV w:val="single" w:sz="6" w:color="CCD5E1"/>
-            </w:tcBorders>
-            <w:shd w:fill="F3F5F8"/>
-          </w:tcPr>
-          <w:p>
-            <w:pPr>
-              <w:spacing w:before="30" w:after="30"/>
-            </w:pPr>
-            <w:r>
-              <w:rPr>
-                <w:color w:val="172033"/>
-                <w:sz w:val="16"/>
-              </w:rPr>
-              <w:t>今天</w:t>
-            </w:r>
-          </w:p>
-        </w:tc>
-      </w:tr>
-      <w:tr>
-        <w:trPr>
-          <w:cantSplit/>
-        </w:trPr>
-        <w:tc>
-          <w:tcPr>
-            <w:tcW w:type="dxa" w:w="2578"/>
-            <w:vAlign w:val="center"/>
-            <w:tcBorders>
-              <w:top w:val="single" w:sz="6" w:color="CCD5E1"/>
-              <w:left w:val="single" w:sz="6" w:color="CCD5E1"/>
-              <w:bottom w:val="single" w:sz="6" w:color="CCD5E1"/>
-              <w:right w:val="single" w:sz="6" w:color="CCD5E1"/>
-              <w:insideH w:val="single" w:sz="6" w:color="CCD5E1"/>
-              <w:insideV w:val="single" w:sz="6" w:color="CCD5E1"/>
-            </w:tcBorders>
-            <w:shd w:fill="FFFFFF"/>
-          </w:tcPr>
-          <w:p>
-            <w:pPr>
-              <w:spacing w:before="30" w:after="30"/>
-            </w:pPr>
-            <w:r>
-              <w:rPr>
-                <w:color w:val="172033"/>
-                <w:sz w:val="16"/>
-              </w:rPr>
-              <w:t>手腕温度</w:t>
-            </w:r>
-          </w:p>
-        </w:tc>
-        <w:tc>
-          <w:tcPr>
-            <w:tcW w:type="dxa" w:w="2578"/>
-            <w:vAlign w:val="center"/>
-            <w:tcBorders>
-              <w:top w:val="single" w:sz="6" w:color="CCD5E1"/>
-              <w:left w:val="single" w:sz="6" w:color="CCD5E1"/>
-              <w:bottom w:val="single" w:sz="6" w:color="CCD5E1"/>
-              <w:right w:val="single" w:sz="6" w:color="CCD5E1"/>
-              <w:insideH w:val="single" w:sz="6" w:color="CCD5E1"/>
-              <w:insideV w:val="single" w:sz="6" w:color="CCD5E1"/>
-            </w:tcBorders>
-            <w:shd w:fill="FFFFFF"/>
-          </w:tcPr>
-          <w:p>
-            <w:pPr>
-              <w:spacing w:before="30" w:after="30"/>
-            </w:pPr>
-            <w:r>
-              <w:rPr>
-                <w:rFonts w:ascii="Consolas" w:hAnsi="Consolas"/>
-                <w:color w:val="0F766E"/>
-                <w:sz w:val="16"/>
-              </w:rPr>
-              <w:t>wrist_temperature</w:t>
-            </w:r>
-          </w:p>
-        </w:tc>
-        <w:tc>
-          <w:tcPr>
-            <w:tcW w:type="dxa" w:w="2578"/>
-            <w:vAlign w:val="center"/>
-            <w:tcBorders>
-              <w:top w:val="single" w:sz="6" w:color="CCD5E1"/>
-              <w:left w:val="single" w:sz="6" w:color="CCD5E1"/>
-              <w:bottom w:val="single" w:sz="6" w:color="CCD5E1"/>
-              <w:right w:val="single" w:sz="6" w:color="CCD5E1"/>
-              <w:insideH w:val="single" w:sz="6" w:color="CCD5E1"/>
-              <w:insideV w:val="single" w:sz="6" w:color="CCD5E1"/>
-            </w:tcBorders>
-            <w:shd w:fill="FFFFFF"/>
-          </w:tcPr>
-          <w:p>
-            <w:pPr>
-              <w:spacing w:before="30" w:after="30"/>
-            </w:pPr>
-            <w:r>
-              <w:rPr>
-                <w:rFonts w:ascii="Consolas" w:hAnsi="Consolas"/>
-                <w:color w:val="0F766E"/>
-                <w:sz w:val="16"/>
+                <w:sz w:val="18"/>
               </w:rPr>
               <w:t>°C</w:t>
-            </w:r>
-          </w:p>
-        </w:tc>
-        <w:tc>
-          <w:tcPr>
-            <w:tcW w:type="dxa" w:w="2578"/>
-            <w:vAlign w:val="center"/>
-            <w:tcBorders>
-              <w:top w:val="single" w:sz="6" w:color="CCD5E1"/>
-              <w:left w:val="single" w:sz="6" w:color="CCD5E1"/>
-              <w:bottom w:val="single" w:sz="6" w:color="CCD5E1"/>
-              <w:right w:val="single" w:sz="6" w:color="CCD5E1"/>
-              <w:insideH w:val="single" w:sz="6" w:color="CCD5E1"/>
-              <w:insideV w:val="single" w:sz="6" w:color="CCD5E1"/>
-            </w:tcBorders>
-            <w:shd w:fill="FFFFFF"/>
-          </w:tcPr>
-          <w:p>
-            <w:pPr>
-              <w:spacing w:before="30" w:after="30"/>
-            </w:pPr>
-            <w:r>
-              <w:rPr>
-                <w:color w:val="172033"/>
-                <w:sz w:val="16"/>
-              </w:rPr>
-              <w:t>过去 2 天</w:t>
             </w:r>
           </w:p>
         </w:tc>
@@ -4860,59 +3066,39 @@
         <w:rPr>
           <w:color w:val="172033"/>
         </w:rPr>
-        <w:t>不是每台设备都有全部项目。找不到的项目直接跳过。</w:t>
+        <w:t>找不到的项目直接跳过。</w:t>
       </w:r>
     </w:p>
     <w:p>
       <w:pPr>
-        <w:pStyle w:val="Callout"/>
-        <w:shd w:fill="E8F7F4"/>
+        <w:spacing w:after="40"/>
+      </w:pPr>
+    </w:p>
+    <w:p>
+      <w:pPr>
+        <w:pStyle w:val="Heading1"/>
       </w:pPr>
       <w:r>
-        <w:rPr>
-          <w:color w:val="0F766E"/>
-        </w:rPr>
-        <w:t>步数等活动数据可能由手机、手表和 App 各记一份。iPhone 健康通常会帮你处理来源优先级，但本项目不会替你判断“哪台设备更准”。</w:t>
+        <w:t xml:space="preserve"> 第五部分：手工做“上传睡眠给 AI”</w:t>
       </w:r>
     </w:p>
     <w:p>
       <w:pPr>
-        <w:spacing w:after="40"/>
-      </w:pPr>
-    </w:p>
-    <w:p>
-      <w:pPr>
-        <w:pStyle w:val="Heading1"/>
+        <w:pStyle w:val="Heading2"/>
       </w:pPr>
       <w:r>
-        <w:t xml:space="preserve"> 9. 再做一个睡眠快捷指令</w:t>
+        <w:t>12. 找出最近睡眠</w:t>
       </w:r>
     </w:p>
     <w:p>
+      <w:pPr>
+        <w:ind w:left="397" w:hanging="283"/>
+      </w:pPr>
       <w:r>
         <w:rPr>
           <w:color w:val="172033"/>
         </w:rPr>
-        <w:t>睡眠和心率长得不一样，所以单独做，名字叫“上传睡眠给 AI”。</w:t>
-      </w:r>
-    </w:p>
-    <w:p>
-      <w:pPr>
-        <w:pStyle w:val="Heading2"/>
-      </w:pPr>
-      <w:r>
-        <w:t>9.1 找睡眠</w:t>
-      </w:r>
-    </w:p>
-    <w:p>
-      <w:pPr>
-        <w:ind w:left="397" w:hanging="283"/>
-      </w:pPr>
-      <w:r>
-        <w:rPr>
-          <w:color w:val="172033"/>
-        </w:rPr>
-        <w:t>1.　新建快捷指令。</w:t>
+        <w:t>1.　新建快捷指令，名字叫“上传睡眠给 AI”。</w:t>
       </w:r>
     </w:p>
     <w:p>
@@ -4934,7 +3120,7 @@
         <w:rPr>
           <w:color w:val="172033"/>
         </w:rPr>
-        <w:t>3.　类型选“睡眠”或“睡眠分析”。</w:t>
+        <w:t>3.　类型选择“睡眠”或“睡眠分析”。</w:t>
       </w:r>
     </w:p>
     <w:p>
@@ -4945,29 +3131,18 @@
         <w:rPr>
           <w:color w:val="172033"/>
         </w:rPr>
-        <w:t>4.　开始日期选择“过去 18 小时”。</w:t>
+        <w:t>4.　条件选择过去 18 小时。</w:t>
       </w:r>
     </w:p>
     <w:p>
       <w:pPr>
-        <w:ind w:left="397" w:hanging="283"/>
+        <w:keepNext/>
       </w:pPr>
       <w:r>
         <w:rPr>
           <w:color w:val="172033"/>
         </w:rPr>
-        <w:t>5.　排序按开始日期。</w:t>
-      </w:r>
-    </w:p>
-    <w:p>
-      <w:pPr>
-        <w:keepNext/>
-      </w:pPr>
-      <w:r>
-        <w:rPr>
-          <w:color w:val="172033"/>
-        </w:rPr>
-        <w:t>如果界面没有“过去 18 小时”：</w:t>
+        <w:t>没有“过去 18 小时”时：</w:t>
       </w:r>
     </w:p>
     <w:p>
@@ -4989,51 +3164,48 @@
         <w:rPr>
           <w:color w:val="172033"/>
         </w:rPr>
-        <w:t xml:space="preserve">2.　添加“调整日期”，减去 </w:t>
+        <w:t>2.　添加“调整日期”，减去 18 小时。</w:t>
       </w:r>
-      <w:r>
-        <w:rPr>
-          <w:rFonts w:ascii="Consolas" w:hAnsi="Consolas"/>
-          <w:color w:val="0F766E"/>
-          <w:sz w:val="18"/>
-        </w:rPr>
-        <w:t>18</w:t>
-      </w:r>
+    </w:p>
+    <w:p>
+      <w:pPr>
+        <w:ind w:left="397" w:hanging="283"/>
+      </w:pPr>
       <w:r>
         <w:rPr>
           <w:color w:val="172033"/>
         </w:rPr>
-        <w:t xml:space="preserve"> 小时。</w:t>
+        <w:t>3.　查找开始日期晚于“调整后的日期”的睡眠样本。</w:t>
       </w:r>
     </w:p>
     <w:p>
       <w:pPr>
-        <w:ind w:left="397" w:hanging="283"/>
+        <w:pStyle w:val="Heading2"/>
+      </w:pPr>
+      <w:r>
+        <w:t>13. 做睡眠小卡片</w:t>
+      </w:r>
+    </w:p>
+    <w:p>
+      <w:pPr>
+        <w:keepNext/>
       </w:pPr>
       <w:r>
         <w:rPr>
           <w:color w:val="172033"/>
         </w:rPr>
-        <w:t>3.　在“查找健康样本”中设置：开始日期晚于“调整后的日期”。</w:t>
+        <w:t>添加“重复每一项”。在重复框里分别取得：</w:t>
       </w:r>
     </w:p>
     <w:p>
       <w:pPr>
-        <w:pStyle w:val="Heading2"/>
-      </w:pPr>
-      <w:r>
-        <w:t>9.2 做睡眠小卡片</w:t>
-      </w:r>
-    </w:p>
-    <w:p>
-      <w:pPr>
-        <w:keepNext/>
+        <w:pStyle w:val="ListBullet"/>
       </w:pPr>
       <w:r>
         <w:rPr>
           <w:color w:val="172033"/>
         </w:rPr>
-        <w:t>添加“重复每一项”。在重复框里，分别取得：</w:t>
+        <w:t>值或睡眠阶段。</w:t>
       </w:r>
     </w:p>
     <w:p>
@@ -5044,7 +3216,7 @@
         <w:rPr>
           <w:color w:val="172033"/>
         </w:rPr>
-        <w:t>“值”或“睡眠阶段”。</w:t>
+        <w:t>开始日期。</w:t>
       </w:r>
     </w:p>
     <w:p>
@@ -5055,18 +3227,7 @@
         <w:rPr>
           <w:color w:val="172033"/>
         </w:rPr>
-        <w:t>“开始日期”。</w:t>
-      </w:r>
-    </w:p>
-    <w:p>
-      <w:pPr>
-        <w:pStyle w:val="ListBullet"/>
-      </w:pPr>
-      <w:r>
-        <w:rPr>
-          <w:color w:val="172033"/>
-        </w:rPr>
-        <w:t>“结束日期”。</w:t>
+        <w:t>结束日期。</w:t>
       </w:r>
     </w:p>
     <w:p>
@@ -5074,7 +3235,7 @@
         <w:rPr>
           <w:color w:val="172033"/>
         </w:rPr>
-        <w:t xml:space="preserve">把开始、结束日期都格式化成 </w:t>
+        <w:t xml:space="preserve">把开始和结束都格式化成 </w:t>
       </w:r>
       <w:r>
         <w:rPr>
@@ -5143,7 +3304,7 @@
                 <w:color w:val="FFFFFF"/>
                 <w:sz w:val="18"/>
               </w:rPr>
-              <w:t>左边的名字</w:t>
+              <w:t>左边名字</w:t>
             </w:r>
           </w:p>
         </w:tc>
@@ -5172,7 +3333,7 @@
                 <w:color w:val="FFFFFF"/>
                 <w:sz w:val="18"/>
               </w:rPr>
-              <w:t>右边放什么</w:t>
+              <w:t>右边内容</w:t>
             </w:r>
           </w:p>
         </w:tc>
@@ -5234,7 +3395,7 @@
                 <w:color w:val="172033"/>
                 <w:sz w:val="18"/>
               </w:rPr>
-              <w:t>健康样本的“值”或“睡眠阶段”</w:t>
+              <w:t>值或睡眠阶段</w:t>
             </w:r>
           </w:p>
         </w:tc>
@@ -5372,7 +3533,15 @@
         <w:rPr>
           <w:color w:val="172033"/>
         </w:rPr>
-        <w:t>把这个字典添加到变量“睡眠小卡片”。</w:t>
+        <w:t>把字典加入变量“睡眠小卡片”。</w:t>
+      </w:r>
+    </w:p>
+    <w:p>
+      <w:pPr>
+        <w:pStyle w:val="Heading2"/>
+      </w:pPr>
+      <w:r>
+        <w:t>14. 上传睡眠</w:t>
       </w:r>
     </w:p>
     <w:p>
@@ -5383,7 +3552,7 @@
         <w:rPr>
           <w:color w:val="172033"/>
         </w:rPr>
-        <w:t>在“结束重复”下面，和心率上传一样添加 URL 与“获取 URL 内容”：</w:t>
+        <w:t>在“结束重复”下面：</w:t>
       </w:r>
     </w:p>
     <w:p>
@@ -5394,15 +3563,7 @@
         <w:rPr>
           <w:color w:val="172033"/>
         </w:rPr>
-        <w:t>URL：</w:t>
-      </w:r>
-      <w:r>
-        <w:rPr>
-          <w:rFonts w:ascii="Consolas" w:hAnsi="Consolas"/>
-          <w:color w:val="0F766E"/>
-          <w:sz w:val="18"/>
-        </w:rPr>
-        <w:t>我的地址/ingest</w:t>
+        <w:t>URL：设置页第 1 项。</w:t>
       </w:r>
     </w:p>
     <w:p>
@@ -5423,6 +3584,12 @@
         </w:rPr>
         <w:t>POST</w:t>
       </w:r>
+      <w:r>
+        <w:rPr>
+          <w:color w:val="172033"/>
+        </w:rPr>
+        <w:t>。</w:t>
+      </w:r>
     </w:p>
     <w:p>
       <w:pPr>
@@ -5442,6 +3609,12 @@
         </w:rPr>
         <w:t>JSON</w:t>
       </w:r>
+      <w:r>
+        <w:rPr>
+          <w:color w:val="172033"/>
+        </w:rPr>
+        <w:t>。</w:t>
+      </w:r>
     </w:p>
     <w:p>
       <w:pPr>
@@ -5461,16 +3634,22 @@
         </w:rPr>
         <w:t>sleep</w:t>
       </w:r>
-    </w:p>
-    <w:p>
-      <w:pPr>
-        <w:pStyle w:val="ListBullet"/>
-      </w:pPr>
       <w:r>
         <w:rPr>
           <w:color w:val="172033"/>
         </w:rPr>
-        <w:t>JSON 内容：变量“睡眠小卡片”</w:t>
+        <w:t>。</w:t>
+      </w:r>
+    </w:p>
+    <w:p>
+      <w:pPr>
+        <w:pStyle w:val="ListBullet"/>
+      </w:pPr>
+      <w:r>
+        <w:rPr>
+          <w:color w:val="172033"/>
+        </w:rPr>
+        <w:t>JSON 内容：变量“睡眠小卡片”。</w:t>
       </w:r>
     </w:p>
     <w:p>
@@ -5491,16 +3670,22 @@
         </w:rPr>
         <w:t>X-Upload-Key</w:t>
       </w:r>
-    </w:p>
-    <w:p>
-      <w:pPr>
-        <w:pStyle w:val="ListBullet"/>
-      </w:pPr>
       <w:r>
         <w:rPr>
           <w:color w:val="172033"/>
         </w:rPr>
-        <w:t>请求头内容：第一把钥匙</w:t>
+        <w:t>。</w:t>
+      </w:r>
+    </w:p>
+    <w:p>
+      <w:pPr>
+        <w:pStyle w:val="ListBullet"/>
+      </w:pPr>
+      <w:r>
+        <w:rPr>
+          <w:color w:val="172033"/>
+        </w:rPr>
+        <w:t>请求头内容：设置页第 2 项。</w:t>
       </w:r>
     </w:p>
     <w:p>
@@ -5522,7 +3707,7 @@
         <w:rPr>
           <w:color w:val="172033"/>
         </w:rPr>
-        <w:t xml:space="preserve"> 就好了。</w:t>
+        <w:t xml:space="preserve"> 即成功。</w:t>
       </w:r>
     </w:p>
     <w:p>
@@ -5535,7 +3720,7 @@
         <w:pStyle w:val="Heading1"/>
       </w:pPr>
       <w:r>
-        <w:t xml:space="preserve"> 10. 让它每天自己跑</w:t>
+        <w:t xml:space="preserve"> 第六部分：让它每天自己跑</w:t>
       </w:r>
     </w:p>
     <w:p>
@@ -5543,7 +3728,7 @@
         <w:pStyle w:val="Heading2"/>
       </w:pPr>
       <w:r>
-        <w:t>睡醒后上传睡眠</w:t>
+        <w:t>15. 醒来时上传睡眠</w:t>
       </w:r>
     </w:p>
     <w:p>
@@ -5554,7 +3739,7 @@
         <w:rPr>
           <w:color w:val="172033"/>
         </w:rPr>
-        <w:t>1.　打开“快捷指令”底部的“自动化”。</w:t>
+        <w:t>1.　快捷指令底部点“自动化”。</w:t>
       </w:r>
     </w:p>
     <w:p>
@@ -5579,7 +3764,7 @@
         <w:rPr>
           <w:color w:val="172033"/>
         </w:rPr>
-        <w:t>，选择“睡眠”或“起床”。</w:t>
+        <w:t>。</w:t>
       </w:r>
     </w:p>
     <w:p>
@@ -5590,7 +3775,7 @@
         <w:rPr>
           <w:color w:val="172033"/>
         </w:rPr>
-        <w:t>3.　选择“醒来时”。</w:t>
+        <w:t>3.　选择“睡眠”或“起床”。</w:t>
       </w:r>
     </w:p>
     <w:p>
@@ -5601,7 +3786,7 @@
         <w:rPr>
           <w:color w:val="172033"/>
         </w:rPr>
-        <w:t>4.　选择运行“上传睡眠给 AI”。</w:t>
+        <w:t>4.　选择“醒来时”。</w:t>
       </w:r>
     </w:p>
     <w:p>
@@ -5612,15 +3797,7 @@
         <w:rPr>
           <w:color w:val="172033"/>
         </w:rPr>
-        <w:t>5.　选择“立即运行”；旧版 iOS 则关闭“运行前询问”。</w:t>
-      </w:r>
-    </w:p>
-    <w:p>
-      <w:pPr>
-        <w:pStyle w:val="Heading2"/>
-      </w:pPr>
-      <w:r>
-        <w:t>每天上传状态</w:t>
+        <w:t>5.　运行“上传睡眠给 AI”。</w:t>
       </w:r>
     </w:p>
     <w:p>
@@ -5631,7 +3808,15 @@
         <w:rPr>
           <w:color w:val="172033"/>
         </w:rPr>
-        <w:t>1.　再建一个自动化。</w:t>
+        <w:t>6.　选择“立即运行”。</w:t>
+      </w:r>
+    </w:p>
+    <w:p>
+      <w:pPr>
+        <w:pStyle w:val="Heading2"/>
+      </w:pPr>
+      <w:r>
+        <w:t>16. 晚上上传状态</w:t>
       </w:r>
     </w:p>
     <w:p>
@@ -5642,7 +3827,7 @@
         <w:rPr>
           <w:color w:val="172033"/>
         </w:rPr>
-        <w:t>2.　选择“特定时间”。</w:t>
+        <w:t>1.　新建“特定时间”自动化。</w:t>
       </w:r>
     </w:p>
     <w:p>
@@ -5653,7 +3838,7 @@
         <w:rPr>
           <w:color w:val="172033"/>
         </w:rPr>
-        <w:t xml:space="preserve">3.　例如设为每天 </w:t>
+        <w:t xml:space="preserve">2.　时间例如每天 </w:t>
       </w:r>
       <w:r>
         <w:rPr>
@@ -5678,7 +3863,7 @@
         <w:rPr>
           <w:color w:val="172033"/>
         </w:rPr>
-        <w:t>4.　选择运行“上传健康给 AI”。</w:t>
+        <w:t>3.　运行“上传健康给 AI”。</w:t>
       </w:r>
     </w:p>
     <w:p>
@@ -5689,7 +3874,7 @@
         <w:rPr>
           <w:color w:val="172033"/>
         </w:rPr>
-        <w:t>5.　选择“立即运行”。</w:t>
+        <w:t>4.　选择“立即运行”。</w:t>
       </w:r>
     </w:p>
     <w:p>
@@ -5697,15 +3882,7 @@
         <w:rPr>
           <w:color w:val="172033"/>
         </w:rPr>
-        <w:t>一天上传 1～2 次已经够日常聊天。不要每分钟上传。</w:t>
-      </w:r>
-    </w:p>
-    <w:p>
-      <w:pPr>
-        <w:pStyle w:val="Heading2"/>
-      </w:pPr>
-      <w:r>
-        <w:t>一个真实限制</w:t>
+        <w:t>一天运行一两次即可，不要每分钟上传。</w:t>
       </w:r>
     </w:p>
     <w:p>
@@ -5713,7 +3890,20 @@
         <w:rPr>
           <w:color w:val="172033"/>
         </w:rPr>
-        <w:t>iPhone 处于锁定、省电、没网或系统繁忙时，自动化可能推迟，某些健康内容也可能暂时不给快捷指令读取。这不是云端坏了。</w:t>
+        <w:t>锁屏、省电、没网或系统繁忙时，iPhone 可能推迟运行。把快捷指令放进桌面小组件，可以随时补点一次。</w:t>
+      </w:r>
+    </w:p>
+    <w:p>
+      <w:pPr>
+        <w:spacing w:after="40"/>
+      </w:pPr>
+    </w:p>
+    <w:p>
+      <w:pPr>
+        <w:pStyle w:val="Heading1"/>
+      </w:pPr>
+      <w:r>
+        <w:t xml:space="preserve"> 第七部分：把 MCP 交给 AI</w:t>
       </w:r>
     </w:p>
     <w:p>
@@ -5724,72 +3914,7 @@
         <w:rPr>
           <w:color w:val="172033"/>
         </w:rPr>
-        <w:t>实用补救：</w:t>
-      </w:r>
-    </w:p>
-    <w:p>
-      <w:pPr>
-        <w:pStyle w:val="ListBullet"/>
-      </w:pPr>
-      <w:r>
-        <w:rPr>
-          <w:color w:val="172033"/>
-        </w:rPr>
-        <w:t>把两个快捷指令放到桌面小组件。</w:t>
-      </w:r>
-    </w:p>
-    <w:p>
-      <w:pPr>
-        <w:pStyle w:val="ListBullet"/>
-      </w:pPr>
-      <w:r>
-        <w:rPr>
-          <w:color w:val="172033"/>
-        </w:rPr>
-        <w:t>发现今天没数据时，手动点一下。</w:t>
-      </w:r>
-    </w:p>
-    <w:p>
-      <w:pPr>
-        <w:pStyle w:val="ListBullet"/>
-      </w:pPr>
-      <w:r>
-        <w:rPr>
-          <w:color w:val="172033"/>
-        </w:rPr>
-        <w:t>不要承诺“每秒实时”。免费快捷指令方案更像定时送信。</w:t>
-      </w:r>
-    </w:p>
-    <w:p>
-      <w:pPr>
-        <w:spacing w:after="40"/>
-      </w:pPr>
-    </w:p>
-    <w:p>
-      <w:pPr>
-        <w:pStyle w:val="Heading1"/>
-      </w:pPr>
-      <w:r>
-        <w:t xml:space="preserve"> 11. 把 MCP 交给 AI</w:t>
-      </w:r>
-    </w:p>
-    <w:p>
-      <w:r>
-        <w:rPr>
-          <w:color w:val="172033"/>
-        </w:rPr>
-        <w:t>在支持“HTTP MCP”或“Streamable HTTP MCP”的 AI 软件里新增一个 MCP。</w:t>
-      </w:r>
-    </w:p>
-    <w:p>
-      <w:pPr>
-        <w:keepNext/>
-      </w:pPr>
-      <w:r>
-        <w:rPr>
-          <w:color w:val="172033"/>
-        </w:rPr>
-        <w:t>填：</w:t>
+        <w:t>填入设置页的第 3、4 项：</w:t>
       </w:r>
     </w:p>
     <w:tbl>
@@ -5833,7 +3958,7 @@
                 <w:color w:val="FFFFFF"/>
                 <w:sz w:val="18"/>
               </w:rPr>
-              <w:t>设置</w:t>
+              <w:t>AI 设置</w:t>
             </w:r>
           </w:p>
         </w:tc>
@@ -5862,7 +3987,7 @@
                 <w:color w:val="FFFFFF"/>
                 <w:sz w:val="18"/>
               </w:rPr>
-              <w:t>内容</w:t>
+              <w:t>填什么</w:t>
             </w:r>
           </w:p>
         </w:tc>
@@ -5982,11 +4107,10 @@
             </w:pPr>
             <w:r>
               <w:rPr>
-                <w:rFonts w:ascii="Consolas" w:hAnsi="Consolas"/>
-                <w:color w:val="0F766E"/>
+                <w:color w:val="172033"/>
                 <w:sz w:val="18"/>
               </w:rPr>
-              <w:t>我的地址/mcp</w:t>
+              <w:t>设置页第 3 项</w:t>
             </w:r>
           </w:p>
         </w:tc>
@@ -6104,18 +4228,10 @@
             </w:pPr>
             <w:r>
               <w:rPr>
-                <w:rFonts w:ascii="Consolas" w:hAnsi="Consolas"/>
-                <w:color w:val="0F766E"/>
-                <w:sz w:val="18"/>
-              </w:rPr>
-              <w:t>my-keys.local</w:t>
-            </w:r>
-            <w:r>
-              <w:rPr>
                 <w:color w:val="172033"/>
                 <w:sz w:val="18"/>
               </w:rPr>
-              <w:t xml:space="preserve"> 里的第二把钥匙</w:t>
+              <w:t>设置页第 4 项</w:t>
             </w:r>
           </w:p>
         </w:tc>
@@ -6134,7 +4250,7 @@
         <w:rPr>
           <w:color w:val="172033"/>
         </w:rPr>
-        <w:t>如果软件没有单独的 Token 格子，而是让你加“请求头”，填：</w:t>
+        <w:t>若 AI 只让你添加请求头：</w:t>
       </w:r>
     </w:p>
     <w:tbl>
@@ -6178,7 +4294,7 @@
                 <w:color w:val="FFFFFF"/>
                 <w:sz w:val="18"/>
               </w:rPr>
-              <w:t>请求头名字</w:t>
+              <w:t>请求头</w:t>
             </w:r>
           </w:p>
         </w:tc>
@@ -6207,7 +4323,7 @@
                 <w:color w:val="FFFFFF"/>
                 <w:sz w:val="18"/>
               </w:rPr>
-              <w:t>请求头内容</w:t>
+              <w:t>内容</w:t>
             </w:r>
           </w:p>
         </w:tc>
@@ -6268,7 +4384,7 @@
                 <w:color w:val="0F766E"/>
                 <w:sz w:val="18"/>
               </w:rPr>
-              <w:t>Bearer 第二把钥匙</w:t>
+              <w:t>Bearer 第四项钥匙</w:t>
             </w:r>
           </w:p>
         </w:tc>
@@ -6287,7 +4403,7 @@
         <w:rPr>
           <w:color w:val="172033"/>
         </w:rPr>
-        <w:t>点“测试连接”。正确时会看到：</w:t>
+        <w:t>连接成功应看到：</w:t>
       </w:r>
     </w:p>
     <w:p>
@@ -6309,84 +4425,11 @@
       </w:r>
     </w:p>
     <w:p>
-      <w:pPr>
-        <w:pStyle w:val="Heading2"/>
-      </w:pPr>
-      <w:r>
-        <w:t>如何让角色在聊天中自然关心</w:t>
-      </w:r>
-    </w:p>
-    <w:p>
-      <w:pPr>
-        <w:keepNext/>
-      </w:pPr>
       <w:r>
         <w:rPr>
           <w:color w:val="172033"/>
         </w:rPr>
-        <w:t>把这段话放进角色设定：</w:t>
-      </w:r>
-    </w:p>
-    <w:p>
-      <w:pPr>
-        <w:pStyle w:val="CodeBlock"/>
-        <w:shd w:fill="101827"/>
-      </w:pPr>
-      <w:r>
-        <w:rPr>
-          <w:rFonts w:ascii="Consolas" w:hAnsi="Consolas"/>
-          <w:color w:val="F8FAFC"/>
-          <w:sz w:val="17"/>
-        </w:rPr>
-        <w:t>聊天涉及睡眠、疲劳、运动、恢复或身体感受时，可以自然调用健康工具。</w:t>
-        <w:br/>
-        <w:t>只有数据确实相关时才提到，不要每句话都报数字，不要装作医生。</w:t>
-        <w:br/>
-        <w:t>可以像朋友一样说：“你昨晚睡得比平时少，今天要不要早点休息？”</w:t>
-      </w:r>
-    </w:p>
-    <w:p>
-      <w:pPr>
-        <w:keepNext/>
-      </w:pPr>
-      <w:r>
-        <w:rPr>
-          <w:color w:val="172033"/>
-        </w:rPr>
-        <w:t>这不是“AI 在后台一直盯着你”。实际过程是：</w:t>
-      </w:r>
-    </w:p>
-    <w:p>
-      <w:pPr>
-        <w:ind w:left="397" w:hanging="283"/>
-      </w:pPr>
-      <w:r>
-        <w:rPr>
-          <w:color w:val="172033"/>
-        </w:rPr>
-        <w:t>1.　你开始聊天。</w:t>
-      </w:r>
-    </w:p>
-    <w:p>
-      <w:pPr>
-        <w:ind w:left="397" w:hanging="283"/>
-      </w:pPr>
-      <w:r>
-        <w:rPr>
-          <w:color w:val="172033"/>
-        </w:rPr>
-        <w:t>2.　AI 觉得健康数据与当前话题有关。</w:t>
-      </w:r>
-    </w:p>
-    <w:p>
-      <w:pPr>
-        <w:ind w:left="397" w:hanging="283"/>
-      </w:pPr>
-      <w:r>
-        <w:rPr>
-          <w:color w:val="172033"/>
-        </w:rPr>
-        <w:t xml:space="preserve">3.　AI 调用一次 </w:t>
+        <w:t xml:space="preserve">AI 一般先调用一次 </w:t>
       </w:r>
       <w:r>
         <w:rPr>
@@ -6400,18 +4443,69 @@
         <w:rPr>
           <w:color w:val="172033"/>
         </w:rPr>
-        <w:t>。</w:t>
+        <w:t>。只有你继续问睡眠细节或长期变化时，才需要另外两个工具。</w:t>
       </w:r>
     </w:p>
     <w:p>
       <w:pPr>
-        <w:ind w:left="397" w:hanging="283"/>
-      </w:pPr>
+        <w:spacing w:after="40"/>
+      </w:pPr>
+    </w:p>
+    <w:p>
+      <w:pPr>
+        <w:pStyle w:val="Heading1"/>
+      </w:pPr>
+      <w:r>
+        <w:t xml:space="preserve"> 第八部分：群主怎样做成“点链接安装”</w:t>
+      </w:r>
+    </w:p>
+    <w:p>
       <w:r>
         <w:rPr>
           <w:color w:val="172033"/>
         </w:rPr>
-        <w:t xml:space="preserve">4.　需要追问时，才再调用 </w:t>
+        <w:t>这部分只需群主做一次。</w:t>
+      </w:r>
+    </w:p>
+    <w:p>
+      <w:pPr>
+        <w:pStyle w:val="Heading2"/>
+      </w:pPr>
+      <w:r>
+        <w:t>17. 给快捷指令加导入问题</w:t>
+      </w:r>
+    </w:p>
+    <w:p>
+      <w:pPr>
+        <w:keepNext/>
+      </w:pPr>
+      <w:r>
+        <w:rPr>
+          <w:color w:val="172033"/>
+        </w:rPr>
+        <w:t>打开已经测试成功的快捷指令：</w:t>
+      </w:r>
+    </w:p>
+    <w:p>
+      <w:pPr>
+        <w:ind w:left="397" w:hanging="283"/>
+      </w:pPr>
+      <w:r>
+        <w:rPr>
+          <w:color w:val="172033"/>
+        </w:rPr>
+        <w:t>1.　打开快捷指令详情。</w:t>
+      </w:r>
+    </w:p>
+    <w:p>
+      <w:pPr>
+        <w:ind w:left="397" w:hanging="283"/>
+      </w:pPr>
+      <w:r>
+        <w:rPr>
+          <w:color w:val="172033"/>
+        </w:rPr>
+        <w:t xml:space="preserve">2.　点“设置”或 </w:t>
       </w:r>
       <w:r>
         <w:rPr>
@@ -6419,21 +4513,7 @@
           <w:color w:val="0F766E"/>
           <w:sz w:val="18"/>
         </w:rPr>
-        <w:t>health_detail</w:t>
-      </w:r>
-      <w:r>
-        <w:rPr>
-          <w:color w:val="172033"/>
-        </w:rPr>
-        <w:t xml:space="preserve"> 或 </w:t>
-      </w:r>
-      <w:r>
-        <w:rPr>
-          <w:rFonts w:ascii="Consolas" w:hAnsi="Consolas"/>
-          <w:color w:val="0F766E"/>
-          <w:sz w:val="18"/>
-        </w:rPr>
-        <w:t>health_trends</w:t>
+        <w:t>Setup</w:t>
       </w:r>
       <w:r>
         <w:rPr>
@@ -6443,891 +4523,47 @@
       </w:r>
     </w:p>
     <w:p>
+      <w:pPr>
+        <w:ind w:left="397" w:hanging="283"/>
+      </w:pPr>
       <w:r>
         <w:rPr>
           <w:color w:val="172033"/>
         </w:rPr>
-        <w:t>所以通常一次就够，不会每次把三个工具全叫一遍。</w:t>
+        <w:t>3.　点“添加新问题”。</w:t>
       </w:r>
     </w:p>
     <w:p>
       <w:pPr>
-        <w:spacing w:after="40"/>
-      </w:pPr>
-    </w:p>
-    <w:p>
-      <w:pPr>
-        <w:pStyle w:val="Heading1"/>
-      </w:pPr>
-      <w:r>
-        <w:t xml:space="preserve"> 12. 优点和缺点</w:t>
-      </w:r>
-    </w:p>
-    <w:p>
-      <w:pPr>
-        <w:pStyle w:val="Heading2"/>
-      </w:pPr>
-      <w:r>
-        <w:t>优点</w:t>
-      </w:r>
-    </w:p>
-    <w:p>
-      <w:pPr>
-        <w:pStyle w:val="ListBullet"/>
+        <w:ind w:left="397" w:hanging="283"/>
       </w:pPr>
       <w:r>
         <w:rPr>
           <w:color w:val="172033"/>
         </w:rPr>
-        <w:t>不买健康导出 App，也不用一直开电脑。</w:t>
+        <w:t>4.　选择 URL 里的上传地址。</w:t>
       </w:r>
     </w:p>
     <w:p>
       <w:pPr>
-        <w:pStyle w:val="ListBullet"/>
+        <w:ind w:left="397" w:hanging="283"/>
       </w:pPr>
       <w:r>
         <w:rPr>
           <w:color w:val="172033"/>
         </w:rPr>
-        <w:t>每个人的数据放在自己的 Cloudflare 账号。</w:t>
+        <w:t>5.　问题写“请粘贴 iPhone 上传地址”。</w:t>
       </w:r>
     </w:p>
     <w:p>
       <w:pPr>
-        <w:pStyle w:val="ListBullet"/>
+        <w:ind w:left="397" w:hanging="283"/>
       </w:pPr>
       <w:r>
         <w:rPr>
           <w:color w:val="172033"/>
         </w:rPr>
-        <w:t>两把钥匙分工：iPhone 只能上传，AI 只能读取。</w:t>
-      </w:r>
-    </w:p>
-    <w:p>
-      <w:pPr>
-        <w:pStyle w:val="ListBullet"/>
-      </w:pPr>
-      <w:r>
-        <w:rPr>
-          <w:color w:val="172033"/>
-        </w:rPr>
-        <w:t>AI 只有 3 个只读工具，不容易调用错。</w:t>
-      </w:r>
-    </w:p>
-    <w:p>
-      <w:pPr>
-        <w:pStyle w:val="ListBullet"/>
-      </w:pPr>
-      <w:r>
-        <w:rPr>
-          <w:color w:val="172033"/>
-        </w:rPr>
-        <w:t>代码公开，能看见它保存和返回了什么。</w:t>
-      </w:r>
-    </w:p>
-    <w:p>
-      <w:pPr>
-        <w:pStyle w:val="ListBullet"/>
-      </w:pPr>
-      <w:r>
-        <w:rPr>
-          <w:color w:val="172033"/>
-        </w:rPr>
-        <w:t>免费额度对个人每天几次上传通常非常充足。</w:t>
-      </w:r>
-    </w:p>
-    <w:p>
-      <w:pPr>
-        <w:pStyle w:val="Heading2"/>
-      </w:pPr>
-      <w:r>
-        <w:t>缺点</w:t>
-      </w:r>
-    </w:p>
-    <w:p>
-      <w:pPr>
-        <w:pStyle w:val="ListBullet"/>
-      </w:pPr>
-      <w:r>
-        <w:rPr>
-          <w:color w:val="172033"/>
-        </w:rPr>
-        <w:t>第一次要用电脑部署，还要手工搭两个快捷指令。</w:t>
-      </w:r>
-    </w:p>
-    <w:p>
-      <w:pPr>
-        <w:pStyle w:val="ListBullet"/>
-      </w:pPr>
-      <w:r>
-        <w:rPr>
-          <w:color w:val="172033"/>
-        </w:rPr>
-        <w:t>iPhone 自动化不是严格的实时系统，偶尔会延后或漏跑。</w:t>
-      </w:r>
-    </w:p>
-    <w:p>
-      <w:pPr>
-        <w:pStyle w:val="ListBullet"/>
-      </w:pPr>
-      <w:r>
-        <w:rPr>
-          <w:color w:val="172033"/>
-        </w:rPr>
-        <w:t>Apple 健康里的数据本身可能延迟；睡眠通常要醒来后才完整。</w:t>
-      </w:r>
-    </w:p>
-    <w:p>
-      <w:pPr>
-        <w:pStyle w:val="ListBullet"/>
-      </w:pPr>
-      <w:r>
-        <w:rPr>
-          <w:color w:val="172033"/>
-        </w:rPr>
-        <w:t>Cloudflare 是第三方云端。数据不是只留在手机里。</w:t>
-      </w:r>
-    </w:p>
-    <w:p>
-      <w:pPr>
-        <w:pStyle w:val="ListBullet"/>
-      </w:pPr>
-      <w:r>
-        <w:rPr>
-          <w:color w:val="172033"/>
-        </w:rPr>
-        <w:t>这是个人项目，不保证永远兼容所有 AI 客户端和未来 iOS。</w:t>
-      </w:r>
-    </w:p>
-    <w:p>
-      <w:pPr>
-        <w:pStyle w:val="ListBullet"/>
-      </w:pPr>
-      <w:r>
-        <w:rPr>
-          <w:color w:val="172033"/>
-        </w:rPr>
-        <w:t>免费服务有使用上限；个人使用通常够，但不是“法律保证永远零元”。</w:t>
-      </w:r>
-    </w:p>
-    <w:p>
-      <w:pPr>
-        <w:pStyle w:val="ListBullet"/>
-      </w:pPr>
-      <w:r>
-        <w:rPr>
-          <w:color w:val="172033"/>
-        </w:rPr>
-        <w:t>它只能整理数据，不能作出医疗诊断。</w:t>
-      </w:r>
-    </w:p>
-    <w:p>
-      <w:pPr>
-        <w:pStyle w:val="Heading2"/>
-      </w:pPr>
-      <w:r>
-        <w:t>与付费导出 App 相比</w:t>
-      </w:r>
-    </w:p>
-    <w:tbl>
-      <w:tblPr>
-        <w:tblW w:type="auto" w:w="0"/>
-        <w:jc w:val="center"/>
-        <w:tblLayout w:type="autofit"/>
-        <w:tblLook w:firstColumn="1" w:firstRow="1" w:lastColumn="0" w:lastRow="0" w:noHBand="0" w:noVBand="1" w:val="04A0"/>
-      </w:tblPr>
-      <w:tblGrid>
-        <w:gridCol w:w="3437"/>
-        <w:gridCol w:w="3437"/>
-        <w:gridCol w:w="3437"/>
-      </w:tblGrid>
-      <w:tr>
-        <w:trPr>
-          <w:cantSplit/>
-          <w:tblHeader w:val="true"/>
-        </w:trPr>
-        <w:tc>
-          <w:tcPr>
-            <w:tcW w:type="dxa" w:w="3437"/>
-            <w:vAlign w:val="center"/>
-            <w:tcBorders>
-              <w:top w:val="single" w:sz="6" w:color="CCD5E1"/>
-              <w:left w:val="single" w:sz="6" w:color="CCD5E1"/>
-              <w:bottom w:val="single" w:sz="6" w:color="CCD5E1"/>
-              <w:right w:val="single" w:sz="6" w:color="CCD5E1"/>
-              <w:insideH w:val="single" w:sz="6" w:color="CCD5E1"/>
-              <w:insideV w:val="single" w:sz="6" w:color="CCD5E1"/>
-            </w:tcBorders>
-            <w:shd w:fill="2563EB"/>
-          </w:tcPr>
-          <w:p>
-            <w:pPr>
-              <w:spacing w:before="30" w:after="30"/>
-            </w:pPr>
-            <w:r>
-              <w:rPr>
-                <w:b/>
-                <w:color w:val="FFFFFF"/>
-                <w:sz w:val="18"/>
-              </w:rPr>
-              <w:t>比较</w:t>
-            </w:r>
-          </w:p>
-        </w:tc>
-        <w:tc>
-          <w:tcPr>
-            <w:tcW w:type="dxa" w:w="3437"/>
-            <w:vAlign w:val="center"/>
-            <w:tcBorders>
-              <w:top w:val="single" w:sz="6" w:color="CCD5E1"/>
-              <w:left w:val="single" w:sz="6" w:color="CCD5E1"/>
-              <w:bottom w:val="single" w:sz="6" w:color="CCD5E1"/>
-              <w:right w:val="single" w:sz="6" w:color="CCD5E1"/>
-              <w:insideH w:val="single" w:sz="6" w:color="CCD5E1"/>
-              <w:insideV w:val="single" w:sz="6" w:color="CCD5E1"/>
-            </w:tcBorders>
-            <w:shd w:fill="2563EB"/>
-          </w:tcPr>
-          <w:p>
-            <w:pPr>
-              <w:spacing w:before="30" w:after="30"/>
-            </w:pPr>
-            <w:r>
-              <w:rPr>
-                <w:b/>
-                <w:color w:val="FFFFFF"/>
-                <w:sz w:val="18"/>
-              </w:rPr>
-              <w:t>本方案</w:t>
-            </w:r>
-          </w:p>
-        </w:tc>
-        <w:tc>
-          <w:tcPr>
-            <w:tcW w:type="dxa" w:w="3437"/>
-            <w:vAlign w:val="center"/>
-            <w:tcBorders>
-              <w:top w:val="single" w:sz="6" w:color="CCD5E1"/>
-              <w:left w:val="single" w:sz="6" w:color="CCD5E1"/>
-              <w:bottom w:val="single" w:sz="6" w:color="CCD5E1"/>
-              <w:right w:val="single" w:sz="6" w:color="CCD5E1"/>
-              <w:insideH w:val="single" w:sz="6" w:color="CCD5E1"/>
-              <w:insideV w:val="single" w:sz="6" w:color="CCD5E1"/>
-            </w:tcBorders>
-            <w:shd w:fill="2563EB"/>
-          </w:tcPr>
-          <w:p>
-            <w:pPr>
-              <w:spacing w:before="30" w:after="30"/>
-            </w:pPr>
-            <w:r>
-              <w:rPr>
-                <w:b/>
-                <w:color w:val="FFFFFF"/>
-                <w:sz w:val="18"/>
-              </w:rPr>
-              <w:t>付费导出 App</w:t>
-            </w:r>
-          </w:p>
-        </w:tc>
-      </w:tr>
-      <w:tr>
-        <w:trPr>
-          <w:cantSplit/>
-        </w:trPr>
-        <w:tc>
-          <w:tcPr>
-            <w:tcW w:type="dxa" w:w="3437"/>
-            <w:vAlign w:val="center"/>
-            <w:tcBorders>
-              <w:top w:val="single" w:sz="6" w:color="CCD5E1"/>
-              <w:left w:val="single" w:sz="6" w:color="CCD5E1"/>
-              <w:bottom w:val="single" w:sz="6" w:color="CCD5E1"/>
-              <w:right w:val="single" w:sz="6" w:color="CCD5E1"/>
-              <w:insideH w:val="single" w:sz="6" w:color="CCD5E1"/>
-              <w:insideV w:val="single" w:sz="6" w:color="CCD5E1"/>
-            </w:tcBorders>
-            <w:shd w:fill="FFFFFF"/>
-          </w:tcPr>
-          <w:p>
-            <w:pPr>
-              <w:spacing w:before="30" w:after="30"/>
-            </w:pPr>
-            <w:r>
-              <w:rPr>
-                <w:color w:val="172033"/>
-                <w:sz w:val="18"/>
-              </w:rPr>
-              <w:t>费用</w:t>
-            </w:r>
-          </w:p>
-        </w:tc>
-        <w:tc>
-          <w:tcPr>
-            <w:tcW w:type="dxa" w:w="3437"/>
-            <w:vAlign w:val="center"/>
-            <w:tcBorders>
-              <w:top w:val="single" w:sz="6" w:color="CCD5E1"/>
-              <w:left w:val="single" w:sz="6" w:color="CCD5E1"/>
-              <w:bottom w:val="single" w:sz="6" w:color="CCD5E1"/>
-              <w:right w:val="single" w:sz="6" w:color="CCD5E1"/>
-              <w:insideH w:val="single" w:sz="6" w:color="CCD5E1"/>
-              <w:insideV w:val="single" w:sz="6" w:color="CCD5E1"/>
-            </w:tcBorders>
-            <w:shd w:fill="FFFFFF"/>
-          </w:tcPr>
-          <w:p>
-            <w:pPr>
-              <w:spacing w:before="30" w:after="30"/>
-            </w:pPr>
-            <w:r>
-              <w:rPr>
-                <w:color w:val="172033"/>
-                <w:sz w:val="18"/>
-              </w:rPr>
-              <w:t>通常可在免费额度内</w:t>
-            </w:r>
-          </w:p>
-        </w:tc>
-        <w:tc>
-          <w:tcPr>
-            <w:tcW w:type="dxa" w:w="3437"/>
-            <w:vAlign w:val="center"/>
-            <w:tcBorders>
-              <w:top w:val="single" w:sz="6" w:color="CCD5E1"/>
-              <w:left w:val="single" w:sz="6" w:color="CCD5E1"/>
-              <w:bottom w:val="single" w:sz="6" w:color="CCD5E1"/>
-              <w:right w:val="single" w:sz="6" w:color="CCD5E1"/>
-              <w:insideH w:val="single" w:sz="6" w:color="CCD5E1"/>
-              <w:insideV w:val="single" w:sz="6" w:color="CCD5E1"/>
-            </w:tcBorders>
-            <w:shd w:fill="FFFFFF"/>
-          </w:tcPr>
-          <w:p>
-            <w:pPr>
-              <w:spacing w:before="30" w:after="30"/>
-            </w:pPr>
-            <w:r>
-              <w:rPr>
-                <w:color w:val="172033"/>
-                <w:sz w:val="18"/>
-              </w:rPr>
-              <w:t>可能订阅或买断</w:t>
-            </w:r>
-          </w:p>
-        </w:tc>
-      </w:tr>
-      <w:tr>
-        <w:trPr>
-          <w:cantSplit/>
-        </w:trPr>
-        <w:tc>
-          <w:tcPr>
-            <w:tcW w:type="dxa" w:w="3437"/>
-            <w:vAlign w:val="center"/>
-            <w:tcBorders>
-              <w:top w:val="single" w:sz="6" w:color="CCD5E1"/>
-              <w:left w:val="single" w:sz="6" w:color="CCD5E1"/>
-              <w:bottom w:val="single" w:sz="6" w:color="CCD5E1"/>
-              <w:right w:val="single" w:sz="6" w:color="CCD5E1"/>
-              <w:insideH w:val="single" w:sz="6" w:color="CCD5E1"/>
-              <w:insideV w:val="single" w:sz="6" w:color="CCD5E1"/>
-            </w:tcBorders>
-            <w:shd w:fill="F3F5F8"/>
-          </w:tcPr>
-          <w:p>
-            <w:pPr>
-              <w:spacing w:before="30" w:after="30"/>
-            </w:pPr>
-            <w:r>
-              <w:rPr>
-                <w:color w:val="172033"/>
-                <w:sz w:val="18"/>
-              </w:rPr>
-              <w:t>第一次设置</w:t>
-            </w:r>
-          </w:p>
-        </w:tc>
-        <w:tc>
-          <w:tcPr>
-            <w:tcW w:type="dxa" w:w="3437"/>
-            <w:vAlign w:val="center"/>
-            <w:tcBorders>
-              <w:top w:val="single" w:sz="6" w:color="CCD5E1"/>
-              <w:left w:val="single" w:sz="6" w:color="CCD5E1"/>
-              <w:bottom w:val="single" w:sz="6" w:color="CCD5E1"/>
-              <w:right w:val="single" w:sz="6" w:color="CCD5E1"/>
-              <w:insideH w:val="single" w:sz="6" w:color="CCD5E1"/>
-              <w:insideV w:val="single" w:sz="6" w:color="CCD5E1"/>
-            </w:tcBorders>
-            <w:shd w:fill="F3F5F8"/>
-          </w:tcPr>
-          <w:p>
-            <w:pPr>
-              <w:spacing w:before="30" w:after="30"/>
-            </w:pPr>
-            <w:r>
-              <w:rPr>
-                <w:color w:val="172033"/>
-                <w:sz w:val="18"/>
-              </w:rPr>
-              <w:t>较长</w:t>
-            </w:r>
-          </w:p>
-        </w:tc>
-        <w:tc>
-          <w:tcPr>
-            <w:tcW w:type="dxa" w:w="3437"/>
-            <w:vAlign w:val="center"/>
-            <w:tcBorders>
-              <w:top w:val="single" w:sz="6" w:color="CCD5E1"/>
-              <w:left w:val="single" w:sz="6" w:color="CCD5E1"/>
-              <w:bottom w:val="single" w:sz="6" w:color="CCD5E1"/>
-              <w:right w:val="single" w:sz="6" w:color="CCD5E1"/>
-              <w:insideH w:val="single" w:sz="6" w:color="CCD5E1"/>
-              <w:insideV w:val="single" w:sz="6" w:color="CCD5E1"/>
-            </w:tcBorders>
-            <w:shd w:fill="F3F5F8"/>
-          </w:tcPr>
-          <w:p>
-            <w:pPr>
-              <w:spacing w:before="30" w:after="30"/>
-            </w:pPr>
-            <w:r>
-              <w:rPr>
-                <w:color w:val="172033"/>
-                <w:sz w:val="18"/>
-              </w:rPr>
-              <w:t>通常更简单</w:t>
-            </w:r>
-          </w:p>
-        </w:tc>
-      </w:tr>
-      <w:tr>
-        <w:trPr>
-          <w:cantSplit/>
-        </w:trPr>
-        <w:tc>
-          <w:tcPr>
-            <w:tcW w:type="dxa" w:w="3437"/>
-            <w:vAlign w:val="center"/>
-            <w:tcBorders>
-              <w:top w:val="single" w:sz="6" w:color="CCD5E1"/>
-              <w:left w:val="single" w:sz="6" w:color="CCD5E1"/>
-              <w:bottom w:val="single" w:sz="6" w:color="CCD5E1"/>
-              <w:right w:val="single" w:sz="6" w:color="CCD5E1"/>
-              <w:insideH w:val="single" w:sz="6" w:color="CCD5E1"/>
-              <w:insideV w:val="single" w:sz="6" w:color="CCD5E1"/>
-            </w:tcBorders>
-            <w:shd w:fill="FFFFFF"/>
-          </w:tcPr>
-          <w:p>
-            <w:pPr>
-              <w:spacing w:before="30" w:after="30"/>
-            </w:pPr>
-            <w:r>
-              <w:rPr>
-                <w:color w:val="172033"/>
-                <w:sz w:val="18"/>
-              </w:rPr>
-              <w:t>数据类型适配</w:t>
-            </w:r>
-          </w:p>
-        </w:tc>
-        <w:tc>
-          <w:tcPr>
-            <w:tcW w:type="dxa" w:w="3437"/>
-            <w:vAlign w:val="center"/>
-            <w:tcBorders>
-              <w:top w:val="single" w:sz="6" w:color="CCD5E1"/>
-              <w:left w:val="single" w:sz="6" w:color="CCD5E1"/>
-              <w:bottom w:val="single" w:sz="6" w:color="CCD5E1"/>
-              <w:right w:val="single" w:sz="6" w:color="CCD5E1"/>
-              <w:insideH w:val="single" w:sz="6" w:color="CCD5E1"/>
-              <w:insideV w:val="single" w:sz="6" w:color="CCD5E1"/>
-            </w:tcBorders>
-            <w:shd w:fill="FFFFFF"/>
-          </w:tcPr>
-          <w:p>
-            <w:pPr>
-              <w:spacing w:before="30" w:after="30"/>
-            </w:pPr>
-            <w:r>
-              <w:rPr>
-                <w:color w:val="172033"/>
-                <w:sz w:val="18"/>
-              </w:rPr>
-              <w:t>自己维护</w:t>
-            </w:r>
-          </w:p>
-        </w:tc>
-        <w:tc>
-          <w:tcPr>
-            <w:tcW w:type="dxa" w:w="3437"/>
-            <w:vAlign w:val="center"/>
-            <w:tcBorders>
-              <w:top w:val="single" w:sz="6" w:color="CCD5E1"/>
-              <w:left w:val="single" w:sz="6" w:color="CCD5E1"/>
-              <w:bottom w:val="single" w:sz="6" w:color="CCD5E1"/>
-              <w:right w:val="single" w:sz="6" w:color="CCD5E1"/>
-              <w:insideH w:val="single" w:sz="6" w:color="CCD5E1"/>
-              <w:insideV w:val="single" w:sz="6" w:color="CCD5E1"/>
-            </w:tcBorders>
-            <w:shd w:fill="FFFFFF"/>
-          </w:tcPr>
-          <w:p>
-            <w:pPr>
-              <w:spacing w:before="30" w:after="30"/>
-            </w:pPr>
-            <w:r>
-              <w:rPr>
-                <w:color w:val="172033"/>
-                <w:sz w:val="18"/>
-              </w:rPr>
-              <w:t>厂商维护</w:t>
-            </w:r>
-          </w:p>
-        </w:tc>
-      </w:tr>
-      <w:tr>
-        <w:trPr>
-          <w:cantSplit/>
-        </w:trPr>
-        <w:tc>
-          <w:tcPr>
-            <w:tcW w:type="dxa" w:w="3437"/>
-            <w:vAlign w:val="center"/>
-            <w:tcBorders>
-              <w:top w:val="single" w:sz="6" w:color="CCD5E1"/>
-              <w:left w:val="single" w:sz="6" w:color="CCD5E1"/>
-              <w:bottom w:val="single" w:sz="6" w:color="CCD5E1"/>
-              <w:right w:val="single" w:sz="6" w:color="CCD5E1"/>
-              <w:insideH w:val="single" w:sz="6" w:color="CCD5E1"/>
-              <w:insideV w:val="single" w:sz="6" w:color="CCD5E1"/>
-            </w:tcBorders>
-            <w:shd w:fill="F3F5F8"/>
-          </w:tcPr>
-          <w:p>
-            <w:pPr>
-              <w:spacing w:before="30" w:after="30"/>
-            </w:pPr>
-            <w:r>
-              <w:rPr>
-                <w:color w:val="172033"/>
-                <w:sz w:val="18"/>
-              </w:rPr>
-              <w:t>自动化稳定性</w:t>
-            </w:r>
-          </w:p>
-        </w:tc>
-        <w:tc>
-          <w:tcPr>
-            <w:tcW w:type="dxa" w:w="3437"/>
-            <w:vAlign w:val="center"/>
-            <w:tcBorders>
-              <w:top w:val="single" w:sz="6" w:color="CCD5E1"/>
-              <w:left w:val="single" w:sz="6" w:color="CCD5E1"/>
-              <w:bottom w:val="single" w:sz="6" w:color="CCD5E1"/>
-              <w:right w:val="single" w:sz="6" w:color="CCD5E1"/>
-              <w:insideH w:val="single" w:sz="6" w:color="CCD5E1"/>
-              <w:insideV w:val="single" w:sz="6" w:color="CCD5E1"/>
-            </w:tcBorders>
-            <w:shd w:fill="F3F5F8"/>
-          </w:tcPr>
-          <w:p>
-            <w:pPr>
-              <w:spacing w:before="30" w:after="30"/>
-            </w:pPr>
-            <w:r>
-              <w:rPr>
-                <w:color w:val="172033"/>
-                <w:sz w:val="18"/>
-              </w:rPr>
-              <w:t>受快捷指令限制</w:t>
-            </w:r>
-          </w:p>
-        </w:tc>
-        <w:tc>
-          <w:tcPr>
-            <w:tcW w:type="dxa" w:w="3437"/>
-            <w:vAlign w:val="center"/>
-            <w:tcBorders>
-              <w:top w:val="single" w:sz="6" w:color="CCD5E1"/>
-              <w:left w:val="single" w:sz="6" w:color="CCD5E1"/>
-              <w:bottom w:val="single" w:sz="6" w:color="CCD5E1"/>
-              <w:right w:val="single" w:sz="6" w:color="CCD5E1"/>
-              <w:insideH w:val="single" w:sz="6" w:color="CCD5E1"/>
-              <w:insideV w:val="single" w:sz="6" w:color="CCD5E1"/>
-            </w:tcBorders>
-            <w:shd w:fill="F3F5F8"/>
-          </w:tcPr>
-          <w:p>
-            <w:pPr>
-              <w:spacing w:before="30" w:after="30"/>
-            </w:pPr>
-            <w:r>
-              <w:rPr>
-                <w:color w:val="172033"/>
-                <w:sz w:val="18"/>
-              </w:rPr>
-              <w:t>往往更成熟</w:t>
-            </w:r>
-          </w:p>
-        </w:tc>
-      </w:tr>
-      <w:tr>
-        <w:trPr>
-          <w:cantSplit/>
-        </w:trPr>
-        <w:tc>
-          <w:tcPr>
-            <w:tcW w:type="dxa" w:w="3437"/>
-            <w:vAlign w:val="center"/>
-            <w:tcBorders>
-              <w:top w:val="single" w:sz="6" w:color="CCD5E1"/>
-              <w:left w:val="single" w:sz="6" w:color="CCD5E1"/>
-              <w:bottom w:val="single" w:sz="6" w:color="CCD5E1"/>
-              <w:right w:val="single" w:sz="6" w:color="CCD5E1"/>
-              <w:insideH w:val="single" w:sz="6" w:color="CCD5E1"/>
-              <w:insideV w:val="single" w:sz="6" w:color="CCD5E1"/>
-            </w:tcBorders>
-            <w:shd w:fill="FFFFFF"/>
-          </w:tcPr>
-          <w:p>
-            <w:pPr>
-              <w:spacing w:before="30" w:after="30"/>
-            </w:pPr>
-            <w:r>
-              <w:rPr>
-                <w:color w:val="172033"/>
-                <w:sz w:val="18"/>
-              </w:rPr>
-              <w:t>可检查代码</w:t>
-            </w:r>
-          </w:p>
-        </w:tc>
-        <w:tc>
-          <w:tcPr>
-            <w:tcW w:type="dxa" w:w="3437"/>
-            <w:vAlign w:val="center"/>
-            <w:tcBorders>
-              <w:top w:val="single" w:sz="6" w:color="CCD5E1"/>
-              <w:left w:val="single" w:sz="6" w:color="CCD5E1"/>
-              <w:bottom w:val="single" w:sz="6" w:color="CCD5E1"/>
-              <w:right w:val="single" w:sz="6" w:color="CCD5E1"/>
-              <w:insideH w:val="single" w:sz="6" w:color="CCD5E1"/>
-              <w:insideV w:val="single" w:sz="6" w:color="CCD5E1"/>
-            </w:tcBorders>
-            <w:shd w:fill="FFFFFF"/>
-          </w:tcPr>
-          <w:p>
-            <w:pPr>
-              <w:spacing w:before="30" w:after="30"/>
-            </w:pPr>
-            <w:r>
-              <w:rPr>
-                <w:color w:val="172033"/>
-                <w:sz w:val="18"/>
-              </w:rPr>
-              <w:t>可以</w:t>
-            </w:r>
-          </w:p>
-        </w:tc>
-        <w:tc>
-          <w:tcPr>
-            <w:tcW w:type="dxa" w:w="3437"/>
-            <w:vAlign w:val="center"/>
-            <w:tcBorders>
-              <w:top w:val="single" w:sz="6" w:color="CCD5E1"/>
-              <w:left w:val="single" w:sz="6" w:color="CCD5E1"/>
-              <w:bottom w:val="single" w:sz="6" w:color="CCD5E1"/>
-              <w:right w:val="single" w:sz="6" w:color="CCD5E1"/>
-              <w:insideH w:val="single" w:sz="6" w:color="CCD5E1"/>
-              <w:insideV w:val="single" w:sz="6" w:color="CCD5E1"/>
-            </w:tcBorders>
-            <w:shd w:fill="FFFFFF"/>
-          </w:tcPr>
-          <w:p>
-            <w:pPr>
-              <w:spacing w:before="30" w:after="30"/>
-            </w:pPr>
-            <w:r>
-              <w:rPr>
-                <w:color w:val="172033"/>
-                <w:sz w:val="18"/>
-              </w:rPr>
-              <w:t>通常不可以</w:t>
-            </w:r>
-          </w:p>
-        </w:tc>
-      </w:tr>
-      <w:tr>
-        <w:trPr>
-          <w:cantSplit/>
-        </w:trPr>
-        <w:tc>
-          <w:tcPr>
-            <w:tcW w:type="dxa" w:w="3437"/>
-            <w:vAlign w:val="center"/>
-            <w:tcBorders>
-              <w:top w:val="single" w:sz="6" w:color="CCD5E1"/>
-              <w:left w:val="single" w:sz="6" w:color="CCD5E1"/>
-              <w:bottom w:val="single" w:sz="6" w:color="CCD5E1"/>
-              <w:right w:val="single" w:sz="6" w:color="CCD5E1"/>
-              <w:insideH w:val="single" w:sz="6" w:color="CCD5E1"/>
-              <w:insideV w:val="single" w:sz="6" w:color="CCD5E1"/>
-            </w:tcBorders>
-            <w:shd w:fill="F3F5F8"/>
-          </w:tcPr>
-          <w:p>
-            <w:pPr>
-              <w:spacing w:before="30" w:after="30"/>
-            </w:pPr>
-            <w:r>
-              <w:rPr>
-                <w:color w:val="172033"/>
-                <w:sz w:val="18"/>
-              </w:rPr>
-              <w:t>电脑是否常开</w:t>
-            </w:r>
-          </w:p>
-        </w:tc>
-        <w:tc>
-          <w:tcPr>
-            <w:tcW w:type="dxa" w:w="3437"/>
-            <w:vAlign w:val="center"/>
-            <w:tcBorders>
-              <w:top w:val="single" w:sz="6" w:color="CCD5E1"/>
-              <w:left w:val="single" w:sz="6" w:color="CCD5E1"/>
-              <w:bottom w:val="single" w:sz="6" w:color="CCD5E1"/>
-              <w:right w:val="single" w:sz="6" w:color="CCD5E1"/>
-              <w:insideH w:val="single" w:sz="6" w:color="CCD5E1"/>
-              <w:insideV w:val="single" w:sz="6" w:color="CCD5E1"/>
-            </w:tcBorders>
-            <w:shd w:fill="F3F5F8"/>
-          </w:tcPr>
-          <w:p>
-            <w:pPr>
-              <w:spacing w:before="30" w:after="30"/>
-            </w:pPr>
-            <w:r>
-              <w:rPr>
-                <w:color w:val="172033"/>
-                <w:sz w:val="18"/>
-              </w:rPr>
-              <w:t>不需要</w:t>
-            </w:r>
-          </w:p>
-        </w:tc>
-        <w:tc>
-          <w:tcPr>
-            <w:tcW w:type="dxa" w:w="3437"/>
-            <w:vAlign w:val="center"/>
-            <w:tcBorders>
-              <w:top w:val="single" w:sz="6" w:color="CCD5E1"/>
-              <w:left w:val="single" w:sz="6" w:color="CCD5E1"/>
-              <w:bottom w:val="single" w:sz="6" w:color="CCD5E1"/>
-              <w:right w:val="single" w:sz="6" w:color="CCD5E1"/>
-              <w:insideH w:val="single" w:sz="6" w:color="CCD5E1"/>
-              <w:insideV w:val="single" w:sz="6" w:color="CCD5E1"/>
-            </w:tcBorders>
-            <w:shd w:fill="F3F5F8"/>
-          </w:tcPr>
-          <w:p>
-            <w:pPr>
-              <w:spacing w:before="30" w:after="30"/>
-            </w:pPr>
-            <w:r>
-              <w:rPr>
-                <w:color w:val="172033"/>
-                <w:sz w:val="18"/>
-              </w:rPr>
-              <w:t>通常也不需要</w:t>
-            </w:r>
-          </w:p>
-        </w:tc>
-      </w:tr>
-    </w:tbl>
-    <w:p>
-      <w:pPr>
-        <w:spacing w:after="0"/>
-      </w:pPr>
-    </w:p>
-    <w:p>
-      <w:pPr>
-        <w:spacing w:after="40"/>
-      </w:pPr>
-    </w:p>
-    <w:p>
-      <w:pPr>
-        <w:pStyle w:val="Heading1"/>
-      </w:pPr>
-      <w:r>
-        <w:t xml:space="preserve"> 13. 出错时只看这里</w:t>
-      </w:r>
-    </w:p>
-    <w:p>
-      <w:pPr>
-        <w:pStyle w:val="Heading2"/>
-      </w:pPr>
-      <w:r>
-        <w:t>浏览器打开 /healthz 不是 ok: true</w:t>
-      </w:r>
-    </w:p>
-    <w:p>
-      <w:pPr>
-        <w:pStyle w:val="ListBullet"/>
-      </w:pPr>
-      <w:r>
-        <w:rPr>
-          <w:color w:val="172033"/>
-        </w:rPr>
-        <w:t>检查 Worker 地址有没有抄错。</w:t>
-      </w:r>
-    </w:p>
-    <w:p>
-      <w:pPr>
-        <w:pStyle w:val="ListBullet"/>
-      </w:pPr>
-      <w:r>
-        <w:rPr>
-          <w:color w:val="172033"/>
-        </w:rPr>
-        <w:t xml:space="preserve">重新运行 </w:t>
-      </w:r>
-      <w:r>
-        <w:rPr>
-          <w:rFonts w:ascii="Consolas" w:hAnsi="Consolas"/>
-          <w:color w:val="0F766E"/>
-          <w:sz w:val="18"/>
-        </w:rPr>
-        <w:t>npm run deploy</w:t>
-      </w:r>
-      <w:r>
-        <w:rPr>
-          <w:color w:val="172033"/>
-        </w:rPr>
-        <w:t>。</w:t>
-      </w:r>
-    </w:p>
-    <w:p>
-      <w:pPr>
-        <w:pStyle w:val="Heading2"/>
-      </w:pPr>
-      <w:r>
-        <w:t>快捷指令说 401 或“上传钥匙不对”</w:t>
-      </w:r>
-    </w:p>
-    <w:p>
-      <w:pPr>
-        <w:pStyle w:val="ListBullet"/>
-      </w:pPr>
-      <w:r>
-        <w:rPr>
-          <w:color w:val="172033"/>
-        </w:rPr>
-        <w:t xml:space="preserve">请求头名字必须是 </w:t>
+        <w:t xml:space="preserve">6.　再给 </w:t>
       </w:r>
       <w:r>
         <w:rPr>
@@ -7341,18 +4577,250 @@
         <w:rPr>
           <w:color w:val="172033"/>
         </w:rPr>
-        <w:t>。</w:t>
+        <w:t xml:space="preserve"> 的内容添加一个问题。</w:t>
       </w:r>
     </w:p>
     <w:p>
       <w:pPr>
-        <w:pStyle w:val="ListBullet"/>
+        <w:ind w:left="397" w:hanging="283"/>
       </w:pPr>
       <w:r>
         <w:rPr>
           <w:color w:val="172033"/>
         </w:rPr>
-        <w:t xml:space="preserve">内容必须是第一把 </w:t>
+        <w:t>7.　问题写“请粘贴 iPhone 上传钥匙”。</w:t>
+      </w:r>
+    </w:p>
+    <w:p>
+      <w:r>
+        <w:rPr>
+          <w:color w:val="172033"/>
+        </w:rPr>
+        <w:t>睡眠快捷指令也这样做。</w:t>
+      </w:r>
+    </w:p>
+    <w:p>
+      <w:r>
+        <w:rPr>
+          <w:color w:val="172033"/>
+        </w:rPr>
+        <w:t>导入问题会清掉群主自己的地址和钥匙，避免把隐私分享出去。</w:t>
+      </w:r>
+    </w:p>
+    <w:p>
+      <w:pPr>
+        <w:pStyle w:val="Heading2"/>
+      </w:pPr>
+      <w:r>
+        <w:t>18. 分享 iCloud 链接</w:t>
+      </w:r>
+    </w:p>
+    <w:p>
+      <w:pPr>
+        <w:ind w:left="397" w:hanging="283"/>
+      </w:pPr>
+      <w:r>
+        <w:rPr>
+          <w:color w:val="172033"/>
+        </w:rPr>
+        <w:t>1.　在快捷指令编辑页点“分享”。</w:t>
+      </w:r>
+    </w:p>
+    <w:p>
+      <w:pPr>
+        <w:ind w:left="397" w:hanging="283"/>
+      </w:pPr>
+      <w:r>
+        <w:rPr>
+          <w:color w:val="172033"/>
+        </w:rPr>
+        <w:t>2.　选择“复制 iCloud 链接”。</w:t>
+      </w:r>
+    </w:p>
+    <w:p>
+      <w:pPr>
+        <w:ind w:left="397" w:hanging="283"/>
+      </w:pPr>
+      <w:r>
+        <w:rPr>
+          <w:color w:val="172033"/>
+        </w:rPr>
+        <w:t>3.　把两个链接发到群里。</w:t>
+      </w:r>
+    </w:p>
+    <w:p>
+      <w:pPr>
+        <w:keepNext/>
+      </w:pPr>
+      <w:r>
+        <w:rPr>
+          <w:color w:val="172033"/>
+        </w:rPr>
+        <w:t>以后群友只需：</w:t>
+      </w:r>
+    </w:p>
+    <w:p>
+      <w:pPr>
+        <w:pStyle w:val="CodeBlock"/>
+        <w:shd w:fill="101827"/>
+      </w:pPr>
+      <w:r>
+        <w:rPr>
+          <w:rFonts w:ascii="Consolas" w:hAnsi="Consolas"/>
+          <w:color w:val="F8FAFC"/>
+          <w:sz w:val="17"/>
+        </w:rPr>
+        <w:t>手机一键部署 → 打开 /setup → 点两个 iCloud 链接 → 填两项</w:t>
+      </w:r>
+    </w:p>
+    <w:p>
+      <w:r>
+        <w:rPr>
+          <w:color w:val="172033"/>
+        </w:rPr>
+        <w:t>全程不需要电脑。</w:t>
+      </w:r>
+    </w:p>
+    <w:p>
+      <w:pPr>
+        <w:spacing w:after="40"/>
+      </w:pPr>
+    </w:p>
+    <w:p>
+      <w:pPr>
+        <w:pStyle w:val="Heading1"/>
+      </w:pPr>
+      <w:r>
+        <w:t xml:space="preserve"> 优点</w:t>
+      </w:r>
+    </w:p>
+    <w:p>
+      <w:pPr>
+        <w:pStyle w:val="ListBullet"/>
+      </w:pPr>
+      <w:r>
+        <w:rPr>
+          <w:color w:val="172033"/>
+        </w:rPr>
+        <w:t>中国时区已经设好。</w:t>
+      </w:r>
+    </w:p>
+    <w:p>
+      <w:pPr>
+        <w:pStyle w:val="ListBullet"/>
+      </w:pPr>
+      <w:r>
+        <w:rPr>
+          <w:color w:val="172033"/>
+        </w:rPr>
+        <w:t>不安装 Node，不打开终端，不改代码。</w:t>
+      </w:r>
+    </w:p>
+    <w:p>
+      <w:pPr>
+        <w:pStyle w:val="ListBullet"/>
+      </w:pPr>
+      <w:r>
+        <w:rPr>
+          <w:color w:val="172033"/>
+        </w:rPr>
+        <w:t>数据库自动创建。</w:t>
+      </w:r>
+    </w:p>
+    <w:p>
+      <w:pPr>
+        <w:pStyle w:val="ListBullet"/>
+      </w:pPr>
+      <w:r>
+        <w:rPr>
+          <w:color w:val="172033"/>
+        </w:rPr>
+        <w:t>钥匙由手机网页自动生成。</w:t>
+      </w:r>
+    </w:p>
+    <w:p>
+      <w:pPr>
+        <w:pStyle w:val="ListBullet"/>
+      </w:pPr>
+      <w:r>
+        <w:rPr>
+          <w:color w:val="172033"/>
+        </w:rPr>
+        <w:t>每个人都有自己的云端、数据库和钥匙。</w:t>
+      </w:r>
+    </w:p>
+    <w:p>
+      <w:pPr>
+        <w:pStyle w:val="ListBullet"/>
+      </w:pPr>
+      <w:r>
+        <w:rPr>
+          <w:color w:val="172033"/>
+        </w:rPr>
+        <w:t>群主做好 iCloud 链接后，其他人不必手工搭快捷指令。</w:t>
+      </w:r>
+    </w:p>
+    <w:p>
+      <w:pPr>
+        <w:pStyle w:val="ListBullet"/>
+      </w:pPr>
+      <w:r>
+        <w:rPr>
+          <w:color w:val="172033"/>
+        </w:rPr>
+        <w:t>AI 只有 3 个只读工具。</w:t>
+      </w:r>
+    </w:p>
+    <w:p>
+      <w:pPr>
+        <w:pStyle w:val="Heading1"/>
+      </w:pPr>
+      <w:r>
+        <w:t xml:space="preserve"> 缺点</w:t>
+      </w:r>
+    </w:p>
+    <w:p>
+      <w:pPr>
+        <w:pStyle w:val="ListBullet"/>
+      </w:pPr>
+      <w:r>
+        <w:rPr>
+          <w:color w:val="172033"/>
+        </w:rPr>
+        <w:t>仍需注册 GitHub 与 Cloudflare。</w:t>
+      </w:r>
+    </w:p>
+    <w:p>
+      <w:pPr>
+        <w:pStyle w:val="ListBullet"/>
+      </w:pPr>
+      <w:r>
+        <w:rPr>
+          <w:color w:val="172033"/>
+        </w:rPr>
+        <w:t>第一次部署要等待 Cloudflare 构建。</w:t>
+      </w:r>
+    </w:p>
+    <w:p>
+      <w:pPr>
+        <w:pStyle w:val="ListBullet"/>
+      </w:pPr>
+      <w:r>
+        <w:rPr>
+          <w:color w:val="172033"/>
+        </w:rPr>
+        <w:t>群主必须用一台真实 iPhone 做好并分享快捷指令。</w:t>
+      </w:r>
+    </w:p>
+    <w:p>
+      <w:pPr>
+        <w:pStyle w:val="ListBullet"/>
+      </w:pPr>
+      <w:r>
+        <w:rPr>
+          <w:color w:val="172033"/>
+        </w:rPr>
+        <w:t>中国大陆访问 GitHub、Cloudflare、</w:t>
       </w:r>
       <w:r>
         <w:rPr>
@@ -7360,21 +4828,13 @@
           <w:color w:val="0F766E"/>
           <w:sz w:val="18"/>
         </w:rPr>
-        <w:t>UPLOAD_KEY</w:t>
+        <w:t>workers.dev</w:t>
       </w:r>
       <w:r>
         <w:rPr>
           <w:color w:val="172033"/>
         </w:rPr>
-        <w:t>，前后不要多空格。</w:t>
-      </w:r>
-    </w:p>
-    <w:p>
-      <w:pPr>
-        <w:pStyle w:val="Heading2"/>
-      </w:pPr>
-      <w:r>
-        <w:t>AI 说 401 或“MCP 钥匙不对”</w:t>
+        <w:t xml:space="preserve"> 可能不稳定。</w:t>
       </w:r>
     </w:p>
     <w:p>
@@ -7385,21 +4845,18 @@
         <w:rPr>
           <w:color w:val="172033"/>
         </w:rPr>
-        <w:t xml:space="preserve">AI 要用第二把 </w:t>
+        <w:t>iPhone 自动化偶尔会延迟或漏跑，不是严格实时。</w:t>
       </w:r>
-      <w:r>
-        <w:rPr>
-          <w:rFonts w:ascii="Consolas" w:hAnsi="Consolas"/>
-          <w:color w:val="0F766E"/>
-          <w:sz w:val="18"/>
-        </w:rPr>
-        <w:t>MCP_ACCESS_KEY</w:t>
-      </w:r>
+    </w:p>
+    <w:p>
+      <w:pPr>
+        <w:pStyle w:val="ListBullet"/>
+      </w:pPr>
       <w:r>
         <w:rPr>
           <w:color w:val="172033"/>
         </w:rPr>
-        <w:t>。</w:t>
+        <w:t>健康数据存放在第三方云端。</w:t>
       </w:r>
     </w:p>
     <w:p>
@@ -7410,411 +4867,43 @@
         <w:rPr>
           <w:color w:val="172033"/>
         </w:rPr>
-        <w:t xml:space="preserve">请求头必须是 </w:t>
+        <w:t>免费额度和平台规则以后可能变化。</w:t>
       </w:r>
-      <w:r>
-        <w:rPr>
-          <w:rFonts w:ascii="Consolas" w:hAnsi="Consolas"/>
-          <w:color w:val="0F766E"/>
-          <w:sz w:val="18"/>
-        </w:rPr>
-        <w:t>Authorization: Bearer 第二把钥匙</w:t>
-      </w:r>
+    </w:p>
+    <w:p>
+      <w:pPr>
+        <w:pStyle w:val="ListBullet"/>
+      </w:pPr>
       <w:r>
         <w:rPr>
           <w:color w:val="172033"/>
         </w:rPr>
-        <w:t>。</w:t>
+        <w:t>不能用于诊断、急救或替代医生。</w:t>
       </w:r>
     </w:p>
     <w:p>
       <w:pPr>
-        <w:pStyle w:val="Heading2"/>
+        <w:spacing w:after="40"/>
+      </w:pPr>
+    </w:p>
+    <w:p>
+      <w:pPr>
+        <w:pStyle w:val="Heading1"/>
       </w:pPr>
       <w:r>
-        <w:t>上传成功，但 AI 看不到睡眠</w:t>
+        <w:t xml:space="preserve"> 最后检查</w:t>
       </w:r>
     </w:p>
     <w:p>
       <w:pPr>
-        <w:pStyle w:val="ListBullet"/>
+        <w:keepNext/>
+        <w:ind w:left="397"/>
       </w:pPr>
       <w:r>
         <w:rPr>
           <w:color w:val="172033"/>
         </w:rPr>
-        <w:t>打开 iPhone“健康”，先确认里面真的有睡眠阶段。</w:t>
-      </w:r>
-    </w:p>
-    <w:p>
-      <w:pPr>
-        <w:pStyle w:val="ListBullet"/>
-      </w:pPr>
-      <w:r>
-        <w:rPr>
-          <w:color w:val="172033"/>
-        </w:rPr>
-        <w:t>给快捷指令“健康”读取权限。</w:t>
-      </w:r>
-    </w:p>
-    <w:p>
-      <w:pPr>
-        <w:pStyle w:val="ListBullet"/>
-      </w:pPr>
-      <w:r>
-        <w:rPr>
-          <w:color w:val="172033"/>
-        </w:rPr>
-        <w:t>把日期范围暂时改成过去 2 天，手动运行一次。</w:t>
-      </w:r>
-    </w:p>
-    <w:p>
-      <w:pPr>
-        <w:pStyle w:val="ListBullet"/>
-      </w:pPr>
-      <w:r>
-        <w:rPr>
-          <w:color w:val="172033"/>
-        </w:rPr>
-        <w:t>睡眠刚结束时等几分钟再试。</w:t>
-      </w:r>
-    </w:p>
-    <w:p>
-      <w:pPr>
-        <w:pStyle w:val="Heading2"/>
-      </w:pPr>
-      <w:r>
-        <w:t>数据重复</w:t>
-      </w:r>
-    </w:p>
-    <w:p>
-      <w:r>
-        <w:rPr>
-          <w:color w:val="172033"/>
-        </w:rPr>
-        <w:t>同一种指标、同一个时间会覆盖旧记录，不会无限重复。睡眠则按夜晚更新。</w:t>
-      </w:r>
-    </w:p>
-    <w:p>
-      <w:pPr>
-        <w:pStyle w:val="Heading2"/>
-      </w:pPr>
-      <w:r>
-        <w:t>钥匙发到群里了</w:t>
-      </w:r>
-    </w:p>
-    <w:p>
-      <w:pPr>
-        <w:keepNext/>
-      </w:pPr>
-      <w:r>
-        <w:rPr>
-          <w:color w:val="172033"/>
-        </w:rPr>
-        <w:t>重新运行：</w:t>
-      </w:r>
-    </w:p>
-    <w:p>
-      <w:pPr>
-        <w:pStyle w:val="CodeBlock"/>
-        <w:shd w:fill="101827"/>
-      </w:pPr>
-      <w:r>
-        <w:rPr>
-          <w:rFonts w:ascii="Consolas" w:hAnsi="Consolas"/>
-          <w:color w:val="F8FAFC"/>
-          <w:sz w:val="17"/>
-        </w:rPr>
-        <w:t>npm run make-keys</w:t>
-        <w:br/>
-        <w:t>npx wrangler secret put UPLOAD_KEY</w:t>
-        <w:br/>
-        <w:t>npx wrangler secret put MCP_ACCESS_KEY</w:t>
-      </w:r>
-    </w:p>
-    <w:p>
-      <w:r>
-        <w:rPr>
-          <w:color w:val="172033"/>
-        </w:rPr>
-        <w:t>然后把 iPhone 与 AI 里的钥匙一起换掉。</w:t>
-      </w:r>
-    </w:p>
-    <w:p>
-      <w:pPr>
-        <w:spacing w:after="40"/>
-      </w:pPr>
-    </w:p>
-    <w:p>
-      <w:pPr>
-        <w:pStyle w:val="Heading1"/>
-      </w:pPr>
-      <w:r>
-        <w:t xml:space="preserve"> 14. 隐私底线</w:t>
-      </w:r>
-    </w:p>
-    <w:p>
-      <w:pPr>
-        <w:pStyle w:val="ListBullet"/>
-      </w:pPr>
-      <w:r>
-        <w:rPr>
-          <w:color w:val="172033"/>
-        </w:rPr>
-        <w:t>不共用 Worker、数据库或钥匙。</w:t>
-      </w:r>
-    </w:p>
-    <w:p>
-      <w:pPr>
-        <w:pStyle w:val="ListBullet"/>
-      </w:pPr>
-      <w:r>
-        <w:rPr>
-          <w:color w:val="172033"/>
-        </w:rPr>
-        <w:t>不把真实健康 JSON 发到公开 Issue。</w:t>
-      </w:r>
-    </w:p>
-    <w:p>
-      <w:pPr>
-        <w:pStyle w:val="ListBullet"/>
-      </w:pPr>
-      <w:r>
-        <w:rPr>
-          <w:color w:val="172033"/>
-        </w:rPr>
-        <w:t xml:space="preserve">不公开 </w:t>
-      </w:r>
-      <w:r>
-        <w:rPr>
-          <w:rFonts w:ascii="Consolas" w:hAnsi="Consolas"/>
-          <w:color w:val="0F766E"/>
-          <w:sz w:val="18"/>
-        </w:rPr>
-        <w:t>my-keys.local</w:t>
-      </w:r>
-      <w:r>
-        <w:rPr>
-          <w:color w:val="172033"/>
-        </w:rPr>
-        <w:t>。</w:t>
-      </w:r>
-    </w:p>
-    <w:p>
-      <w:pPr>
-        <w:pStyle w:val="ListBullet"/>
-      </w:pPr>
-      <w:r>
-        <w:rPr>
-          <w:color w:val="172033"/>
-        </w:rPr>
-        <w:t>不在群截图里露出完整 Worker 地址和钥匙。</w:t>
-      </w:r>
-    </w:p>
-    <w:p>
-      <w:pPr>
-        <w:pStyle w:val="ListBullet"/>
-      </w:pPr>
-      <w:r>
-        <w:rPr>
-          <w:color w:val="172033"/>
-        </w:rPr>
-        <w:t>只连接自己信任的 AI。</w:t>
-      </w:r>
-    </w:p>
-    <w:p>
-      <w:pPr>
-        <w:pStyle w:val="ListBullet"/>
-      </w:pPr>
-      <w:r>
-        <w:rPr>
-          <w:color w:val="172033"/>
-        </w:rPr>
-        <w:t>介意云端保存健康数据的人，不要使用本方案。</w:t>
-      </w:r>
-    </w:p>
-    <w:p>
-      <w:pPr>
-        <w:keepNext/>
-      </w:pPr>
-      <w:r>
-        <w:rPr>
-          <w:color w:val="172033"/>
-        </w:rPr>
-        <w:t>代码默认保留：</w:t>
-      </w:r>
-    </w:p>
-    <w:p>
-      <w:pPr>
-        <w:pStyle w:val="ListBullet"/>
-      </w:pPr>
-      <w:r>
-        <w:rPr>
-          <w:color w:val="172033"/>
-        </w:rPr>
-        <w:t>普通健康明细约 35 天。</w:t>
-      </w:r>
-    </w:p>
-    <w:p>
-      <w:pPr>
-        <w:pStyle w:val="ListBullet"/>
-      </w:pPr>
-      <w:r>
-        <w:rPr>
-          <w:color w:val="172033"/>
-        </w:rPr>
-        <w:t>睡眠约 120 天。</w:t>
-      </w:r>
-    </w:p>
-    <w:p>
-      <w:r>
-        <w:rPr>
-          <w:color w:val="172033"/>
-        </w:rPr>
-        <w:t xml:space="preserve">每天会清理更旧的数据。可在 </w:t>
-      </w:r>
-      <w:r>
-        <w:rPr>
-          <w:rFonts w:ascii="Consolas" w:hAnsi="Consolas"/>
-          <w:color w:val="0F766E"/>
-          <w:sz w:val="18"/>
-        </w:rPr>
-        <w:t>wrangler.toml</w:t>
-      </w:r>
-      <w:r>
-        <w:rPr>
-          <w:color w:val="172033"/>
-        </w:rPr>
-        <w:t xml:space="preserve"> 修改天数。</w:t>
-      </w:r>
-    </w:p>
-    <w:p>
-      <w:pPr>
-        <w:spacing w:after="40"/>
-      </w:pPr>
-    </w:p>
-    <w:p>
-      <w:pPr>
-        <w:pStyle w:val="Heading1"/>
-      </w:pPr>
-      <w:r>
-        <w:t xml:space="preserve"> 15. 它为什么有机会免费？</w:t>
-      </w:r>
-    </w:p>
-    <w:p>
-      <w:r>
-        <w:rPr>
-          <w:color w:val="172033"/>
-        </w:rPr>
-        <w:t>Cloudflare 当前默认提供 Workers 免费计划；官方文档列出的免费额度包括每天 100,000 次 Worker 请求，D1 也有每天的免费读写额度。个人每天上传几次、聊天时偶尔读取，通常离这个数量很远。但平台以后可能调整规则，所以请以官方页面为准。</w:t>
-      </w:r>
-    </w:p>
-    <w:p>
-      <w:pPr>
-        <w:keepNext/>
-      </w:pPr>
-      <w:r>
-        <w:rPr>
-          <w:color w:val="172033"/>
-        </w:rPr>
-        <w:t>官方参考：</w:t>
-      </w:r>
-    </w:p>
-    <w:p>
-      <w:pPr>
-        <w:pStyle w:val="ListBullet"/>
-      </w:pPr>
-      <w:hyperlink r:id="rId13">
-        <w:r>
-          <w:rPr>
-            <w:color w:val="2563EB"/>
-            <w:u w:val="single"/>
-          </w:rPr>
-          <w:t>Cloudflare D1 入门与部署命令</w:t>
-        </w:r>
-      </w:hyperlink>
-    </w:p>
-    <w:p>
-      <w:pPr>
-        <w:pStyle w:val="ListBullet"/>
-      </w:pPr>
-      <w:hyperlink r:id="rId14">
-        <w:r>
-          <w:rPr>
-            <w:color w:val="2563EB"/>
-            <w:u w:val="single"/>
-          </w:rPr>
-          <w:t>Cloudflare Worker 密钥说明</w:t>
-        </w:r>
-      </w:hyperlink>
-    </w:p>
-    <w:p>
-      <w:pPr>
-        <w:pStyle w:val="ListBullet"/>
-      </w:pPr>
-      <w:hyperlink r:id="rId15">
-        <w:r>
-          <w:rPr>
-            <w:color w:val="2563EB"/>
-            <w:u w:val="single"/>
-          </w:rPr>
-          <w:t>Cloudflare Workers 当前价格与免费额度</w:t>
-        </w:r>
-      </w:hyperlink>
-    </w:p>
-    <w:p>
-      <w:pPr>
-        <w:pStyle w:val="ListBullet"/>
-      </w:pPr>
-      <w:hyperlink r:id="rId16">
-        <w:r>
-          <w:rPr>
-            <w:color w:val="2563EB"/>
-            <w:u w:val="single"/>
-          </w:rPr>
-          <w:t>Apple：快捷指令可以查找健康样本</w:t>
-        </w:r>
-      </w:hyperlink>
-    </w:p>
-    <w:p>
-      <w:pPr>
-        <w:pStyle w:val="ListBullet"/>
-      </w:pPr>
-      <w:hyperlink r:id="rId17">
-        <w:r>
-          <w:rPr>
-            <w:color w:val="2563EB"/>
-            <w:u w:val="single"/>
-          </w:rPr>
-          <w:t>Apple：快捷指令如何用 POST 发送 JSON</w:t>
-        </w:r>
-      </w:hyperlink>
-    </w:p>
-    <w:p>
-      <w:pPr>
-        <w:pStyle w:val="ListBullet"/>
-      </w:pPr>
-      <w:hyperlink r:id="rId18">
-        <w:r>
-          <w:rPr>
-            <w:color w:val="2563EB"/>
-            <w:u w:val="single"/>
-          </w:rPr>
-          <w:t>Apple：时间、睡眠等自动化可设置为无需确认运行</w:t>
-        </w:r>
-      </w:hyperlink>
-    </w:p>
-    <w:p>
-      <w:pPr>
-        <w:spacing w:after="40"/>
-      </w:pPr>
-    </w:p>
-    <w:p>
-      <w:pPr>
-        <w:pStyle w:val="Heading1"/>
-      </w:pPr>
-      <w:r>
-        <w:t xml:space="preserve"> 16. 一张最终检查表</w:t>
+        <w:t>□ Cloudflare 部署显示成功。</w:t>
       </w:r>
     </w:p>
     <w:p>
@@ -7834,7 +4923,7 @@
           <w:color w:val="0F766E"/>
           <w:sz w:val="18"/>
         </w:rPr>
-        <w:t>/healthz</w:t>
+        <w:t>我的云地址/healthz</w:t>
       </w:r>
       <w:r>
         <w:rPr>
@@ -7850,81 +4939,11 @@
         </w:rPr>
         <w:t>ok: true</w:t>
       </w:r>
-    </w:p>
-    <w:p>
-      <w:pPr>
-        <w:keepNext/>
-        <w:ind w:left="397"/>
-      </w:pPr>
       <w:r>
         <w:rPr>
           <w:color w:val="172033"/>
         </w:rPr>
-        <w:t xml:space="preserve">□ 心率快捷指令手动运行显示 </w:t>
-      </w:r>
-      <w:r>
-        <w:rPr>
-          <w:rFonts w:ascii="Consolas" w:hAnsi="Consolas"/>
-          <w:color w:val="0F766E"/>
-          <w:sz w:val="18"/>
-        </w:rPr>
-        <w:t>ok: true</w:t>
-      </w:r>
-    </w:p>
-    <w:p>
-      <w:pPr>
-        <w:keepNext/>
-        <w:ind w:left="397"/>
-      </w:pPr>
-      <w:r>
-        <w:rPr>
-          <w:color w:val="172033"/>
-        </w:rPr>
-        <w:t xml:space="preserve">□ 睡眠快捷指令手动运行显示 </w:t>
-      </w:r>
-      <w:r>
-        <w:rPr>
-          <w:rFonts w:ascii="Consolas" w:hAnsi="Consolas"/>
-          <w:color w:val="0F766E"/>
-          <w:sz w:val="18"/>
-        </w:rPr>
-        <w:t>ok: true</w:t>
-      </w:r>
-    </w:p>
-    <w:p>
-      <w:pPr>
-        <w:keepNext/>
-        <w:ind w:left="397"/>
-      </w:pPr>
-      <w:r>
-        <w:rPr>
-          <w:color w:val="172033"/>
-        </w:rPr>
-        <w:t>□ 两个自动化都选了“立即运行”</w:t>
-      </w:r>
-    </w:p>
-    <w:p>
-      <w:pPr>
-        <w:keepNext/>
-        <w:ind w:left="397"/>
-      </w:pPr>
-      <w:r>
-        <w:rPr>
-          <w:color w:val="172033"/>
-        </w:rPr>
-        <w:t>□ AI 测试连接看到 3 个工具</w:t>
-      </w:r>
-    </w:p>
-    <w:p>
-      <w:pPr>
-        <w:keepNext/>
-        <w:ind w:left="397"/>
-      </w:pPr>
-      <w:r>
-        <w:rPr>
-          <w:color w:val="172033"/>
-        </w:rPr>
-        <w:t>□ AI 能回答“我昨晚睡了多久”</w:t>
+        <w:t>。</w:t>
       </w:r>
     </w:p>
     <w:p>
@@ -7944,13 +4963,101 @@
           <w:color w:val="0F766E"/>
           <w:sz w:val="18"/>
         </w:rPr>
-        <w:t>my-keys.local</w:t>
+        <w:t>/setup</w:t>
       </w:r>
       <w:r>
         <w:rPr>
           <w:color w:val="172033"/>
         </w:rPr>
-        <w:t xml:space="preserve"> 没有发给别人</w:t>
+        <w:t xml:space="preserve"> 成功生成四项内容。</w:t>
+      </w:r>
+    </w:p>
+    <w:p>
+      <w:pPr>
+        <w:keepNext/>
+        <w:ind w:left="397"/>
+      </w:pPr>
+      <w:r>
+        <w:rPr>
+          <w:color w:val="172033"/>
+        </w:rPr>
+        <w:t xml:space="preserve">□ 心率上传显示 </w:t>
+      </w:r>
+      <w:r>
+        <w:rPr>
+          <w:rFonts w:ascii="Consolas" w:hAnsi="Consolas"/>
+          <w:color w:val="0F766E"/>
+          <w:sz w:val="18"/>
+        </w:rPr>
+        <w:t>ok: true</w:t>
+      </w:r>
+      <w:r>
+        <w:rPr>
+          <w:color w:val="172033"/>
+        </w:rPr>
+        <w:t>。</w:t>
+      </w:r>
+    </w:p>
+    <w:p>
+      <w:pPr>
+        <w:keepNext/>
+        <w:ind w:left="397"/>
+      </w:pPr>
+      <w:r>
+        <w:rPr>
+          <w:color w:val="172033"/>
+        </w:rPr>
+        <w:t xml:space="preserve">□ 睡眠上传显示 </w:t>
+      </w:r>
+      <w:r>
+        <w:rPr>
+          <w:rFonts w:ascii="Consolas" w:hAnsi="Consolas"/>
+          <w:color w:val="0F766E"/>
+          <w:sz w:val="18"/>
+        </w:rPr>
+        <w:t>ok: true</w:t>
+      </w:r>
+      <w:r>
+        <w:rPr>
+          <w:color w:val="172033"/>
+        </w:rPr>
+        <w:t>。</w:t>
+      </w:r>
+    </w:p>
+    <w:p>
+      <w:pPr>
+        <w:keepNext/>
+        <w:ind w:left="397"/>
+      </w:pPr>
+      <w:r>
+        <w:rPr>
+          <w:color w:val="172033"/>
+        </w:rPr>
+        <w:t>□ 两个自动化选择“立即运行”。</w:t>
+      </w:r>
+    </w:p>
+    <w:p>
+      <w:pPr>
+        <w:keepNext/>
+        <w:ind w:left="397"/>
+      </w:pPr>
+      <w:r>
+        <w:rPr>
+          <w:color w:val="172033"/>
+        </w:rPr>
+        <w:t>□ AI 看到 3 个工具。</w:t>
+      </w:r>
+    </w:p>
+    <w:p>
+      <w:pPr>
+        <w:keepNext/>
+        <w:ind w:left="397"/>
+      </w:pPr>
+      <w:r>
+        <w:rPr>
+          <w:color w:val="172033"/>
+        </w:rPr>
+        <w:t>□ 没有把部署密码或钥匙发到群里。</w:t>
       </w:r>
     </w:p>
     <w:p>
@@ -7960,6 +5067,103 @@
         </w:rPr>
         <w:t>全部打勾，就完成了。</w:t>
       </w:r>
+    </w:p>
+    <w:p>
+      <w:pPr>
+        <w:spacing w:after="40"/>
+      </w:pPr>
+    </w:p>
+    <w:p>
+      <w:pPr>
+        <w:pStyle w:val="Heading1"/>
+      </w:pPr>
+      <w:r>
+        <w:t xml:space="preserve"> 官方依据</w:t>
+      </w:r>
+    </w:p>
+    <w:p>
+      <w:pPr>
+        <w:pStyle w:val="ListBullet"/>
+      </w:pPr>
+      <w:hyperlink r:id="rId12">
+        <w:r>
+          <w:rPr>
+            <w:color w:val="2563EB"/>
+            <w:u w:val="single"/>
+          </w:rPr>
+          <w:t>Cloudflare：一键部署会自动创建并绑定所需资源</w:t>
+        </w:r>
+      </w:hyperlink>
+    </w:p>
+    <w:p>
+      <w:pPr>
+        <w:pStyle w:val="ListBullet"/>
+      </w:pPr>
+      <w:hyperlink r:id="rId13">
+        <w:r>
+          <w:rPr>
+            <w:color w:val="2563EB"/>
+            <w:u w:val="single"/>
+          </w:rPr>
+          <w:t>Apple：快捷指令可以查找健康样本</w:t>
+        </w:r>
+      </w:hyperlink>
+    </w:p>
+    <w:p>
+      <w:pPr>
+        <w:pStyle w:val="ListBullet"/>
+      </w:pPr>
+      <w:hyperlink r:id="rId14">
+        <w:r>
+          <w:rPr>
+            <w:color w:val="2563EB"/>
+            <w:u w:val="single"/>
+          </w:rPr>
+          <w:t>Apple：快捷指令可以 POST JSON</w:t>
+        </w:r>
+      </w:hyperlink>
+    </w:p>
+    <w:p>
+      <w:pPr>
+        <w:pStyle w:val="ListBullet"/>
+      </w:pPr>
+      <w:hyperlink r:id="rId15">
+        <w:r>
+          <w:rPr>
+            <w:color w:val="2563EB"/>
+            <w:u w:val="single"/>
+          </w:rPr>
+          <w:t>Apple：时间、睡眠自动化可无需确认运行</w:t>
+        </w:r>
+      </w:hyperlink>
+    </w:p>
+    <w:p>
+      <w:pPr>
+        <w:pStyle w:val="ListBullet"/>
+      </w:pPr>
+      <w:hyperlink r:id="rId16">
+        <w:r>
+          <w:rPr>
+            <w:color w:val="2563EB"/>
+            <w:u w:val="single"/>
+          </w:rPr>
+          <w:t>Apple：共享快捷指令可添加导入问题</w:t>
+        </w:r>
+      </w:hyperlink>
+    </w:p>
+    <w:p>
+      <w:pPr>
+        <w:pStyle w:val="ListBullet"/>
+      </w:pPr>
+      <w:hyperlink r:id="rId17">
+        <w:r>
+          <w:rPr>
+            <w:color w:val="2563EB"/>
+            <w:u w:val="single"/>
+          </w:rPr>
+          <w:t>Apple：可复制 iCloud 链接分享快捷指令</w:t>
+        </w:r>
+      </w:hyperlink>
     </w:p>
     <w:sectPr>
       <w:headerReference w:type="default" r:id="rId9"/>
